--- a/대본/4부/13화_On_the_Record.docx
+++ b/대본/4부/13화_On_the_Record.docx
@@ -2,7 +2,7 @@
 <file path=word/document.xml><?xml version="1.0" encoding="utf-8"?>
 <w:document xmlns:w="http://schemas.openxmlformats.org/wordprocessingml/2006/main" xmlns:m="http://schemas.openxmlformats.org/officeDocument/2006/math" xmlns:r="http://schemas.openxmlformats.org/officeDocument/2006/relationships" xmlns:o="urn:schemas-microsoft-com:office:office" xmlns:v="urn:schemas-microsoft-com:vml" xmlns:w10="urn:schemas-microsoft-com:office:word" xmlns:a="http://schemas.openxmlformats.org/drawingml/2006/main" xmlns:pic="http://schemas.openxmlformats.org/drawingml/2006/picture" xmlns:wp="http://schemas.openxmlformats.org/drawingml/2006/wordprocessingDrawing">
   <w:body>
-    <w:bookmarkStart w:id="31" w:name="ship-it-4부-13화"/>
+    <w:bookmarkStart w:id="32" w:name="ship-it-4부-13화"/>
     <w:p>
       <w:pPr>
         <w:pStyle w:val="Heading1"/>
@@ -80,7 +80,7 @@
         <w:t xml:space="preserve"> </w:t>
       </w:r>
       <w:r>
-        <w:t xml:space="preserve">- 규칙: 지문 없음. 전 화 100% 「화자명: 대사」. 1턴 15단어 이내.</w:t>
+        <w:t xml:space="preserve">- 규칙: 지문 없음. 전 화 100% 「화자명: 대사」. 1턴 15단어 이내 + 긴 턴 10~15회(25~35단어).</w:t>
       </w:r>
       <w:r>
         <w:t xml:space="preserve"> </w:t>
@@ -403,13 +403,13 @@
         </w:numPr>
       </w:pPr>
       <w:r>
-        <w:t xml:space="preserve">DIANE: Especially then. Assume every word is printed. Next to your photo.</w:t>
-      </w:r>
-      <w:r>
-        <w:t xml:space="preserve"> </w:t>
-      </w:r>
-      <w:r>
-        <w:t xml:space="preserve">다이앤: 특히 그럴 때요. 모든 단어가 인쇄된다고 생각해요. 당신 사진 옆에.</w:t>
+        <w:t xml:space="preserve">DIANE: Especially then. Assume every word you say is printed, next to your photo, with your name under it. If you wouldn’t want to read it on Monday, don’t say it on Tuesday.</w:t>
+      </w:r>
+      <w:r>
+        <w:t xml:space="preserve"> </w:t>
+      </w:r>
+      <w:r>
+        <w:t xml:space="preserve">다이앤: 특히 그럴 때요. 당신이 하는 모든 단어가 인쇄된다고 생각해요. 당신 사진 옆에, 이름까지 붙어서. 월요일에 읽고 싶지 않은 말이면, 화요일에 하지 마요.</w:t>
       </w:r>
     </w:p>
     <w:p>
@@ -592,7 +592,7 @@
         </w:numPr>
       </w:pPr>
       <w:r>
-        <w:t xml:space="preserve">DIANE: Dodging is pretending. Bridging is honest.</w:t>
+        <w:t xml:space="preserve">DIANE: Dodging is pretending you didn’t hear the question. Bridging is honest, because</w:t>
       </w:r>
       <w:r>
         <w:t xml:space="preserve"> </w:t>
@@ -601,7 +601,7 @@
         <w:t xml:space="preserve">“</w:t>
       </w:r>
       <w:r>
-        <w:t xml:space="preserve">I can’t</w:t>
+        <w:t xml:space="preserve">I can’t comment</w:t>
       </w:r>
       <w:r>
         <w:t xml:space="preserve">”</w:t>
@@ -610,13 +610,13 @@
         <w:t xml:space="preserve"> </w:t>
       </w:r>
       <w:r>
-        <w:t xml:space="preserve">is a true sentence.</w:t>
-      </w:r>
-      <w:r>
-        <w:t xml:space="preserve"> </w:t>
-      </w:r>
-      <w:r>
-        <w:t xml:space="preserve">다이앤: 회피는 척하는 거예요. 브리징은 정직해요.</w:t>
+        <w:t xml:space="preserve">is a true sentence. Then you give them something you can say, and it’s real.</w:t>
+      </w:r>
+      <w:r>
+        <w:t xml:space="preserve"> </w:t>
+      </w:r>
+      <w:r>
+        <w:t xml:space="preserve">다이앤: 회피는 질문을 못 들은 척하는 거예요. 브리징은 정직해요.</w:t>
       </w:r>
       <w:r>
         <w:t xml:space="preserve"> </w:t>
@@ -625,13 +625,13 @@
         <w:t xml:space="preserve">“</w:t>
       </w:r>
       <w:r>
-        <w:t xml:space="preserve">말할 수 없다</w:t>
+        <w:t xml:space="preserve">말씀드릴 수 없다</w:t>
       </w:r>
       <w:r>
         <w:t xml:space="preserve">”</w:t>
       </w:r>
       <w:r>
-        <w:t xml:space="preserve">는 사실인 문장이에요.</w:t>
+        <w:t xml:space="preserve">는 사실인 문장이니까요. 그다음 말할 수 있는 걸 주는 거고, 그건 진짜예요.</w:t>
       </w:r>
     </w:p>
     <w:p>
@@ -908,13 +908,13 @@
         </w:numPr>
       </w:pPr>
       <w:r>
-        <w:t xml:space="preserve">NOAH: Low probability. High severity. Faces, near the eyes. We didn’t want to gamble.</w:t>
-      </w:r>
-      <w:r>
-        <w:t xml:space="preserve"> </w:t>
-      </w:r>
-      <w:r>
-        <w:t xml:space="preserve">노아: 낮은 확률. 높은 심각도. 얼굴, 눈 근처. 도박하고 싶지 않았어요.</w:t>
+        <w:t xml:space="preserve">NOAH: Low probability, but high severity. We’re talking about faces, near the eyes. An infection there can be serious, so we didn’t want to gamble with patients while we waited for more tests.</w:t>
+      </w:r>
+      <w:r>
+        <w:t xml:space="preserve"> </w:t>
+      </w:r>
+      <w:r>
+        <w:t xml:space="preserve">노아: 확률은 낮지만 심각도는 높았어요. 얼굴, 눈 근처 이야기예요. 거기 감염은 심각할 수 있어요. 그래서 추가 시험을 기다리는 동안 환자들을 걸고 도박하고 싶지 않았어요.</w:t>
       </w:r>
     </w:p>
     <w:p>
@@ -1061,13 +1061,13 @@
         </w:numPr>
       </w:pPr>
       <w:r>
-        <w:t xml:space="preserve">ALEX: My sources say Meridian changed the supplier without telling you. Is that true?</w:t>
-      </w:r>
-      <w:r>
-        <w:t xml:space="preserve"> </w:t>
-      </w:r>
-      <w:r>
-        <w:t xml:space="preserve">알렉스: 제 취재원 말로는 메리디안이 당신들한테 알리지 않고 공급사를 바꿨다던데. 사실이에요?</w:t>
+        <w:t xml:space="preserve">ALEX: My sources say Meridian changed the stopper supplier without telling you. If that’s true, it sounds like the problem started with them, not with you. So, is it true?</w:t>
+      </w:r>
+      <w:r>
+        <w:t xml:space="preserve"> </w:t>
+      </w:r>
+      <w:r>
+        <w:t xml:space="preserve">알렉스: 제 취재원 말로는 메리디안이 당신들한테 알리지 않고 마개 공급사를 바꿨다던데요. 그게 사실이면, 문제는 당신들이 아니라 그쪽에서 시작된 것 같은데요. 그래서, 사실이에요?</w:t>
       </w:r>
     </w:p>
     <w:p>
@@ -1129,13 +1129,13 @@
         </w:numPr>
       </w:pPr>
       <w:r>
-        <w:t xml:space="preserve">NOAH: We’re responsible for our product. Not our supplier. Our name is on the box.</w:t>
-      </w:r>
-      <w:r>
-        <w:t xml:space="preserve"> </w:t>
-      </w:r>
-      <w:r>
-        <w:t xml:space="preserve">노아: 저희 제품은 저희가 책임져요. 공급사가 아니라. 상자에 적힌 건 저희 이름이에요.</w:t>
+        <w:t xml:space="preserve">NOAH: We’re responsible for our product, not our supplier. Our name is on the box, and doctors chose us, not Meridian. So when something goes wrong, the responsibility stops with us.</w:t>
+      </w:r>
+      <w:r>
+        <w:t xml:space="preserve"> </w:t>
+      </w:r>
+      <w:r>
+        <w:t xml:space="preserve">노아: 저희 제품은 저희가 책임져요. 공급사가 아니라. 상자에 적힌 건 저희 이름이고, 의사들은 메리디안이 아니라 저희를 선택했어요. 그러니까 뭔가 잘못되면 책임은 저희에게서 끝나요.</w:t>
       </w:r>
     </w:p>
     <w:p>
@@ -1332,13 +1332,13 @@
         </w:numPr>
       </w:pPr>
       <w:r>
-        <w:t xml:space="preserve">NOAH: Eighteen clinics paused. Out of two hundred ninety. We’re going back to each one.</w:t>
-      </w:r>
-      <w:r>
-        <w:t xml:space="preserve"> </w:t>
-      </w:r>
-      <w:r>
-        <w:t xml:space="preserve">노아: 290곳 중 18곳이 주문을 보류했어요. 한 곳 한 곳 다시 찾아갈 거예요.</w:t>
+        <w:t xml:space="preserve">NOAH: Eighteen clinics paused their orders, out of two hundred ninety. That’s not a small number for us, and I won’t pretend it is. We’re going back to each one, in person.</w:t>
+      </w:r>
+      <w:r>
+        <w:t xml:space="preserve"> </w:t>
+      </w:r>
+      <w:r>
+        <w:t xml:space="preserve">노아: 290곳 중 18곳이 주문을 보류했어요. 저희한테 작은 숫자가 아니고, 작은 척하지도 않을게요. 한 곳 한 곳 직접 다시 찾아갈 거예요.</w:t>
       </w:r>
     </w:p>
     <w:p>
@@ -1565,13 +1565,13 @@
         </w:numPr>
       </w:pPr>
       <w:r>
-        <w:t xml:space="preserve">ALEX: Your sister was injured by a Halvern product. Doesn’t that make it your story?</w:t>
-      </w:r>
-      <w:r>
-        <w:t xml:space="preserve"> </w:t>
-      </w:r>
-      <w:r>
-        <w:t xml:space="preserve">알렉스: 여동생이 할번 제품에 다쳤죠. 그럼 당신 이야기가 되는 거 아니에요?</w:t>
+        <w:t xml:space="preserve">ALEX: Your sister was injured by a Halvern product. I’ve done my homework, Noah. Doesn’t that make this your story too, whether you want it or not?</w:t>
+      </w:r>
+      <w:r>
+        <w:t xml:space="preserve"> </w:t>
+      </w:r>
+      <w:r>
+        <w:t xml:space="preserve">알렉스: 여동생이 할번 제품에 다쳤죠. 저도 조사는 했어요, 노아. 그럼 원하든 원하지 않든 이건 당신 이야기이기도 한 거 아니에요?</w:t>
       </w:r>
     </w:p>
     <w:p>
@@ -1718,13 +1718,13 @@
         </w:numPr>
       </w:pPr>
       <w:r>
-        <w:t xml:space="preserve">NOAH: I think most occlusions are never reported. Doctors have said so publicly. Elena has.</w:t>
-      </w:r>
-      <w:r>
-        <w:t xml:space="preserve"> </w:t>
-      </w:r>
-      <w:r>
-        <w:t xml:space="preserve">노아: 대부분의 혈관 폐색은 보고되지 않는다고 생각해요. 의사들이 공개적으로 말해 왔어요. 엘레나도요.</w:t>
+        <w:t xml:space="preserve">NOAH: I think most vascular occlusions are never reported at all. Doctors have said so publicly, and Elena has too. That means everyone, including us, is making decisions with incomplete data.</w:t>
+      </w:r>
+      <w:r>
+        <w:t xml:space="preserve"> </w:t>
+      </w:r>
+      <w:r>
+        <w:t xml:space="preserve">노아: 대부분의 혈관 폐색은 아예 보고되지 않는다고 생각해요. 의사들이 공개적으로 말해 왔고, 엘레나도 그랬어요. 그 말은 저희를 포함한 모두가 불완전한 데이터로 결정을 내리고 있다는 뜻이에요.</w:t>
       </w:r>
     </w:p>
     <w:p>
@@ -2000,13 +2000,13 @@
         </w:numPr>
       </w:pPr>
       <w:r>
-        <w:t xml:space="preserve">ALEX: You can tell me. I won’t quote you. I just want to understand.</w:t>
-      </w:r>
-      <w:r>
-        <w:t xml:space="preserve"> </w:t>
-      </w:r>
-      <w:r>
-        <w:t xml:space="preserve">알렉스: 말해도 돼요. 인용 안 할게요. 그냥 이해하고 싶어서요.</w:t>
+        <w:t xml:space="preserve">ALEX: You can tell me. I won’t quote you, I promise. I just want to understand the man, because everyone in this industry seems to have a Tom Brennan story.</w:t>
+      </w:r>
+      <w:r>
+        <w:t xml:space="preserve"> </w:t>
+      </w:r>
+      <w:r>
+        <w:t xml:space="preserve">알렉스: 말해도 돼요. 인용 안 할게요, 약속해요. 그냥 그 사람을 이해하고 싶어서요. 이 업계 사람들은 다들 톰 브레넌 이야기 하나씩은 있는 것 같거든요.</w:t>
       </w:r>
     </w:p>
     <w:p>
@@ -2284,13 +2284,13 @@
         </w:numPr>
       </w:pPr>
       <w:r>
-        <w:t xml:space="preserve">NOAH: I gave you a recall timeline. A root cause. And zero infections. That’s a lot.</w:t>
-      </w:r>
-      <w:r>
-        <w:t xml:space="preserve"> </w:t>
-      </w:r>
-      <w:r>
-        <w:t xml:space="preserve">노아: 회수 일정을 줬잖아요. 근본 원인도. 그리고 감염 0건. 그거면 많은 거예요.</w:t>
+        <w:t xml:space="preserve">NOAH: I gave you a recall timeline, a root cause, and zero infections, all on the record. That’s a lot more than most companies give you after a recall.</w:t>
+      </w:r>
+      <w:r>
+        <w:t xml:space="preserve"> </w:t>
+      </w:r>
+      <w:r>
+        <w:t xml:space="preserve">노아: 회수 일정, 근본 원인, 그리고 감염 0건을 드렸어요. 전부 공식 기록으로요. 회수 뒤에 대부분의 회사가 주는 것보다 훨씬 많은 거예요.</w:t>
       </w:r>
     </w:p>
     <w:p>
@@ -2369,13 +2369,13 @@
         </w:numPr>
       </w:pPr>
       <w:r>
-        <w:t xml:space="preserve">ALEX: Next Monday. I’ll send quotes for fact-checking. Not for approval.</w:t>
-      </w:r>
-      <w:r>
-        <w:t xml:space="preserve"> </w:t>
-      </w:r>
-      <w:r>
-        <w:t xml:space="preserve">알렉스: 다음 주 월요일. 사실 확인용으로 인용문을 보낼게요. 승인용이 아니라.</w:t>
+        <w:t xml:space="preserve">ALEX: Next Monday. I’ll send you the quotes before then for fact-checking, not for approval. If a number is wrong, tell me. If you just don’t like a sentence, that’s different.</w:t>
+      </w:r>
+      <w:r>
+        <w:t xml:space="preserve"> </w:t>
+      </w:r>
+      <w:r>
+        <w:t xml:space="preserve">알렉스: 다음 주 월요일. 그 전에 인용문을 보낼게요. 사실 확인용이지, 승인용이 아니에요. 숫자가 틀렸으면 말해 줘요. 그냥 문장이 마음에 안 드는 거라면, 그건 다른 얘기고요.</w:t>
       </w:r>
     </w:p>
     <w:p>
@@ -2580,13 +2580,13 @@
         </w:numPr>
       </w:pPr>
       <w:r>
-        <w:t xml:space="preserve">ZOE: And the Halvern memo is a separate story. Front page. Noah isn’t quoted in it.</w:t>
-      </w:r>
-      <w:r>
-        <w:t xml:space="preserve"> </w:t>
-      </w:r>
-      <w:r>
-        <w:t xml:space="preserve">조이: 그리고 할번 메모는 별도 기사예요. 1면. 노아 인용은 없어요.</w:t>
+        <w:t xml:space="preserve">ZOE: And the Halvern memo is a separate story, on the front page. Noah isn’t quoted in it anywhere. Alex kept every promise, and we kept ours.</w:t>
+      </w:r>
+      <w:r>
+        <w:t xml:space="preserve"> </w:t>
+      </w:r>
+      <w:r>
+        <w:t xml:space="preserve">조이: 그리고 할번 메모는 별도 기사예요. 1면에요. 노아 인용은 어디에도 없어요. 알렉스는 약속을 다 지켰고, 우리도 우리 약속을 지켰어요.</w:t>
       </w:r>
     </w:p>
     <w:p>
@@ -2726,13 +2726,13 @@
         </w:numPr>
       </w:pPr>
       <w:r>
-        <w:t xml:space="preserve">TOM: …Thank you. That’s not something I say often. Don’t get used to it.</w:t>
-      </w:r>
-      <w:r>
-        <w:t xml:space="preserve"> </w:t>
-      </w:r>
-      <w:r>
-        <w:t xml:space="preserve">톰: …고마워. 자주 하는 말 아니야. 익숙해지지 마.</w:t>
+        <w:t xml:space="preserve">TOM: …Thank you. That’s not something I say often, so don’t get used to it. But you could have hurt us with that reporter, and you didn’t. I noticed.</w:t>
+      </w:r>
+      <w:r>
+        <w:t xml:space="preserve"> </w:t>
+      </w:r>
+      <w:r>
+        <w:t xml:space="preserve">톰: …고마워. 자주 하는 말 아니니까 익숙해지지 마. 하지만 그 기자한테 우릴 다치게 할 수도 있었는데, 넌 안 그랬어. 알고 있어.</w:t>
       </w:r>
     </w:p>
     <w:p>
@@ -2743,13 +2743,13 @@
         </w:numPr>
       </w:pPr>
       <w:r>
-        <w:t xml:space="preserve">NOAH: I won’t. Nothing personal, Tom.</w:t>
-      </w:r>
-      <w:r>
-        <w:t xml:space="preserve"> </w:t>
-      </w:r>
-      <w:r>
-        <w:t xml:space="preserve">노아: 안 그럴게요. 개인적인 감정은 없어요, 톰.</w:t>
+        <w:t xml:space="preserve">NOAH: I won’t get used to it. Nothing personal, Tom.</w:t>
+      </w:r>
+      <w:r>
+        <w:t xml:space="preserve"> </w:t>
+      </w:r>
+      <w:r>
+        <w:t xml:space="preserve">노아: 익숙해지지 않을게요. 개인적인 감정은 없어요, 톰.</w:t>
       </w:r>
     </w:p>
     <w:p>
@@ -2795,7 +2795,7 @@
     </w:p>
     <w:bookmarkEnd w:id="25"/>
     <w:bookmarkEnd w:id="26"/>
-    <w:bookmarkStart w:id="30" w:name="학습-부록"/>
+    <w:bookmarkStart w:id="31" w:name="학습-부록"/>
     <w:p>
       <w:pPr>
         <w:pStyle w:val="Heading2"/>
@@ -3905,8 +3905,287 @@
       </w:tr>
     </w:tbl>
     <w:bookmarkEnd w:id="29"/>
+    <w:bookmarkStart w:id="30" w:name="긴-발화-분석"/>
+    <w:p>
+      <w:pPr>
+        <w:pStyle w:val="Heading3"/>
+      </w:pPr>
+      <w:r>
+        <w:t xml:space="preserve">④ 긴 발화 분석</w:t>
+      </w:r>
+    </w:p>
+    <w:p>
+      <w:pPr>
+        <w:pStyle w:val="BlockText"/>
+      </w:pPr>
+      <w:r>
+        <w:rPr>
+          <w:bCs/>
+          <w:b/>
+        </w:rPr>
+        <w:t xml:space="preserve">37턴 NOAH:</w:t>
+      </w:r>
+      <w:r>
+        <w:t xml:space="preserve"> </w:t>
+      </w:r>
+      <w:r>
+        <w:t xml:space="preserve">“</w:t>
+      </w:r>
+      <w:r>
+        <w:t xml:space="preserve">We’re responsible for our product, not our supplier. Our name is on the box, and doctors chose us, not Meridian. So when something goes wrong, the responsibility stops with us.</w:t>
+      </w:r>
+      <w:r>
+        <w:t xml:space="preserve">”</w:t>
+      </w:r>
+    </w:p>
+    <w:tbl>
+      <w:tblPr>
+        <w:tblStyle w:val="Table"/>
+        <w:tblW w:type="pct" w:w="5000"/>
+        <w:tblLook w:firstRow="1" w:lastRow="0" w:firstColumn="0" w:lastColumn="0" w:noHBand="0" w:noVBand="0" w:val="0020"/>
+        <w:jc w:val="start"/>
+      </w:tblPr>
+      <w:tblGrid>
+        <w:gridCol w:w="2640"/>
+        <w:gridCol w:w="2640"/>
+        <w:gridCol w:w="2640"/>
+      </w:tblGrid>
+      <w:tr>
+        <w:trPr>
+          <w:tblHeader w:val="true"/>
+        </w:trPr>
+        <w:tc>
+          <w:tcPr/>
+          <w:p>
+            <w:pPr>
+              <w:pStyle w:val="Compact"/>
+              <w:jc w:val="left"/>
+            </w:pPr>
+            <w:r>
+              <w:t xml:space="preserve">구조</w:t>
+            </w:r>
+          </w:p>
+        </w:tc>
+        <w:tc>
+          <w:tcPr/>
+          <w:p>
+            <w:pPr>
+              <w:pStyle w:val="Compact"/>
+              <w:jc w:val="left"/>
+            </w:pPr>
+            <w:r>
+              <w:t xml:space="preserve">영어</w:t>
+            </w:r>
+          </w:p>
+        </w:tc>
+        <w:tc>
+          <w:tcPr/>
+          <w:p>
+            <w:pPr>
+              <w:pStyle w:val="Compact"/>
+              <w:jc w:val="left"/>
+            </w:pPr>
+            <w:r>
+              <w:t xml:space="preserve">기능</w:t>
+            </w:r>
+          </w:p>
+        </w:tc>
+      </w:tr>
+      <w:tr>
+        <w:tc>
+          <w:tcPr/>
+          <w:p>
+            <w:pPr>
+              <w:pStyle w:val="Compact"/>
+              <w:jc w:val="left"/>
+            </w:pPr>
+            <w:r>
+              <w:t xml:space="preserve">① 입장(대비)</w:t>
+            </w:r>
+          </w:p>
+        </w:tc>
+        <w:tc>
+          <w:tcPr/>
+          <w:p>
+            <w:pPr>
+              <w:pStyle w:val="Compact"/>
+              <w:jc w:val="left"/>
+            </w:pPr>
+            <w:r>
+              <w:t xml:space="preserve">We’re responsible for our product, not our supplier.</w:t>
+            </w:r>
+          </w:p>
+        </w:tc>
+        <w:tc>
+          <w:tcPr/>
+          <w:p>
+            <w:pPr>
+              <w:pStyle w:val="Compact"/>
+              <w:jc w:val="left"/>
+            </w:pPr>
+            <w:r>
+              <w:t xml:space="preserve">탓하라는 유도 질문에</w:t>
+            </w:r>
+            <w:r>
+              <w:t xml:space="preserve"> </w:t>
+            </w:r>
+            <w:r>
+              <w:t xml:space="preserve">“</w:t>
+            </w:r>
+            <w:r>
+              <w:t xml:space="preserve">A가 아니라 B</w:t>
+            </w:r>
+            <w:r>
+              <w:t xml:space="preserve">”</w:t>
+            </w:r>
+            <w:r>
+              <w:t xml:space="preserve">로 책임 선언</w:t>
+            </w:r>
+          </w:p>
+        </w:tc>
+      </w:tr>
+      <w:tr>
+        <w:tc>
+          <w:tcPr/>
+          <w:p>
+            <w:pPr>
+              <w:pStyle w:val="Compact"/>
+              <w:jc w:val="left"/>
+            </w:pPr>
+            <w:r>
+              <w:t xml:space="preserve">② 근거(사실 2개)</w:t>
+            </w:r>
+          </w:p>
+        </w:tc>
+        <w:tc>
+          <w:tcPr/>
+          <w:p>
+            <w:pPr>
+              <w:pStyle w:val="Compact"/>
+              <w:jc w:val="left"/>
+            </w:pPr>
+            <w:r>
+              <w:t xml:space="preserve">Our name is on the box, and doctors chose us, not Meridian.</w:t>
+            </w:r>
+          </w:p>
+        </w:tc>
+        <w:tc>
+          <w:tcPr/>
+          <w:p>
+            <w:pPr>
+              <w:pStyle w:val="Compact"/>
+              <w:jc w:val="left"/>
+            </w:pPr>
+            <w:r>
+              <w:t xml:space="preserve">누구도 반박할 수 없는 사실로 입장을 받침</w:t>
+            </w:r>
+          </w:p>
+        </w:tc>
+      </w:tr>
+      <w:tr>
+        <w:tc>
+          <w:tcPr/>
+          <w:p>
+            <w:pPr>
+              <w:pStyle w:val="Compact"/>
+              <w:jc w:val="left"/>
+            </w:pPr>
+            <w:r>
+              <w:t xml:space="preserve">③ 결론(원칙)</w:t>
+            </w:r>
+          </w:p>
+        </w:tc>
+        <w:tc>
+          <w:tcPr/>
+          <w:p>
+            <w:pPr>
+              <w:pStyle w:val="Compact"/>
+              <w:jc w:val="left"/>
+            </w:pPr>
+            <w:r>
+              <w:t xml:space="preserve">So when something goes wrong, the responsibility stops with us.</w:t>
+            </w:r>
+          </w:p>
+        </w:tc>
+        <w:tc>
+          <w:tcPr/>
+          <w:p>
+            <w:pPr>
+              <w:pStyle w:val="Compact"/>
+              <w:jc w:val="left"/>
+            </w:pPr>
+            <w:r>
+              <w:t xml:space="preserve">so로 원칙을 일반화해 인용되기 좋은 한 문장으로 마무리</w:t>
+            </w:r>
+          </w:p>
+        </w:tc>
+      </w:tr>
+    </w:tbl>
+    <w:p>
+      <w:pPr>
+        <w:pStyle w:val="BodyText"/>
+      </w:pPr>
+      <w:r>
+        <w:rPr>
+          <w:bCs/>
+          <w:b/>
+        </w:rPr>
+        <w:t xml:space="preserve">활용 패턴:</w:t>
+      </w:r>
+      <w:r>
+        <w:t xml:space="preserve"> </w:t>
+      </w:r>
+      <w:r>
+        <w:t xml:space="preserve">“</w:t>
+      </w:r>
+      <w:r>
+        <w:t xml:space="preserve">We’re responsible for X, not Y.</w:t>
+      </w:r>
+      <w:r>
+        <w:t xml:space="preserve">”</w:t>
+      </w:r>
+      <w:r>
+        <w:t xml:space="preserve"> </w:t>
+      </w:r>
+      <w:r>
+        <w:t xml:space="preserve">→ 사실 근거 → So + 원칙</w:t>
+      </w:r>
+      <w:r>
+        <w:t xml:space="preserve"> </w:t>
+      </w:r>
+      <w:r>
+        <w:rPr>
+          <w:bCs/>
+          <w:b/>
+        </w:rPr>
+        <w:t xml:space="preserve">연결 표현:</w:t>
+      </w:r>
+      <w:r>
+        <w:t xml:space="preserve"> </w:t>
+      </w:r>
+      <w:r>
+        <w:t xml:space="preserve">not our supplier(공급사가 아니라) · when something goes wrong(뭔가 잘못되면) · the responsibility stops with us(책임은 우리에게서 끝난다)</w:t>
+      </w:r>
+      <w:r>
+        <w:t xml:space="preserve"> </w:t>
+      </w:r>
+      <w:r>
+        <w:rPr>
+          <w:bCs/>
+          <w:b/>
+        </w:rPr>
+        <w:t xml:space="preserve">연습:</w:t>
+      </w:r>
+      <w:r>
+        <w:t xml:space="preserve"> </w:t>
+      </w:r>
+      <w:r>
+        <w:t xml:space="preserve">협력사 실수로 생긴 문제를 묻는 고객에게, 남 탓 없이 같은 구조로 30단어 안팎으로 답해 보기.</w:t>
+      </w:r>
+    </w:p>
     <w:bookmarkEnd w:id="30"/>
     <w:bookmarkEnd w:id="31"/>
+    <w:bookmarkEnd w:id="32"/>
     <w:sectPr/>
   </w:body>
 </w:document>

--- a/대본/4부/13화_On_the_Record.docx
+++ b/대본/4부/13화_On_the_Record.docx
@@ -2,7 +2,7 @@
 <file path=word/document.xml><?xml version="1.0" encoding="utf-8"?>
 <w:document xmlns:w="http://schemas.openxmlformats.org/wordprocessingml/2006/main" xmlns:m="http://schemas.openxmlformats.org/officeDocument/2006/math" xmlns:r="http://schemas.openxmlformats.org/officeDocument/2006/relationships" xmlns:o="urn:schemas-microsoft-com:office:office" xmlns:v="urn:schemas-microsoft-com:vml" xmlns:w10="urn:schemas-microsoft-com:office:word" xmlns:a="http://schemas.openxmlformats.org/drawingml/2006/main" xmlns:pic="http://schemas.openxmlformats.org/drawingml/2006/picture" xmlns:wp="http://schemas.openxmlformats.org/drawingml/2006/wordprocessingDrawing">
   <w:body>
-    <w:bookmarkStart w:id="32" w:name="ship-it-4부-13화"/>
+    <w:bookmarkStart w:id="38" w:name="ship-it-4부-13화"/>
     <w:p>
       <w:pPr>
         <w:pStyle w:val="Heading1"/>
@@ -363,163 +363,79 @@
     </w:p>
     <w:p>
       <w:pPr>
-        <w:numPr>
-          <w:ilvl w:val="0"/>
-          <w:numId w:val="1001"/>
-        </w:numPr>
+        <w:pStyle w:val="FirstParagraph"/>
       </w:pPr>
       <w:r>
         <w:t xml:space="preserve">DIANE: Rule one. There is no off the record. Not today. Not ever.</w:t>
       </w:r>
-      <w:r>
-        <w:t xml:space="preserve"> </w:t>
-      </w:r>
-      <w:r>
-        <w:t xml:space="preserve">다이앤: 규칙 1. 오프더레코드는 없어요. 오늘도. 앞으로도.</w:t>
-      </w:r>
-    </w:p>
-    <w:p>
-      <w:pPr>
-        <w:numPr>
-          <w:ilvl w:val="0"/>
-          <w:numId w:val="1001"/>
-        </w:numPr>
+    </w:p>
+    <w:p>
+      <w:pPr>
+        <w:pStyle w:val="BodyText"/>
       </w:pPr>
       <w:r>
         <w:t xml:space="preserve">NOAH: Even if Alex offers it?</w:t>
       </w:r>
-      <w:r>
-        <w:t xml:space="preserve"> </w:t>
-      </w:r>
-      <w:r>
-        <w:t xml:space="preserve">노아: 알렉스가 제안해도요?</w:t>
-      </w:r>
-    </w:p>
-    <w:p>
-      <w:pPr>
-        <w:numPr>
-          <w:ilvl w:val="0"/>
-          <w:numId w:val="1001"/>
-        </w:numPr>
+    </w:p>
+    <w:p>
+      <w:pPr>
+        <w:pStyle w:val="BodyText"/>
       </w:pPr>
       <w:r>
         <w:t xml:space="preserve">DIANE: Especially then. Assume every word you say is printed, next to your photo, with your name under it. If you wouldn’t want to read it on Monday, don’t say it on Tuesday.</w:t>
       </w:r>
-      <w:r>
-        <w:t xml:space="preserve"> </w:t>
-      </w:r>
-      <w:r>
-        <w:t xml:space="preserve">다이앤: 특히 그럴 때요. 당신이 하는 모든 단어가 인쇄된다고 생각해요. 당신 사진 옆에, 이름까지 붙어서. 월요일에 읽고 싶지 않은 말이면, 화요일에 하지 마요.</w:t>
-      </w:r>
-    </w:p>
-    <w:p>
-      <w:pPr>
-        <w:numPr>
-          <w:ilvl w:val="0"/>
-          <w:numId w:val="1001"/>
-        </w:numPr>
+    </w:p>
+    <w:p>
+      <w:pPr>
+        <w:pStyle w:val="BodyText"/>
       </w:pPr>
       <w:r>
         <w:t xml:space="preserve">ZOE: Rule two. Three key messages. Say them. Then say them again.</w:t>
       </w:r>
-      <w:r>
-        <w:t xml:space="preserve"> </w:t>
-      </w:r>
-      <w:r>
-        <w:t xml:space="preserve">조이: 규칙 2. 핵심 메시지 셋. 말하고. 또 말해요.</w:t>
-      </w:r>
-    </w:p>
-    <w:p>
-      <w:pPr>
-        <w:numPr>
-          <w:ilvl w:val="0"/>
-          <w:numId w:val="1001"/>
-        </w:numPr>
+    </w:p>
+    <w:p>
+      <w:pPr>
+        <w:pStyle w:val="BodyText"/>
       </w:pPr>
       <w:r>
         <w:t xml:space="preserve">NOAH: One. We recalled fast. Within two hours of the result.</w:t>
       </w:r>
-      <w:r>
-        <w:t xml:space="preserve"> </w:t>
-      </w:r>
-      <w:r>
-        <w:t xml:space="preserve">노아: 하나. 빨리 회수했다. 결과 후 두 시간 안에.</w:t>
-      </w:r>
-    </w:p>
-    <w:p>
-      <w:pPr>
-        <w:numPr>
-          <w:ilvl w:val="0"/>
-          <w:numId w:val="1001"/>
-        </w:numPr>
+    </w:p>
+    <w:p>
+      <w:pPr>
+        <w:pStyle w:val="BodyText"/>
       </w:pPr>
       <w:r>
         <w:t xml:space="preserve">ZOE: Two. No patient was harmed. Zero infections.</w:t>
       </w:r>
-      <w:r>
-        <w:t xml:space="preserve"> </w:t>
-      </w:r>
-      <w:r>
-        <w:t xml:space="preserve">조이: 둘. 피해를 입은 환자는 없다. 감염 0건.</w:t>
-      </w:r>
-    </w:p>
-    <w:p>
-      <w:pPr>
-        <w:numPr>
-          <w:ilvl w:val="0"/>
-          <w:numId w:val="1001"/>
-        </w:numPr>
+    </w:p>
+    <w:p>
+      <w:pPr>
+        <w:pStyle w:val="BodyText"/>
       </w:pPr>
       <w:r>
         <w:t xml:space="preserve">NOAH: Three. We found the root cause.</w:t>
       </w:r>
-      <w:r>
-        <w:t xml:space="preserve"> </w:t>
-      </w:r>
-      <w:r>
-        <w:t xml:space="preserve">노아: 셋. 근본 원인을 찾았다.</w:t>
-      </w:r>
-    </w:p>
-    <w:p>
-      <w:pPr>
-        <w:numPr>
-          <w:ilvl w:val="0"/>
-          <w:numId w:val="1001"/>
-        </w:numPr>
+    </w:p>
+    <w:p>
+      <w:pPr>
+        <w:pStyle w:val="BodyText"/>
       </w:pPr>
       <w:r>
         <w:t xml:space="preserve">ZOE: And we published it. To every doctor. Good.</w:t>
       </w:r>
-      <w:r>
-        <w:t xml:space="preserve"> </w:t>
-      </w:r>
-      <w:r>
-        <w:t xml:space="preserve">조이: 그리고 공개했다. 모든 의사에게. 좋아요.</w:t>
-      </w:r>
-    </w:p>
-    <w:p>
-      <w:pPr>
-        <w:numPr>
-          <w:ilvl w:val="0"/>
-          <w:numId w:val="1001"/>
-        </w:numPr>
+    </w:p>
+    <w:p>
+      <w:pPr>
+        <w:pStyle w:val="BodyText"/>
       </w:pPr>
       <w:r>
         <w:t xml:space="preserve">DIANE: Rule three. Bridging. When Alex asks something you can’t answer, you bridge.</w:t>
       </w:r>
-      <w:r>
-        <w:t xml:space="preserve"> </w:t>
-      </w:r>
-      <w:r>
-        <w:t xml:space="preserve">다이앤: 규칙 3. 브리징. 알렉스가 답할 수 없는 걸 물으면 다리를 놓아요.</w:t>
-      </w:r>
-    </w:p>
-    <w:p>
-      <w:pPr>
-        <w:numPr>
-          <w:ilvl w:val="0"/>
-          <w:numId w:val="1001"/>
-        </w:numPr>
+    </w:p>
+    <w:p>
+      <w:pPr>
+        <w:pStyle w:val="BodyText"/>
       </w:pPr>
       <w:r>
         <w:t xml:space="preserve">ZOE:</w:t>
@@ -542,11 +458,21 @@
       <w:r>
         <w:t xml:space="preserve">Then a key message.</w:t>
       </w:r>
-      <w:r>
-        <w:t xml:space="preserve"> </w:t>
-      </w:r>
-      <w:r>
-        <w:t xml:space="preserve">조이:</w:t>
+    </w:p>
+    <w:p>
+      <w:pPr>
+        <w:pStyle w:val="BodyText"/>
+      </w:pPr>
+      <w:r>
+        <w:t xml:space="preserve">NOAH: Isn’t that dodging?</w:t>
+      </w:r>
+    </w:p>
+    <w:p>
+      <w:pPr>
+        <w:pStyle w:val="BodyText"/>
+      </w:pPr>
+      <w:r>
+        <w:t xml:space="preserve">DIANE: Dodging is pretending you didn’t hear the question. Bridging is honest, because</w:t>
       </w:r>
       <w:r>
         <w:t xml:space="preserve"> </w:t>
@@ -555,7 +481,7 @@
         <w:t xml:space="preserve">“</w:t>
       </w:r>
       <w:r>
-        <w:t xml:space="preserve">그건 말씀드릴 수 없습니다. 제가 말씀드릴 수 있는 건…</w:t>
+        <w:t xml:space="preserve">I can’t comment</w:t>
       </w:r>
       <w:r>
         <w:t xml:space="preserve">”</w:t>
@@ -564,35 +490,15 @@
         <w:t xml:space="preserve"> </w:t>
       </w:r>
       <w:r>
-        <w:t xml:space="preserve">그다음 핵심 메시지.</w:t>
-      </w:r>
-    </w:p>
-    <w:p>
-      <w:pPr>
-        <w:numPr>
-          <w:ilvl w:val="0"/>
-          <w:numId w:val="1001"/>
-        </w:numPr>
-      </w:pPr>
-      <w:r>
-        <w:t xml:space="preserve">NOAH: Isn’t that dodging?</w:t>
-      </w:r>
-      <w:r>
-        <w:t xml:space="preserve"> </w:t>
-      </w:r>
-      <w:r>
-        <w:t xml:space="preserve">노아: 그거 회피 아니에요?</w:t>
-      </w:r>
-    </w:p>
-    <w:p>
-      <w:pPr>
-        <w:numPr>
-          <w:ilvl w:val="0"/>
-          <w:numId w:val="1001"/>
-        </w:numPr>
-      </w:pPr>
-      <w:r>
-        <w:t xml:space="preserve">DIANE: Dodging is pretending you didn’t hear the question. Bridging is honest, because</w:t>
+        <w:t xml:space="preserve">is a true sentence. Then you give them something you can say, and it’s real.</w:t>
+      </w:r>
+    </w:p>
+    <w:p>
+      <w:pPr>
+        <w:pStyle w:val="BodyText"/>
+      </w:pPr>
+      <w:r>
+        <w:t xml:space="preserve">ZOE: Rule four. Don’t guess.</w:t>
       </w:r>
       <w:r>
         <w:t xml:space="preserve"> </w:t>
@@ -601,7 +507,7 @@
         <w:t xml:space="preserve">“</w:t>
       </w:r>
       <w:r>
-        <w:t xml:space="preserve">I can’t comment</w:t>
+        <w:t xml:space="preserve">I don’t know. I’ll find out.</w:t>
       </w:r>
       <w:r>
         <w:t xml:space="preserve">”</w:t>
@@ -610,13 +516,15 @@
         <w:t xml:space="preserve"> </w:t>
       </w:r>
       <w:r>
-        <w:t xml:space="preserve">is a true sentence. Then you give them something you can say, and it’s real.</w:t>
-      </w:r>
-      <w:r>
-        <w:t xml:space="preserve"> </w:t>
-      </w:r>
-      <w:r>
-        <w:t xml:space="preserve">다이앤: 회피는 질문을 못 들은 척하는 거예요. 브리징은 정직해요.</w:t>
+        <w:t xml:space="preserve">Like Ava says.</w:t>
+      </w:r>
+    </w:p>
+    <w:p>
+      <w:pPr>
+        <w:pStyle w:val="BodyText"/>
+      </w:pPr>
+      <w:r>
+        <w:t xml:space="preserve">DIANE: Alex hinted at a</w:t>
       </w:r>
       <w:r>
         <w:t xml:space="preserve"> </w:t>
@@ -625,133 +533,24 @@
         <w:t xml:space="preserve">“</w:t>
       </w:r>
       <w:r>
-        <w:t xml:space="preserve">말씀드릴 수 없다</w:t>
+        <w:t xml:space="preserve">bigger story</w:t>
       </w:r>
       <w:r>
         <w:t xml:space="preserve">”</w:t>
       </w:r>
       <w:r>
-        <w:t xml:space="preserve">는 사실인 문장이니까요. 그다음 말할 수 있는 걸 주는 거고, 그건 진짜예요.</w:t>
-      </w:r>
-    </w:p>
-    <w:p>
-      <w:pPr>
-        <w:numPr>
-          <w:ilvl w:val="0"/>
-          <w:numId w:val="1001"/>
-        </w:numPr>
-      </w:pPr>
-      <w:r>
-        <w:t xml:space="preserve">ZOE: Rule four. Don’t guess.</w:t>
-      </w:r>
-      <w:r>
-        <w:t xml:space="preserve"> </w:t>
-      </w:r>
-      <w:r>
-        <w:t xml:space="preserve">“</w:t>
-      </w:r>
-      <w:r>
-        <w:t xml:space="preserve">I don’t know. I’ll find out.</w:t>
-      </w:r>
-      <w:r>
-        <w:t xml:space="preserve">”</w:t>
-      </w:r>
-      <w:r>
-        <w:t xml:space="preserve"> </w:t>
-      </w:r>
-      <w:r>
-        <w:t xml:space="preserve">Like Ava says.</w:t>
-      </w:r>
-      <w:r>
-        <w:t xml:space="preserve"> </w:t>
-      </w:r>
-      <w:r>
-        <w:t xml:space="preserve">조이: 규칙 4. 추측하지 말기.</w:t>
-      </w:r>
-      <w:r>
-        <w:t xml:space="preserve"> </w:t>
-      </w:r>
-      <w:r>
-        <w:t xml:space="preserve">“</w:t>
-      </w:r>
-      <w:r>
-        <w:t xml:space="preserve">모릅니다. 알아보겠습니다.</w:t>
-      </w:r>
-      <w:r>
-        <w:t xml:space="preserve">”</w:t>
-      </w:r>
-      <w:r>
-        <w:t xml:space="preserve"> </w:t>
-      </w:r>
-      <w:r>
-        <w:t xml:space="preserve">에이바 말처럼.</w:t>
-      </w:r>
-    </w:p>
-    <w:p>
-      <w:pPr>
-        <w:numPr>
-          <w:ilvl w:val="0"/>
-          <w:numId w:val="1001"/>
-        </w:numPr>
-      </w:pPr>
-      <w:r>
-        <w:t xml:space="preserve">DIANE: Alex hinted at a</w:t>
-      </w:r>
-      <w:r>
-        <w:t xml:space="preserve"> </w:t>
-      </w:r>
-      <w:r>
-        <w:t xml:space="preserve">“</w:t>
-      </w:r>
-      <w:r>
-        <w:t xml:space="preserve">bigger story</w:t>
-      </w:r>
-      <w:r>
-        <w:t xml:space="preserve">”</w:t>
-      </w:r>
-      <w:r>
         <w:t xml:space="preserve"> </w:t>
       </w:r>
       <w:r>
         <w:t xml:space="preserve">about Halvern. Whatever it is, don’t touch it.</w:t>
       </w:r>
-      <w:r>
-        <w:t xml:space="preserve"> </w:t>
-      </w:r>
-      <w:r>
-        <w:t xml:space="preserve">다이앤: 알렉스가 할번에 대한</w:t>
-      </w:r>
-      <w:r>
-        <w:t xml:space="preserve"> </w:t>
-      </w:r>
-      <w:r>
-        <w:t xml:space="preserve">“</w:t>
-      </w:r>
-      <w:r>
-        <w:t xml:space="preserve">더 큰 이야기</w:t>
-      </w:r>
-      <w:r>
-        <w:t xml:space="preserve">”</w:t>
-      </w:r>
-      <w:r>
-        <w:t xml:space="preserve">를 암시했어요. 뭐든, 건드리지 마요.</w:t>
-      </w:r>
-    </w:p>
-    <w:p>
-      <w:pPr>
-        <w:numPr>
-          <w:ilvl w:val="0"/>
-          <w:numId w:val="1001"/>
-        </w:numPr>
+    </w:p>
+    <w:p>
+      <w:pPr>
+        <w:pStyle w:val="BodyText"/>
       </w:pPr>
       <w:r>
         <w:t xml:space="preserve">NOAH: I won’t. I don’t want to be the guy who trashes his old company.</w:t>
-      </w:r>
-      <w:r>
-        <w:t xml:space="preserve"> </w:t>
-      </w:r>
-      <w:r>
-        <w:t xml:space="preserve">노아: 안 할게요. 옛 회사를 깎아내리는 사람이 되고 싶지 않아요.</w:t>
       </w:r>
     </w:p>
     <w:bookmarkEnd w:id="21"/>
@@ -766,486 +565,231 @@
     </w:p>
     <w:p>
       <w:pPr>
-        <w:numPr>
-          <w:ilvl w:val="0"/>
-          <w:numId w:val="1002"/>
-        </w:numPr>
+        <w:pStyle w:val="FirstParagraph"/>
       </w:pPr>
       <w:r>
         <w:t xml:space="preserve">ALEX: Noah Bennett. Alex Rivera. Thanks for meeting. Coffee’s on me. Journalism rules.</w:t>
       </w:r>
-      <w:r>
-        <w:t xml:space="preserve"> </w:t>
-      </w:r>
-      <w:r>
-        <w:t xml:space="preserve">알렉스: 노아 베넷. 알렉스 리베라예요. 만나 줘서 고마워요. 커피는 제가. 저널리즘 규칙이죠.</w:t>
-      </w:r>
-    </w:p>
-    <w:p>
-      <w:pPr>
-        <w:numPr>
-          <w:ilvl w:val="0"/>
-          <w:numId w:val="1002"/>
-        </w:numPr>
+    </w:p>
+    <w:p>
+      <w:pPr>
+        <w:pStyle w:val="BodyText"/>
       </w:pPr>
       <w:r>
         <w:t xml:space="preserve">NOAH: Thank you. This is Zoe. She’ll sit in, if that’s okay.</w:t>
       </w:r>
-      <w:r>
-        <w:t xml:space="preserve"> </w:t>
-      </w:r>
-      <w:r>
-        <w:t xml:space="preserve">노아: 고마워요. 이쪽은 조이. 동석해도 괜찮다면요.</w:t>
-      </w:r>
-    </w:p>
-    <w:p>
-      <w:pPr>
-        <w:numPr>
-          <w:ilvl w:val="0"/>
-          <w:numId w:val="1002"/>
-        </w:numPr>
+    </w:p>
+    <w:p>
+      <w:pPr>
+        <w:pStyle w:val="BodyText"/>
       </w:pPr>
       <w:r>
         <w:t xml:space="preserve">ALEX: Of course. I’m recording. Everything is on the record unless we agree otherwise. Okay?</w:t>
       </w:r>
-      <w:r>
-        <w:t xml:space="preserve"> </w:t>
-      </w:r>
-      <w:r>
-        <w:t xml:space="preserve">알렉스: 물론이죠. 녹음할게요. 따로 합의하지 않으면 전부 공식 기록이에요. 괜찮죠?</w:t>
-      </w:r>
-    </w:p>
-    <w:p>
-      <w:pPr>
-        <w:numPr>
-          <w:ilvl w:val="0"/>
-          <w:numId w:val="1002"/>
-        </w:numPr>
+    </w:p>
+    <w:p>
+      <w:pPr>
+        <w:pStyle w:val="BodyText"/>
       </w:pPr>
       <w:r>
         <w:t xml:space="preserve">NOAH: Everything is on the record. Full stop. That’s easier for me.</w:t>
       </w:r>
-      <w:r>
-        <w:t xml:space="preserve"> </w:t>
-      </w:r>
-      <w:r>
-        <w:t xml:space="preserve">노아: 전부 공식 기록이에요. 끝. 그게 저한테도 편해요.</w:t>
-      </w:r>
-    </w:p>
-    <w:p>
-      <w:pPr>
-        <w:numPr>
-          <w:ilvl w:val="0"/>
-          <w:numId w:val="1002"/>
-        </w:numPr>
+    </w:p>
+    <w:p>
+      <w:pPr>
+        <w:pStyle w:val="BodyText"/>
       </w:pPr>
       <w:r>
         <w:t xml:space="preserve">ALEX: Interesting. Let’s start with the recall. Walk me through that night.</w:t>
       </w:r>
-      <w:r>
-        <w:t xml:space="preserve"> </w:t>
-      </w:r>
-      <w:r>
-        <w:t xml:space="preserve">알렉스: 흥미롭네요. 회수부터 시작하죠. 그날 밤을 차근차근 설명해 줘요.</w:t>
-      </w:r>
-    </w:p>
-    <w:p>
-      <w:pPr>
-        <w:numPr>
-          <w:ilvl w:val="0"/>
-          <w:numId w:val="1002"/>
-        </w:numPr>
+    </w:p>
+    <w:p>
+      <w:pPr>
+        <w:pStyle w:val="BodyText"/>
       </w:pPr>
       <w:r>
         <w:t xml:space="preserve">NOAH: Eleven forty p.m., our quality lead called. One seal test failed.</w:t>
       </w:r>
-      <w:r>
-        <w:t xml:space="preserve"> </w:t>
-      </w:r>
-      <w:r>
-        <w:t xml:space="preserve">노아: 밤 11시 40분, 품질 책임자가 전화했어요. 밀봉 시험 하나가 실패했다고.</w:t>
-      </w:r>
-    </w:p>
-    <w:p>
-      <w:pPr>
-        <w:numPr>
-          <w:ilvl w:val="0"/>
-          <w:numId w:val="1002"/>
-        </w:numPr>
+    </w:p>
+    <w:p>
+      <w:pPr>
+        <w:pStyle w:val="BodyText"/>
       </w:pPr>
       <w:r>
         <w:t xml:space="preserve">ZOE: He decided at one forty-one a.m. We called FDA at eight.</w:t>
       </w:r>
-      <w:r>
-        <w:t xml:space="preserve"> </w:t>
-      </w:r>
-      <w:r>
-        <w:t xml:space="preserve">조이: 새벽 1시 41분에 결정했어요. 8시에 FDA에 전화했고요.</w:t>
-      </w:r>
-    </w:p>
-    <w:p>
-      <w:pPr>
-        <w:numPr>
-          <w:ilvl w:val="0"/>
-          <w:numId w:val="1002"/>
-        </w:numPr>
+    </w:p>
+    <w:p>
+      <w:pPr>
+        <w:pStyle w:val="BodyText"/>
       </w:pPr>
       <w:r>
         <w:t xml:space="preserve">ALEX: Two hours. Why so fast? One failed sample out of thirty.</w:t>
       </w:r>
-      <w:r>
-        <w:t xml:space="preserve"> </w:t>
-      </w:r>
-      <w:r>
-        <w:t xml:space="preserve">알렉스: 두 시간. 왜 그렇게 빨리요? 30개 중 하나 실패했는데.</w:t>
-      </w:r>
-    </w:p>
-    <w:p>
-      <w:pPr>
-        <w:numPr>
-          <w:ilvl w:val="0"/>
-          <w:numId w:val="1002"/>
-        </w:numPr>
+    </w:p>
+    <w:p>
+      <w:pPr>
+        <w:pStyle w:val="BodyText"/>
       </w:pPr>
       <w:r>
         <w:t xml:space="preserve">NOAH: Low probability, but high severity. We’re talking about faces, near the eyes. An infection there can be serious, so we didn’t want to gamble with patients while we waited for more tests.</w:t>
       </w:r>
-      <w:r>
-        <w:t xml:space="preserve"> </w:t>
-      </w:r>
-      <w:r>
-        <w:t xml:space="preserve">노아: 확률은 낮지만 심각도는 높았어요. 얼굴, 눈 근처 이야기예요. 거기 감염은 심각할 수 있어요. 그래서 추가 시험을 기다리는 동안 환자들을 걸고 도박하고 싶지 않았어요.</w:t>
-      </w:r>
-    </w:p>
-    <w:p>
-      <w:pPr>
-        <w:numPr>
-          <w:ilvl w:val="0"/>
-          <w:numId w:val="1002"/>
-        </w:numPr>
+    </w:p>
+    <w:p>
+      <w:pPr>
+        <w:pStyle w:val="BodyText"/>
       </w:pPr>
       <w:r>
         <w:t xml:space="preserve">ALEX: Did anyone on your team argue against it?</w:t>
       </w:r>
-      <w:r>
-        <w:t xml:space="preserve"> </w:t>
-      </w:r>
-      <w:r>
-        <w:t xml:space="preserve">알렉스: 팀에서 반대한 사람 있었어요?</w:t>
-      </w:r>
-    </w:p>
-    <w:p>
-      <w:pPr>
-        <w:numPr>
-          <w:ilvl w:val="0"/>
-          <w:numId w:val="1002"/>
-        </w:numPr>
+    </w:p>
+    <w:p>
+      <w:pPr>
+        <w:pStyle w:val="BodyText"/>
       </w:pPr>
       <w:r>
         <w:t xml:space="preserve">NOAH: Yes. We argue inside. Then we speak with one voice outside. Like now.</w:t>
       </w:r>
-      <w:r>
-        <w:t xml:space="preserve"> </w:t>
-      </w:r>
-      <w:r>
-        <w:t xml:space="preserve">노아: 네. 우린 안에서 논쟁해요. 그다음 밖에선 한목소리로 말하고요. 지금처럼.</w:t>
-      </w:r>
-    </w:p>
-    <w:p>
-      <w:pPr>
-        <w:numPr>
-          <w:ilvl w:val="0"/>
-          <w:numId w:val="1002"/>
-        </w:numPr>
+    </w:p>
+    <w:p>
+      <w:pPr>
+        <w:pStyle w:val="BodyText"/>
       </w:pPr>
       <w:r>
         <w:t xml:space="preserve">ALEX: Who argued?</w:t>
       </w:r>
-      <w:r>
-        <w:t xml:space="preserve"> </w:t>
-      </w:r>
-      <w:r>
-        <w:t xml:space="preserve">알렉스: 누가 반대했어요?</w:t>
-      </w:r>
-    </w:p>
-    <w:p>
-      <w:pPr>
-        <w:numPr>
-          <w:ilvl w:val="0"/>
-          <w:numId w:val="1002"/>
-        </w:numPr>
+    </w:p>
+    <w:p>
+      <w:pPr>
+        <w:pStyle w:val="BodyText"/>
       </w:pPr>
       <w:r>
         <w:t xml:space="preserve">NOAH: I won’t name people. That’s not fair to them. The decision was mine.</w:t>
       </w:r>
-      <w:r>
-        <w:t xml:space="preserve"> </w:t>
-      </w:r>
-      <w:r>
-        <w:t xml:space="preserve">노아: 이름은 말하지 않을게요. 그건 그 사람들한테 공정하지 않아요. 결정은 제 거였어요.</w:t>
-      </w:r>
-    </w:p>
-    <w:p>
-      <w:pPr>
-        <w:numPr>
-          <w:ilvl w:val="0"/>
-          <w:numId w:val="1002"/>
-        </w:numPr>
+    </w:p>
+    <w:p>
+      <w:pPr>
+        <w:pStyle w:val="BodyText"/>
       </w:pPr>
       <w:r>
         <w:t xml:space="preserve">ALEX: Fair. Were any patients harmed?</w:t>
       </w:r>
-      <w:r>
-        <w:t xml:space="preserve"> </w:t>
-      </w:r>
-      <w:r>
-        <w:t xml:space="preserve">알렉스: 그럴 만하네요. 피해 입은 환자는 있었어요?</w:t>
-      </w:r>
-    </w:p>
-    <w:p>
-      <w:pPr>
-        <w:numPr>
-          <w:ilvl w:val="0"/>
-          <w:numId w:val="1002"/>
-        </w:numPr>
+    </w:p>
+    <w:p>
+      <w:pPr>
+        <w:pStyle w:val="BodyText"/>
       </w:pPr>
       <w:r>
         <w:t xml:space="preserve">NOAH: No. Zero infections. Zero adverse events linked to those lots. Seven weeks of monitoring.</w:t>
       </w:r>
-      <w:r>
-        <w:t xml:space="preserve"> </w:t>
-      </w:r>
-      <w:r>
-        <w:t xml:space="preserve">노아: 아니요. 감염 0건. 해당 로트 관련 이상사례 0건. 7주간 모니터링했어요.</w:t>
-      </w:r>
-    </w:p>
-    <w:p>
-      <w:pPr>
-        <w:numPr>
-          <w:ilvl w:val="0"/>
-          <w:numId w:val="1002"/>
-        </w:numPr>
+    </w:p>
+    <w:p>
+      <w:pPr>
+        <w:pStyle w:val="BodyText"/>
       </w:pPr>
       <w:r>
         <w:t xml:space="preserve">ALEX: The cause was a stopper. Made by a supplier. For your manufacturer. Meridian BioFill.</w:t>
       </w:r>
-      <w:r>
-        <w:t xml:space="preserve"> </w:t>
-      </w:r>
-      <w:r>
-        <w:t xml:space="preserve">알렉스: 원인은 마개였죠. 공급사가 만든. 당신네 제조사를 위해. 메리디안 바이오필.</w:t>
-      </w:r>
-    </w:p>
-    <w:p>
-      <w:pPr>
-        <w:numPr>
-          <w:ilvl w:val="0"/>
-          <w:numId w:val="1002"/>
-        </w:numPr>
+    </w:p>
+    <w:p>
+      <w:pPr>
+        <w:pStyle w:val="BodyText"/>
       </w:pPr>
       <w:r>
         <w:t xml:space="preserve">NOAH: That’s correct.</w:t>
       </w:r>
-      <w:r>
-        <w:t xml:space="preserve"> </w:t>
-      </w:r>
-      <w:r>
-        <w:t xml:space="preserve">노아: 맞아요.</w:t>
-      </w:r>
-    </w:p>
-    <w:p>
-      <w:pPr>
-        <w:numPr>
-          <w:ilvl w:val="0"/>
-          <w:numId w:val="1002"/>
-        </w:numPr>
+    </w:p>
+    <w:p>
+      <w:pPr>
+        <w:pStyle w:val="BodyText"/>
       </w:pPr>
       <w:r>
         <w:t xml:space="preserve">ALEX: My sources say Meridian changed the stopper supplier without telling you. If that’s true, it sounds like the problem started with them, not with you. So, is it true?</w:t>
       </w:r>
-      <w:r>
-        <w:t xml:space="preserve"> </w:t>
-      </w:r>
-      <w:r>
-        <w:t xml:space="preserve">알렉스: 제 취재원 말로는 메리디안이 당신들한테 알리지 않고 마개 공급사를 바꿨다던데요. 그게 사실이면, 문제는 당신들이 아니라 그쪽에서 시작된 것 같은데요. 그래서, 사실이에요?</w:t>
-      </w:r>
-    </w:p>
-    <w:p>
-      <w:pPr>
-        <w:numPr>
-          <w:ilvl w:val="0"/>
-          <w:numId w:val="1002"/>
-        </w:numPr>
+    </w:p>
+    <w:p>
+      <w:pPr>
+        <w:pStyle w:val="BodyText"/>
       </w:pPr>
       <w:r>
         <w:t xml:space="preserve">ZOE: …</w:t>
       </w:r>
-      <w:r>
-        <w:t xml:space="preserve"> </w:t>
-      </w:r>
-      <w:r>
-        <w:t xml:space="preserve">조이: …</w:t>
-      </w:r>
-    </w:p>
-    <w:p>
-      <w:pPr>
-        <w:numPr>
-          <w:ilvl w:val="0"/>
-          <w:numId w:val="1002"/>
-        </w:numPr>
+    </w:p>
+    <w:p>
+      <w:pPr>
+        <w:pStyle w:val="BodyText"/>
       </w:pPr>
       <w:r>
         <w:t xml:space="preserve">NOAH: Our root cause report describes the change. It’s public. On our website.</w:t>
       </w:r>
-      <w:r>
-        <w:t xml:space="preserve"> </w:t>
-      </w:r>
-      <w:r>
-        <w:t xml:space="preserve">노아: 저희 근본 원인 보고서에 그 변경이 설명돼 있어요. 공개돼 있어요. 웹사이트에.</w:t>
-      </w:r>
-    </w:p>
-    <w:p>
-      <w:pPr>
-        <w:numPr>
-          <w:ilvl w:val="0"/>
-          <w:numId w:val="1002"/>
-        </w:numPr>
+    </w:p>
+    <w:p>
+      <w:pPr>
+        <w:pStyle w:val="BodyText"/>
       </w:pPr>
       <w:r>
         <w:t xml:space="preserve">ALEX: So it’s Meridian’s fault?</w:t>
       </w:r>
-      <w:r>
-        <w:t xml:space="preserve"> </w:t>
-      </w:r>
-      <w:r>
-        <w:t xml:space="preserve">알렉스: 그러니까 메리디안 잘못이네요?</w:t>
-      </w:r>
-    </w:p>
-    <w:p>
-      <w:pPr>
-        <w:numPr>
-          <w:ilvl w:val="0"/>
-          <w:numId w:val="1002"/>
-        </w:numPr>
+    </w:p>
+    <w:p>
+      <w:pPr>
+        <w:pStyle w:val="BodyText"/>
       </w:pPr>
       <w:r>
         <w:t xml:space="preserve">NOAH: We’re responsible for our product, not our supplier. Our name is on the box, and doctors chose us, not Meridian. So when something goes wrong, the responsibility stops with us.</w:t>
       </w:r>
-      <w:r>
-        <w:t xml:space="preserve"> </w:t>
-      </w:r>
-      <w:r>
-        <w:t xml:space="preserve">노아: 저희 제품은 저희가 책임져요. 공급사가 아니라. 상자에 적힌 건 저희 이름이고, 의사들은 메리디안이 아니라 저희를 선택했어요. 그러니까 뭔가 잘못되면 책임은 저희에게서 끝나요.</w:t>
-      </w:r>
-    </w:p>
-    <w:p>
-      <w:pPr>
-        <w:numPr>
-          <w:ilvl w:val="0"/>
-          <w:numId w:val="1002"/>
-        </w:numPr>
+    </w:p>
+    <w:p>
+      <w:pPr>
+        <w:pStyle w:val="BodyText"/>
       </w:pPr>
       <w:r>
         <w:t xml:space="preserve">ALEX: That’s an unusual answer. Most CEOs would blame the supplier.</w:t>
       </w:r>
-      <w:r>
-        <w:t xml:space="preserve"> </w:t>
-      </w:r>
-      <w:r>
-        <w:t xml:space="preserve">알렉스: 특이한 대답이네요. CEO들 대부분은 공급사를 탓할 텐데요.</w:t>
-      </w:r>
-    </w:p>
-    <w:p>
-      <w:pPr>
-        <w:numPr>
-          <w:ilvl w:val="0"/>
-          <w:numId w:val="1002"/>
-        </w:numPr>
+    </w:p>
+    <w:p>
+      <w:pPr>
+        <w:pStyle w:val="BodyText"/>
       </w:pPr>
       <w:r>
         <w:t xml:space="preserve">NOAH: Meridian paid the costs. They fixed the problem. They’ve been a good partner for years.</w:t>
       </w:r>
-      <w:r>
-        <w:t xml:space="preserve"> </w:t>
-      </w:r>
-      <w:r>
-        <w:t xml:space="preserve">노아: 메리디안이 비용을 냈어요. 문제를 고쳤고요. 몇 년간 좋은 파트너였어요.</w:t>
-      </w:r>
-    </w:p>
-    <w:p>
-      <w:pPr>
-        <w:numPr>
-          <w:ilvl w:val="0"/>
-          <w:numId w:val="1002"/>
-        </w:numPr>
+    </w:p>
+    <w:p>
+      <w:pPr>
+        <w:pStyle w:val="BodyText"/>
       </w:pPr>
       <w:r>
         <w:t xml:space="preserve">ZOE: Message three, Noah.</w:t>
       </w:r>
-      <w:r>
-        <w:t xml:space="preserve"> </w:t>
-      </w:r>
-      <w:r>
-        <w:t xml:space="preserve">조이: 메시지 셋, 노아.</w:t>
-      </w:r>
-    </w:p>
-    <w:p>
-      <w:pPr>
-        <w:numPr>
-          <w:ilvl w:val="0"/>
-          <w:numId w:val="1002"/>
-        </w:numPr>
+    </w:p>
+    <w:p>
+      <w:pPr>
+        <w:pStyle w:val="BodyText"/>
       </w:pPr>
       <w:r>
         <w:t xml:space="preserve">NOAH: And we published everything. Every doctor got the root cause. In plain English.</w:t>
       </w:r>
-      <w:r>
-        <w:t xml:space="preserve"> </w:t>
-      </w:r>
-      <w:r>
-        <w:t xml:space="preserve">노아: 그리고 전부 공개했어요. 모든 의사가 근본 원인을 받았어요. 쉬운 영어로.</w:t>
-      </w:r>
-    </w:p>
-    <w:p>
-      <w:pPr>
-        <w:numPr>
-          <w:ilvl w:val="0"/>
-          <w:numId w:val="1002"/>
-        </w:numPr>
+    </w:p>
+    <w:p>
+      <w:pPr>
+        <w:pStyle w:val="BodyText"/>
       </w:pPr>
       <w:r>
         <w:t xml:space="preserve">ALEX: I read it. It’s unusually clear. Your lawyer let you write that?</w:t>
       </w:r>
-      <w:r>
-        <w:t xml:space="preserve"> </w:t>
-      </w:r>
-      <w:r>
-        <w:t xml:space="preserve">알렉스: 읽었어요. 유난히 명확하더군요. 변호사가 그렇게 쓰게 놔뒀어요?</w:t>
-      </w:r>
-    </w:p>
-    <w:p>
-      <w:pPr>
-        <w:numPr>
-          <w:ilvl w:val="0"/>
-          <w:numId w:val="1002"/>
-        </w:numPr>
+    </w:p>
+    <w:p>
+      <w:pPr>
+        <w:pStyle w:val="BodyText"/>
       </w:pPr>
       <w:r>
         <w:t xml:space="preserve">NOAH: My lawyer edited every word. Then let me sign it.</w:t>
       </w:r>
-      <w:r>
-        <w:t xml:space="preserve"> </w:t>
-      </w:r>
-      <w:r>
-        <w:t xml:space="preserve">노아: 변호사가 모든 단어를 고쳤어요. 그다음 서명하게 해 줬죠.</w:t>
-      </w:r>
-    </w:p>
-    <w:p>
-      <w:pPr>
-        <w:numPr>
-          <w:ilvl w:val="0"/>
-          <w:numId w:val="1002"/>
-        </w:numPr>
+    </w:p>
+    <w:p>
+      <w:pPr>
+        <w:pStyle w:val="BodyText"/>
       </w:pPr>
       <w:r>
         <w:t xml:space="preserve">ALEX: The FDA called it</w:t>
@@ -1268,128 +812,53 @@
       <w:r>
         <w:t xml:space="preserve">Did you know that?</w:t>
       </w:r>
-      <w:r>
-        <w:t xml:space="preserve"> </w:t>
-      </w:r>
-      <w:r>
-        <w:t xml:space="preserve">알렉스: FDA가</w:t>
-      </w:r>
-      <w:r>
-        <w:t xml:space="preserve"> </w:t>
-      </w:r>
-      <w:r>
-        <w:t xml:space="preserve">“</w:t>
-      </w:r>
-      <w:r>
-        <w:t xml:space="preserve">교과서적인 회수</w:t>
-      </w:r>
-      <w:r>
-        <w:t xml:space="preserve">”</w:t>
-      </w:r>
-      <w:r>
-        <w:t xml:space="preserve">라고 했어요. 알고 있었어요?</w:t>
-      </w:r>
-    </w:p>
-    <w:p>
-      <w:pPr>
-        <w:numPr>
-          <w:ilvl w:val="0"/>
-          <w:numId w:val="1002"/>
-        </w:numPr>
+    </w:p>
+    <w:p>
+      <w:pPr>
+        <w:pStyle w:val="BodyText"/>
       </w:pPr>
       <w:r>
         <w:t xml:space="preserve">NOAH: I heard. I’d rather not need a textbook. But I’m glad we followed one.</w:t>
       </w:r>
-      <w:r>
-        <w:t xml:space="preserve"> </w:t>
-      </w:r>
-      <w:r>
-        <w:t xml:space="preserve">노아: 들었어요. 교과서가 필요 없었으면 좋았겠지만. 하나를 따라서 다행이에요.</w:t>
-      </w:r>
-    </w:p>
-    <w:p>
-      <w:pPr>
-        <w:numPr>
-          <w:ilvl w:val="0"/>
-          <w:numId w:val="1002"/>
-        </w:numPr>
+    </w:p>
+    <w:p>
+      <w:pPr>
+        <w:pStyle w:val="BodyText"/>
       </w:pPr>
       <w:r>
         <w:t xml:space="preserve">ALEX: How much did it cost you? In sales?</w:t>
       </w:r>
-      <w:r>
-        <w:t xml:space="preserve"> </w:t>
-      </w:r>
-      <w:r>
-        <w:t xml:space="preserve">알렉스: 매출로 따지면 얼마나 손해 봤어요?</w:t>
-      </w:r>
-    </w:p>
-    <w:p>
-      <w:pPr>
-        <w:numPr>
-          <w:ilvl w:val="0"/>
-          <w:numId w:val="1002"/>
-        </w:numPr>
+    </w:p>
+    <w:p>
+      <w:pPr>
+        <w:pStyle w:val="BodyText"/>
       </w:pPr>
       <w:r>
         <w:t xml:space="preserve">NOAH: Eighteen clinics paused their orders, out of two hundred ninety. That’s not a small number for us, and I won’t pretend it is. We’re going back to each one, in person.</w:t>
       </w:r>
-      <w:r>
-        <w:t xml:space="preserve"> </w:t>
-      </w:r>
-      <w:r>
-        <w:t xml:space="preserve">노아: 290곳 중 18곳이 주문을 보류했어요. 저희한테 작은 숫자가 아니고, 작은 척하지도 않을게요. 한 곳 한 곳 직접 다시 찾아갈 거예요.</w:t>
-      </w:r>
-    </w:p>
-    <w:p>
-      <w:pPr>
-        <w:numPr>
-          <w:ilvl w:val="0"/>
-          <w:numId w:val="1002"/>
-        </w:numPr>
+    </w:p>
+    <w:p>
+      <w:pPr>
+        <w:pStyle w:val="BodyText"/>
       </w:pPr>
       <w:r>
         <w:t xml:space="preserve">ALEX: Will you win them back?</w:t>
       </w:r>
-      <w:r>
-        <w:t xml:space="preserve"> </w:t>
-      </w:r>
-      <w:r>
-        <w:t xml:space="preserve">알렉스: 다시 얻을 수 있을까요?</w:t>
-      </w:r>
-    </w:p>
-    <w:p>
-      <w:pPr>
-        <w:numPr>
-          <w:ilvl w:val="0"/>
-          <w:numId w:val="1002"/>
-        </w:numPr>
+    </w:p>
+    <w:p>
+      <w:pPr>
+        <w:pStyle w:val="BodyText"/>
       </w:pPr>
       <w:r>
         <w:t xml:space="preserve">NOAH: I don’t know. I hope so. We’ll earn it. Or we won’t.</w:t>
       </w:r>
-      <w:r>
-        <w:t xml:space="preserve"> </w:t>
-      </w:r>
-      <w:r>
-        <w:t xml:space="preserve">노아: 모르겠어요. 그러길 바라요. 얻어 내거나. 못 얻거나.</w:t>
-      </w:r>
-    </w:p>
-    <w:p>
-      <w:pPr>
-        <w:numPr>
-          <w:ilvl w:val="0"/>
-          <w:numId w:val="1002"/>
-        </w:numPr>
+    </w:p>
+    <w:p>
+      <w:pPr>
+        <w:pStyle w:val="BodyText"/>
       </w:pPr>
       <w:r>
         <w:t xml:space="preserve">ALEX: Good. Now. The bigger story.</w:t>
-      </w:r>
-      <w:r>
-        <w:t xml:space="preserve"> </w:t>
-      </w:r>
-      <w:r>
-        <w:t xml:space="preserve">알렉스: 좋아요. 그럼. 더 큰 이야기.</w:t>
       </w:r>
     </w:p>
     <w:bookmarkEnd w:id="22"/>
@@ -1404,44 +873,23 @@
     </w:p>
     <w:p>
       <w:pPr>
-        <w:numPr>
-          <w:ilvl w:val="0"/>
-          <w:numId w:val="1003"/>
-        </w:numPr>
+        <w:pStyle w:val="FirstParagraph"/>
       </w:pPr>
       <w:r>
         <w:t xml:space="preserve">ALEX: I’ve obtained an internal Halvern memo. Six years old. From the sales division.</w:t>
       </w:r>
-      <w:r>
-        <w:t xml:space="preserve"> </w:t>
-      </w:r>
-      <w:r>
-        <w:t xml:space="preserve">알렉스: 할번 내부 메모를 입수했어요. 6년 전 거예요. 영업 부서에서 나온.</w:t>
-      </w:r>
-    </w:p>
-    <w:p>
-      <w:pPr>
-        <w:numPr>
-          <w:ilvl w:val="0"/>
-          <w:numId w:val="1003"/>
-        </w:numPr>
+    </w:p>
+    <w:p>
+      <w:pPr>
+        <w:pStyle w:val="BodyText"/>
       </w:pPr>
       <w:r>
         <w:t xml:space="preserve">NOAH: …Go on.</w:t>
       </w:r>
-      <w:r>
-        <w:t xml:space="preserve"> </w:t>
-      </w:r>
-      <w:r>
-        <w:t xml:space="preserve">노아: …계속하세요.</w:t>
-      </w:r>
-    </w:p>
-    <w:p>
-      <w:pPr>
-        <w:numPr>
-          <w:ilvl w:val="0"/>
-          <w:numId w:val="1003"/>
-        </w:numPr>
+    </w:p>
+    <w:p>
+      <w:pPr>
+        <w:pStyle w:val="BodyText"/>
       </w:pPr>
       <w:r>
         <w:t xml:space="preserve">ALEX:</w:t>
@@ -1464,488 +912,221 @@
       <w:r>
         <w:t xml:space="preserve">You were there then. Did you see it?</w:t>
       </w:r>
-      <w:r>
-        <w:t xml:space="preserve"> </w:t>
-      </w:r>
-      <w:r>
-        <w:t xml:space="preserve">알렉스:</w:t>
-      </w:r>
-      <w:r>
-        <w:t xml:space="preserve"> </w:t>
-      </w:r>
-      <w:r>
-        <w:t xml:space="preserve">“</w:t>
-      </w:r>
-      <w:r>
-        <w:t xml:space="preserve">영업 사원은 고객의 공식 이상사례 보고를 권장하지 말 것.</w:t>
-      </w:r>
-      <w:r>
-        <w:t xml:space="preserve">”</w:t>
-      </w:r>
-      <w:r>
-        <w:t xml:space="preserve"> </w:t>
-      </w:r>
-      <w:r>
-        <w:t xml:space="preserve">그때 거기 있었죠. 봤어요?</w:t>
-      </w:r>
-    </w:p>
-    <w:p>
-      <w:pPr>
-        <w:numPr>
-          <w:ilvl w:val="0"/>
-          <w:numId w:val="1003"/>
-        </w:numPr>
+    </w:p>
+    <w:p>
+      <w:pPr>
+        <w:pStyle w:val="BodyText"/>
       </w:pPr>
       <w:r>
         <w:t xml:space="preserve">ZOE: …</w:t>
       </w:r>
-      <w:r>
-        <w:t xml:space="preserve"> </w:t>
-      </w:r>
-      <w:r>
-        <w:t xml:space="preserve">조이: …</w:t>
-      </w:r>
-    </w:p>
-    <w:p>
-      <w:pPr>
-        <w:numPr>
-          <w:ilvl w:val="0"/>
-          <w:numId w:val="1003"/>
-        </w:numPr>
+    </w:p>
+    <w:p>
+      <w:pPr>
+        <w:pStyle w:val="BodyText"/>
       </w:pPr>
       <w:r>
         <w:t xml:space="preserve">NOAH: I can’t comment on a document I haven’t verified.</w:t>
       </w:r>
-      <w:r>
-        <w:t xml:space="preserve"> </w:t>
-      </w:r>
-      <w:r>
-        <w:t xml:space="preserve">노아: 확인하지 않은 문서에 대해서는 말씀드릴 수 없어요.</w:t>
-      </w:r>
-    </w:p>
-    <w:p>
-      <w:pPr>
-        <w:numPr>
-          <w:ilvl w:val="0"/>
-          <w:numId w:val="1003"/>
-        </w:numPr>
+    </w:p>
+    <w:p>
+      <w:pPr>
+        <w:pStyle w:val="BodyText"/>
       </w:pPr>
       <w:r>
         <w:t xml:space="preserve">ALEX: I can show it to you. Right now.</w:t>
       </w:r>
-      <w:r>
-        <w:t xml:space="preserve"> </w:t>
-      </w:r>
-      <w:r>
-        <w:t xml:space="preserve">알렉스: 보여 줄 수 있어요. 지금 당장.</w:t>
-      </w:r>
-    </w:p>
-    <w:p>
-      <w:pPr>
-        <w:numPr>
-          <w:ilvl w:val="0"/>
-          <w:numId w:val="1003"/>
-        </w:numPr>
+    </w:p>
+    <w:p>
+      <w:pPr>
+        <w:pStyle w:val="BodyText"/>
       </w:pPr>
       <w:r>
         <w:t xml:space="preserve">NOAH: Please don’t. It’s not my document. And it’s not my story to tell.</w:t>
       </w:r>
-      <w:r>
-        <w:t xml:space="preserve"> </w:t>
-      </w:r>
-      <w:r>
-        <w:t xml:space="preserve">노아: 보여 주지 마세요. 제 문서가 아니에요. 그리고 제가 할 이야기도 아니고요.</w:t>
-      </w:r>
-    </w:p>
-    <w:p>
-      <w:pPr>
-        <w:numPr>
-          <w:ilvl w:val="0"/>
-          <w:numId w:val="1003"/>
-        </w:numPr>
+    </w:p>
+    <w:p>
+      <w:pPr>
+        <w:pStyle w:val="BodyText"/>
       </w:pPr>
       <w:r>
         <w:t xml:space="preserve">ALEX: Your sister was injured by a Halvern product. I’ve done my homework, Noah. Doesn’t that make this your story too, whether you want it or not?</w:t>
       </w:r>
-      <w:r>
-        <w:t xml:space="preserve"> </w:t>
-      </w:r>
-      <w:r>
-        <w:t xml:space="preserve">알렉스: 여동생이 할번 제품에 다쳤죠. 저도 조사는 했어요, 노아. 그럼 원하든 원하지 않든 이건 당신 이야기이기도 한 거 아니에요?</w:t>
-      </w:r>
-    </w:p>
-    <w:p>
-      <w:pPr>
-        <w:numPr>
-          <w:ilvl w:val="0"/>
-          <w:numId w:val="1003"/>
-        </w:numPr>
+    </w:p>
+    <w:p>
+      <w:pPr>
+        <w:pStyle w:val="BodyText"/>
       </w:pPr>
       <w:r>
         <w:t xml:space="preserve">NOAH: My sister’s story belongs to my sister. She told it herself. At the FDA.</w:t>
       </w:r>
-      <w:r>
-        <w:t xml:space="preserve"> </w:t>
-      </w:r>
-      <w:r>
-        <w:t xml:space="preserve">노아: 제 동생 이야기는 제 동생 거예요. 본인이 직접 말했어요. FDA에서.</w:t>
-      </w:r>
-    </w:p>
-    <w:p>
-      <w:pPr>
-        <w:numPr>
-          <w:ilvl w:val="0"/>
-          <w:numId w:val="1003"/>
-        </w:numPr>
+    </w:p>
+    <w:p>
+      <w:pPr>
+        <w:pStyle w:val="BodyText"/>
       </w:pPr>
       <w:r>
         <w:t xml:space="preserve">ALEX: Then let me ask differently. Does Veyra encourage reporting?</w:t>
       </w:r>
-      <w:r>
-        <w:t xml:space="preserve"> </w:t>
-      </w:r>
-      <w:r>
-        <w:t xml:space="preserve">알렉스: 그럼 다르게 물어볼게요. 베이라는 보고를 권장해요?</w:t>
-      </w:r>
-    </w:p>
-    <w:p>
-      <w:pPr>
-        <w:numPr>
-          <w:ilvl w:val="0"/>
-          <w:numId w:val="1003"/>
-        </w:numPr>
+    </w:p>
+    <w:p>
+      <w:pPr>
+        <w:pStyle w:val="BodyText"/>
       </w:pPr>
       <w:r>
         <w:t xml:space="preserve">NOAH: What I can tell you is this. Yes. Always. Even for competitor products.</w:t>
       </w:r>
-      <w:r>
-        <w:t xml:space="preserve"> </w:t>
-      </w:r>
-      <w:r>
-        <w:t xml:space="preserve">노아: 제가 말씀드릴 수 있는 건 이거예요. 네. 항상. 경쟁사 제품이라도.</w:t>
-      </w:r>
-    </w:p>
-    <w:p>
-      <w:pPr>
-        <w:numPr>
-          <w:ilvl w:val="0"/>
-          <w:numId w:val="1003"/>
-        </w:numPr>
+    </w:p>
+    <w:p>
+      <w:pPr>
+        <w:pStyle w:val="BodyText"/>
       </w:pPr>
       <w:r>
         <w:t xml:space="preserve">ALEX: Even for Halvern’s?</w:t>
       </w:r>
-      <w:r>
-        <w:t xml:space="preserve"> </w:t>
-      </w:r>
-      <w:r>
-        <w:t xml:space="preserve">알렉스: 할번 제품이라도요?</w:t>
-      </w:r>
-    </w:p>
-    <w:p>
-      <w:pPr>
-        <w:numPr>
-          <w:ilvl w:val="0"/>
-          <w:numId w:val="1003"/>
-        </w:numPr>
+    </w:p>
+    <w:p>
+      <w:pPr>
+        <w:pStyle w:val="BodyText"/>
       </w:pPr>
       <w:r>
         <w:t xml:space="preserve">NOAH: On a webinar, our medical lead asked a nurse to report a Lumaderm case.</w:t>
       </w:r>
-      <w:r>
-        <w:t xml:space="preserve"> </w:t>
-      </w:r>
-      <w:r>
-        <w:t xml:space="preserve">노아: 웨비나에서 우리 의학 책임자가 한 간호사에게 루마덤 사례를 보고하라고 했어요.</w:t>
-      </w:r>
-    </w:p>
-    <w:p>
-      <w:pPr>
-        <w:numPr>
-          <w:ilvl w:val="0"/>
-          <w:numId w:val="1003"/>
-        </w:numPr>
+    </w:p>
+    <w:p>
+      <w:pPr>
+        <w:pStyle w:val="BodyText"/>
       </w:pPr>
       <w:r>
         <w:t xml:space="preserve">ALEX: To Halvern?</w:t>
       </w:r>
-      <w:r>
-        <w:t xml:space="preserve"> </w:t>
-      </w:r>
-      <w:r>
-        <w:t xml:space="preserve">알렉스: 할번에요?</w:t>
-      </w:r>
-    </w:p>
-    <w:p>
-      <w:pPr>
-        <w:numPr>
-          <w:ilvl w:val="0"/>
-          <w:numId w:val="1003"/>
-        </w:numPr>
+    </w:p>
+    <w:p>
+      <w:pPr>
+        <w:pStyle w:val="BodyText"/>
       </w:pPr>
       <w:r>
         <w:t xml:space="preserve">NOAH: To the manufacturer and to FDA MedWatch. Every report makes the data better.</w:t>
       </w:r>
-      <w:r>
-        <w:t xml:space="preserve"> </w:t>
-      </w:r>
-      <w:r>
-        <w:t xml:space="preserve">노아: 제조사와 FDA 메드워치에요. 모든 보고가 데이터를 더 낫게 만들어요.</w:t>
-      </w:r>
-    </w:p>
-    <w:p>
-      <w:pPr>
-        <w:numPr>
-          <w:ilvl w:val="0"/>
-          <w:numId w:val="1003"/>
-        </w:numPr>
+    </w:p>
+    <w:p>
+      <w:pPr>
+        <w:pStyle w:val="BodyText"/>
       </w:pPr>
       <w:r>
         <w:t xml:space="preserve">ALEX: So you think the industry underreports?</w:t>
       </w:r>
-      <w:r>
-        <w:t xml:space="preserve"> </w:t>
-      </w:r>
-      <w:r>
-        <w:t xml:space="preserve">알렉스: 그럼 업계가 보고를 덜 한다고 생각해요?</w:t>
-      </w:r>
-    </w:p>
-    <w:p>
-      <w:pPr>
-        <w:numPr>
-          <w:ilvl w:val="0"/>
-          <w:numId w:val="1003"/>
-        </w:numPr>
+    </w:p>
+    <w:p>
+      <w:pPr>
+        <w:pStyle w:val="BodyText"/>
       </w:pPr>
       <w:r>
         <w:t xml:space="preserve">NOAH: I think most vascular occlusions are never reported at all. Doctors have said so publicly, and Elena has too. That means everyone, including us, is making decisions with incomplete data.</w:t>
       </w:r>
-      <w:r>
-        <w:t xml:space="preserve"> </w:t>
-      </w:r>
-      <w:r>
-        <w:t xml:space="preserve">노아: 대부분의 혈관 폐색은 아예 보고되지 않는다고 생각해요. 의사들이 공개적으로 말해 왔고, 엘레나도 그랬어요. 그 말은 저희를 포함한 모두가 불완전한 데이터로 결정을 내리고 있다는 뜻이에요.</w:t>
-      </w:r>
-    </w:p>
-    <w:p>
-      <w:pPr>
-        <w:numPr>
-          <w:ilvl w:val="0"/>
-          <w:numId w:val="1003"/>
-        </w:numPr>
+    </w:p>
+    <w:p>
+      <w:pPr>
+        <w:pStyle w:val="BodyText"/>
       </w:pPr>
       <w:r>
         <w:t xml:space="preserve">ALEX: Because of memos like this one?</w:t>
       </w:r>
-      <w:r>
-        <w:t xml:space="preserve"> </w:t>
-      </w:r>
-      <w:r>
-        <w:t xml:space="preserve">알렉스: 이런 메모 때문에요?</w:t>
-      </w:r>
-    </w:p>
-    <w:p>
-      <w:pPr>
-        <w:numPr>
-          <w:ilvl w:val="0"/>
-          <w:numId w:val="1003"/>
-        </w:numPr>
+    </w:p>
+    <w:p>
+      <w:pPr>
+        <w:pStyle w:val="BodyText"/>
       </w:pPr>
       <w:r>
         <w:t xml:space="preserve">NOAH: I can’t speak for other companies. I can speak to what we do.</w:t>
       </w:r>
-      <w:r>
-        <w:t xml:space="preserve"> </w:t>
-      </w:r>
-      <w:r>
-        <w:t xml:space="preserve">노아: 다른 회사를 대변할 순 없어요. 우리가 뭘 하는지는 말할 수 있고요.</w:t>
-      </w:r>
-    </w:p>
-    <w:p>
-      <w:pPr>
-        <w:numPr>
-          <w:ilvl w:val="0"/>
-          <w:numId w:val="1003"/>
-        </w:numPr>
+    </w:p>
+    <w:p>
+      <w:pPr>
+        <w:pStyle w:val="BodyText"/>
       </w:pPr>
       <w:r>
         <w:t xml:space="preserve">ALEX: You’re very disciplined.</w:t>
       </w:r>
-      <w:r>
-        <w:t xml:space="preserve"> </w:t>
-      </w:r>
-      <w:r>
-        <w:t xml:space="preserve">알렉스: 아주 절제돼 있네요.</w:t>
-      </w:r>
-    </w:p>
-    <w:p>
-      <w:pPr>
-        <w:numPr>
-          <w:ilvl w:val="0"/>
-          <w:numId w:val="1003"/>
-        </w:numPr>
+    </w:p>
+    <w:p>
+      <w:pPr>
+        <w:pStyle w:val="BodyText"/>
       </w:pPr>
       <w:r>
         <w:t xml:space="preserve">NOAH: I’m very coached. My lawyer is scary.</w:t>
       </w:r>
-      <w:r>
-        <w:t xml:space="preserve"> </w:t>
-      </w:r>
-      <w:r>
-        <w:t xml:space="preserve">노아: 아주 코칭을 받았어요. 우리 변호사가 무서워요.</w:t>
-      </w:r>
-    </w:p>
-    <w:p>
-      <w:pPr>
-        <w:numPr>
-          <w:ilvl w:val="0"/>
-          <w:numId w:val="1003"/>
-        </w:numPr>
+    </w:p>
+    <w:p>
+      <w:pPr>
+        <w:pStyle w:val="BodyText"/>
       </w:pPr>
       <w:r>
         <w:t xml:space="preserve">ALEX: Ha. That’s on the record too.</w:t>
       </w:r>
-      <w:r>
-        <w:t xml:space="preserve"> </w:t>
-      </w:r>
-      <w:r>
-        <w:t xml:space="preserve">알렉스: 하. 그것도 공식 기록이에요.</w:t>
-      </w:r>
-    </w:p>
-    <w:p>
-      <w:pPr>
-        <w:numPr>
-          <w:ilvl w:val="0"/>
-          <w:numId w:val="1003"/>
-        </w:numPr>
+    </w:p>
+    <w:p>
+      <w:pPr>
+        <w:pStyle w:val="BodyText"/>
       </w:pPr>
       <w:r>
         <w:t xml:space="preserve">NOAH: Good. She’ll like it.</w:t>
       </w:r>
-      <w:r>
-        <w:t xml:space="preserve"> </w:t>
-      </w:r>
-      <w:r>
-        <w:t xml:space="preserve">노아: 좋아요. 좋아할 거예요.</w:t>
-      </w:r>
-    </w:p>
-    <w:p>
-      <w:pPr>
-        <w:numPr>
-          <w:ilvl w:val="0"/>
-          <w:numId w:val="1003"/>
-        </w:numPr>
+    </w:p>
+    <w:p>
+      <w:pPr>
+        <w:pStyle w:val="BodyText"/>
       </w:pPr>
       <w:r>
         <w:t xml:space="preserve">ALEX: Last question. On the record. What’s Halvern’s biggest strength?</w:t>
       </w:r>
-      <w:r>
-        <w:t xml:space="preserve"> </w:t>
-      </w:r>
-      <w:r>
-        <w:t xml:space="preserve">알렉스: 마지막 질문. 공식 기록으로. 할번의 가장 큰 강점은 뭐예요?</w:t>
-      </w:r>
-    </w:p>
-    <w:p>
-      <w:pPr>
-        <w:numPr>
-          <w:ilvl w:val="0"/>
-          <w:numId w:val="1003"/>
-        </w:numPr>
+    </w:p>
+    <w:p>
+      <w:pPr>
+        <w:pStyle w:val="BodyText"/>
       </w:pPr>
       <w:r>
         <w:t xml:space="preserve">NOAH: Scale. Great scientists. Fifteen years of data. I learned a lot there.</w:t>
       </w:r>
-      <w:r>
-        <w:t xml:space="preserve"> </w:t>
-      </w:r>
-      <w:r>
-        <w:t xml:space="preserve">노아: 규모. 훌륭한 과학자들. 15년의 데이터. 거기서 많이 배웠어요.</w:t>
-      </w:r>
-    </w:p>
-    <w:p>
-      <w:pPr>
-        <w:numPr>
-          <w:ilvl w:val="0"/>
-          <w:numId w:val="1003"/>
-        </w:numPr>
+    </w:p>
+    <w:p>
+      <w:pPr>
+        <w:pStyle w:val="BodyText"/>
       </w:pPr>
       <w:r>
         <w:t xml:space="preserve">ALEX: And its biggest weakness?</w:t>
       </w:r>
-      <w:r>
-        <w:t xml:space="preserve"> </w:t>
-      </w:r>
-      <w:r>
-        <w:t xml:space="preserve">알렉스: 그럼 가장 큰 약점은요?</w:t>
-      </w:r>
-    </w:p>
-    <w:p>
-      <w:pPr>
-        <w:numPr>
-          <w:ilvl w:val="0"/>
-          <w:numId w:val="1003"/>
-        </w:numPr>
+    </w:p>
+    <w:p>
+      <w:pPr>
+        <w:pStyle w:val="BodyText"/>
       </w:pPr>
       <w:r>
         <w:t xml:space="preserve">NOAH: You’d have to ask Halvern. I’m still working on ours.</w:t>
       </w:r>
-      <w:r>
-        <w:t xml:space="preserve"> </w:t>
-      </w:r>
-      <w:r>
-        <w:t xml:space="preserve">노아: 할번에 물어보셔야죠. 전 아직 우리 약점을 고치는 중이에요.</w:t>
-      </w:r>
-    </w:p>
-    <w:p>
-      <w:pPr>
-        <w:numPr>
-          <w:ilvl w:val="0"/>
-          <w:numId w:val="1003"/>
-        </w:numPr>
+    </w:p>
+    <w:p>
+      <w:pPr>
+        <w:pStyle w:val="BodyText"/>
       </w:pPr>
       <w:r>
         <w:t xml:space="preserve">ALEX: Okay. That’s the interview. Thank you.</w:t>
       </w:r>
-      <w:r>
-        <w:t xml:space="preserve"> </w:t>
-      </w:r>
-      <w:r>
-        <w:t xml:space="preserve">알렉스: 좋아요. 인터뷰는 여기까지예요. 고마워요.</w:t>
-      </w:r>
-    </w:p>
-    <w:p>
-      <w:pPr>
-        <w:numPr>
-          <w:ilvl w:val="0"/>
-          <w:numId w:val="1003"/>
-        </w:numPr>
+    </w:p>
+    <w:p>
+      <w:pPr>
+        <w:pStyle w:val="BodyText"/>
       </w:pPr>
       <w:r>
         <w:t xml:space="preserve">NOAH: Thank you, Alex.</w:t>
       </w:r>
-      <w:r>
-        <w:t xml:space="preserve"> </w:t>
-      </w:r>
-      <w:r>
-        <w:t xml:space="preserve">노아: 고마워요, 알렉스.</w:t>
-      </w:r>
-    </w:p>
-    <w:p>
-      <w:pPr>
-        <w:numPr>
-          <w:ilvl w:val="0"/>
-          <w:numId w:val="1003"/>
-        </w:numPr>
+    </w:p>
+    <w:p>
+      <w:pPr>
+        <w:pStyle w:val="BodyText"/>
       </w:pPr>
       <w:r>
         <w:t xml:space="preserve">ALEX: Recorder’s off. See? Off.</w:t>
-      </w:r>
-      <w:r>
-        <w:t xml:space="preserve"> </w:t>
-      </w:r>
-      <w:r>
-        <w:t xml:space="preserve">알렉스: 녹음기 껐어요. 보이죠? 꺼졌어요.</w:t>
       </w:r>
     </w:p>
     <w:bookmarkEnd w:id="23"/>
@@ -1960,61 +1141,31 @@
     </w:p>
     <w:p>
       <w:pPr>
-        <w:numPr>
-          <w:ilvl w:val="0"/>
-          <w:numId w:val="1004"/>
-        </w:numPr>
+        <w:pStyle w:val="FirstParagraph"/>
       </w:pPr>
       <w:r>
         <w:t xml:space="preserve">ALEX: Just between us. Off the record. What was Tom Brennan really like?</w:t>
       </w:r>
-      <w:r>
-        <w:t xml:space="preserve"> </w:t>
-      </w:r>
-      <w:r>
-        <w:t xml:space="preserve">알렉스: 우리끼리 얘기예요. 오프더레코드로. 톰 브레넌은 실제로 어떤 사람이었어요?</w:t>
-      </w:r>
-    </w:p>
-    <w:p>
-      <w:pPr>
-        <w:numPr>
-          <w:ilvl w:val="0"/>
-          <w:numId w:val="1004"/>
-        </w:numPr>
+    </w:p>
+    <w:p>
+      <w:pPr>
+        <w:pStyle w:val="BodyText"/>
       </w:pPr>
       <w:r>
         <w:t xml:space="preserve">NOAH: …</w:t>
       </w:r>
-      <w:r>
-        <w:t xml:space="preserve"> </w:t>
-      </w:r>
-      <w:r>
-        <w:t xml:space="preserve">노아: …</w:t>
-      </w:r>
-    </w:p>
-    <w:p>
-      <w:pPr>
-        <w:numPr>
-          <w:ilvl w:val="0"/>
-          <w:numId w:val="1004"/>
-        </w:numPr>
+    </w:p>
+    <w:p>
+      <w:pPr>
+        <w:pStyle w:val="BodyText"/>
       </w:pPr>
       <w:r>
         <w:t xml:space="preserve">ALEX: You can tell me. I won’t quote you, I promise. I just want to understand the man, because everyone in this industry seems to have a Tom Brennan story.</w:t>
       </w:r>
-      <w:r>
-        <w:t xml:space="preserve"> </w:t>
-      </w:r>
-      <w:r>
-        <w:t xml:space="preserve">알렉스: 말해도 돼요. 인용 안 할게요, 약속해요. 그냥 그 사람을 이해하고 싶어서요. 이 업계 사람들은 다들 톰 브레넌 이야기 하나씩은 있는 것 같거든요.</w:t>
-      </w:r>
-    </w:p>
-    <w:p>
-      <w:pPr>
-        <w:numPr>
-          <w:ilvl w:val="0"/>
-          <w:numId w:val="1004"/>
-        </w:numPr>
+    </w:p>
+    <w:p>
+      <w:pPr>
+        <w:pStyle w:val="BodyText"/>
       </w:pPr>
       <w:r>
         <w:t xml:space="preserve">NOAH: Tom was… he once told me,</w:t>
@@ -2031,11 +1182,29 @@
       <w:r>
         <w:t xml:space="preserve">”</w:t>
       </w:r>
-      <w:r>
-        <w:t xml:space="preserve"> </w:t>
-      </w:r>
-      <w:r>
-        <w:t xml:space="preserve">노아: 톰은… 언젠가 저한테</w:t>
+    </w:p>
+    <w:p>
+      <w:pPr>
+        <w:pStyle w:val="BodyText"/>
+      </w:pPr>
+      <w:r>
+        <w:t xml:space="preserve">ZOE: Noah. Your coffee’s getting cold.</w:t>
+      </w:r>
+    </w:p>
+    <w:p>
+      <w:pPr>
+        <w:pStyle w:val="BodyText"/>
+      </w:pPr>
+      <w:r>
+        <w:t xml:space="preserve">NOAH: …Thank you, Zoe.</w:t>
+      </w:r>
+    </w:p>
+    <w:p>
+      <w:pPr>
+        <w:pStyle w:val="BodyText"/>
+      </w:pPr>
+      <w:r>
+        <w:t xml:space="preserve">ALEX: Go on.</w:t>
       </w:r>
       <w:r>
         <w:t xml:space="preserve"> </w:t>
@@ -2044,406 +1213,160 @@
         <w:t xml:space="preserve">“</w:t>
       </w:r>
       <w:r>
-        <w:t xml:space="preserve">개인적인 감정은 없어. 그냥 비즈니스야</w:t>
+        <w:t xml:space="preserve">Just business.</w:t>
       </w:r>
       <w:r>
         <w:t xml:space="preserve">”</w:t>
       </w:r>
       <w:r>
-        <w:t xml:space="preserve">라고 했어요.</w:t>
-      </w:r>
-    </w:p>
-    <w:p>
-      <w:pPr>
-        <w:numPr>
-          <w:ilvl w:val="0"/>
-          <w:numId w:val="1004"/>
-        </w:numPr>
-      </w:pPr>
-      <w:r>
-        <w:t xml:space="preserve">ZOE: Noah. Your coffee’s getting cold.</w:t>
-      </w:r>
-      <w:r>
-        <w:t xml:space="preserve"> </w:t>
-      </w:r>
-      <w:r>
-        <w:t xml:space="preserve">조이: 노아. 커피 식어요.</w:t>
-      </w:r>
-    </w:p>
-    <w:p>
-      <w:pPr>
-        <w:numPr>
-          <w:ilvl w:val="0"/>
-          <w:numId w:val="1004"/>
-        </w:numPr>
-      </w:pPr>
-      <w:r>
-        <w:t xml:space="preserve">NOAH: …Thank you, Zoe.</w:t>
-      </w:r>
-      <w:r>
-        <w:t xml:space="preserve"> </w:t>
-      </w:r>
-      <w:r>
-        <w:t xml:space="preserve">노아: …고마워요, 조이.</w:t>
-      </w:r>
-    </w:p>
-    <w:p>
-      <w:pPr>
-        <w:numPr>
-          <w:ilvl w:val="0"/>
-          <w:numId w:val="1004"/>
-        </w:numPr>
-      </w:pPr>
-      <w:r>
-        <w:t xml:space="preserve">ALEX: Go on.</w:t>
-      </w:r>
-      <w:r>
-        <w:t xml:space="preserve"> </w:t>
-      </w:r>
-      <w:r>
-        <w:t xml:space="preserve">“</w:t>
-      </w:r>
-      <w:r>
-        <w:t xml:space="preserve">Just business.</w:t>
-      </w:r>
-      <w:r>
-        <w:t xml:space="preserve">”</w:t>
-      </w:r>
-      <w:r>
         <w:t xml:space="preserve"> </w:t>
       </w:r>
       <w:r>
         <w:t xml:space="preserve">When did he say that?</w:t>
       </w:r>
-      <w:r>
-        <w:t xml:space="preserve"> </w:t>
-      </w:r>
-      <w:r>
-        <w:t xml:space="preserve">알렉스: 계속해요.</w:t>
-      </w:r>
-      <w:r>
-        <w:t xml:space="preserve"> </w:t>
-      </w:r>
-      <w:r>
-        <w:t xml:space="preserve">“</w:t>
-      </w:r>
-      <w:r>
-        <w:t xml:space="preserve">그냥 비즈니스.</w:t>
-      </w:r>
-      <w:r>
-        <w:t xml:space="preserve">”</w:t>
-      </w:r>
-      <w:r>
-        <w:t xml:space="preserve"> </w:t>
-      </w:r>
-      <w:r>
-        <w:t xml:space="preserve">언제 그 말을 했어요?</w:t>
-      </w:r>
-    </w:p>
-    <w:p>
-      <w:pPr>
-        <w:numPr>
-          <w:ilvl w:val="0"/>
-          <w:numId w:val="1004"/>
-        </w:numPr>
+    </w:p>
+    <w:p>
+      <w:pPr>
+        <w:pStyle w:val="BodyText"/>
       </w:pPr>
       <w:r>
         <w:t xml:space="preserve">NOAH: Alex, I’m sorry. I said everything is on the record. I meant it.</w:t>
       </w:r>
-      <w:r>
-        <w:t xml:space="preserve"> </w:t>
-      </w:r>
-      <w:r>
-        <w:t xml:space="preserve">노아: 알렉스, 미안해요. 전부 공식 기록이라고 했잖아요. 진심이었어요.</w:t>
-      </w:r>
-    </w:p>
-    <w:p>
-      <w:pPr>
-        <w:numPr>
-          <w:ilvl w:val="0"/>
-          <w:numId w:val="1004"/>
-        </w:numPr>
+    </w:p>
+    <w:p>
+      <w:pPr>
+        <w:pStyle w:val="BodyText"/>
       </w:pPr>
       <w:r>
         <w:t xml:space="preserve">ALEX: The recorder is off.</w:t>
       </w:r>
-      <w:r>
-        <w:t xml:space="preserve"> </w:t>
-      </w:r>
-      <w:r>
-        <w:t xml:space="preserve">알렉스: 녹음기는 꺼졌어요.</w:t>
-      </w:r>
-    </w:p>
-    <w:p>
-      <w:pPr>
-        <w:numPr>
-          <w:ilvl w:val="0"/>
-          <w:numId w:val="1004"/>
-        </w:numPr>
+    </w:p>
+    <w:p>
+      <w:pPr>
+        <w:pStyle w:val="BodyText"/>
       </w:pPr>
       <w:r>
         <w:t xml:space="preserve">NOAH: My memory isn’t. Neither is yours.</w:t>
       </w:r>
-      <w:r>
-        <w:t xml:space="preserve"> </w:t>
-      </w:r>
-      <w:r>
-        <w:t xml:space="preserve">노아: 제 기억은 안 꺼졌어요. 당신 기억도요.</w:t>
-      </w:r>
-    </w:p>
-    <w:p>
-      <w:pPr>
-        <w:numPr>
-          <w:ilvl w:val="0"/>
-          <w:numId w:val="1004"/>
-        </w:numPr>
+    </w:p>
+    <w:p>
+      <w:pPr>
+        <w:pStyle w:val="BodyText"/>
       </w:pPr>
       <w:r>
         <w:t xml:space="preserve">ALEX: …Fair. Most people relax when the red light goes off.</w:t>
       </w:r>
-      <w:r>
-        <w:t xml:space="preserve"> </w:t>
-      </w:r>
-      <w:r>
-        <w:t xml:space="preserve">알렉스: …맞는 말이네요. 대부분은 빨간불이 꺼지면 긴장을 풀어요.</w:t>
-      </w:r>
-    </w:p>
-    <w:p>
-      <w:pPr>
-        <w:numPr>
-          <w:ilvl w:val="0"/>
-          <w:numId w:val="1004"/>
-        </w:numPr>
+    </w:p>
+    <w:p>
+      <w:pPr>
+        <w:pStyle w:val="BodyText"/>
       </w:pPr>
       <w:r>
         <w:t xml:space="preserve">NOAH: Then here’s something you can print. Halvern makes good products. Good people work there.</w:t>
       </w:r>
-      <w:r>
-        <w:t xml:space="preserve"> </w:t>
-      </w:r>
-      <w:r>
-        <w:t xml:space="preserve">노아: 그럼 인쇄해도 되는 말을 드릴게요. 할번은 좋은 제품을 만들어요. 좋은 사람들이 일하고요.</w:t>
-      </w:r>
-    </w:p>
-    <w:p>
-      <w:pPr>
-        <w:numPr>
-          <w:ilvl w:val="0"/>
-          <w:numId w:val="1004"/>
-        </w:numPr>
+    </w:p>
+    <w:p>
+      <w:pPr>
+        <w:pStyle w:val="BodyText"/>
       </w:pPr>
       <w:r>
         <w:t xml:space="preserve">ALEX: And Tom?</w:t>
       </w:r>
-      <w:r>
-        <w:t xml:space="preserve"> </w:t>
-      </w:r>
-      <w:r>
-        <w:t xml:space="preserve">알렉스: 그럼 톰은요?</w:t>
-      </w:r>
-    </w:p>
-    <w:p>
-      <w:pPr>
-        <w:numPr>
-          <w:ilvl w:val="0"/>
-          <w:numId w:val="1004"/>
-        </w:numPr>
+    </w:p>
+    <w:p>
+      <w:pPr>
+        <w:pStyle w:val="BodyText"/>
       </w:pPr>
       <w:r>
         <w:t xml:space="preserve">NOAH: Tom is a very good competitor. He makes us better. On the record.</w:t>
       </w:r>
-      <w:r>
-        <w:t xml:space="preserve"> </w:t>
-      </w:r>
-      <w:r>
-        <w:t xml:space="preserve">노아: 톰은 아주 좋은 경쟁자예요. 우릴 더 낫게 만들어요. 공식 기록으로.</w:t>
-      </w:r>
-    </w:p>
-    <w:p>
-      <w:pPr>
-        <w:numPr>
-          <w:ilvl w:val="0"/>
-          <w:numId w:val="1004"/>
-        </w:numPr>
+    </w:p>
+    <w:p>
+      <w:pPr>
+        <w:pStyle w:val="BodyText"/>
       </w:pPr>
       <w:r>
         <w:t xml:space="preserve">ALEX: You’re not going to give me anything, are you?</w:t>
       </w:r>
-      <w:r>
-        <w:t xml:space="preserve"> </w:t>
-      </w:r>
-      <w:r>
-        <w:t xml:space="preserve">알렉스: 아무것도 안 줄 거죠, 그렇죠?</w:t>
-      </w:r>
-    </w:p>
-    <w:p>
-      <w:pPr>
-        <w:numPr>
-          <w:ilvl w:val="0"/>
-          <w:numId w:val="1004"/>
-        </w:numPr>
+    </w:p>
+    <w:p>
+      <w:pPr>
+        <w:pStyle w:val="BodyText"/>
       </w:pPr>
       <w:r>
         <w:t xml:space="preserve">NOAH: I gave you a recall timeline, a root cause, and zero infections, all on the record. That’s a lot more than most companies give you after a recall.</w:t>
       </w:r>
-      <w:r>
-        <w:t xml:space="preserve"> </w:t>
-      </w:r>
-      <w:r>
-        <w:t xml:space="preserve">노아: 회수 일정, 근본 원인, 그리고 감염 0건을 드렸어요. 전부 공식 기록으로요. 회수 뒤에 대부분의 회사가 주는 것보다 훨씬 많은 거예요.</w:t>
-      </w:r>
-    </w:p>
-    <w:p>
-      <w:pPr>
-        <w:numPr>
-          <w:ilvl w:val="0"/>
-          <w:numId w:val="1004"/>
-        </w:numPr>
+    </w:p>
+    <w:p>
+      <w:pPr>
+        <w:pStyle w:val="BodyText"/>
       </w:pPr>
       <w:r>
         <w:t xml:space="preserve">ALEX: It’s a good story. Just not the one I came for.</w:t>
       </w:r>
-      <w:r>
-        <w:t xml:space="preserve"> </w:t>
-      </w:r>
-      <w:r>
-        <w:t xml:space="preserve">알렉스: 좋은 이야기예요. 내가 찾으러 온 건 아니지만.</w:t>
-      </w:r>
-    </w:p>
-    <w:p>
-      <w:pPr>
-        <w:numPr>
-          <w:ilvl w:val="0"/>
-          <w:numId w:val="1004"/>
-        </w:numPr>
+    </w:p>
+    <w:p>
+      <w:pPr>
+        <w:pStyle w:val="BodyText"/>
       </w:pPr>
       <w:r>
         <w:t xml:space="preserve">ZOE: Will the Halvern memo be in your article?</w:t>
       </w:r>
-      <w:r>
-        <w:t xml:space="preserve"> </w:t>
-      </w:r>
-      <w:r>
-        <w:t xml:space="preserve">조이: 할번 메모가 기사에 들어가요?</w:t>
-      </w:r>
-    </w:p>
-    <w:p>
-      <w:pPr>
-        <w:numPr>
-          <w:ilvl w:val="0"/>
-          <w:numId w:val="1004"/>
-        </w:numPr>
+    </w:p>
+    <w:p>
+      <w:pPr>
+        <w:pStyle w:val="BodyText"/>
       </w:pPr>
       <w:r>
         <w:t xml:space="preserve">ALEX: Separate article. I’ll call Halvern for comment. Fairness rules.</w:t>
       </w:r>
-      <w:r>
-        <w:t xml:space="preserve"> </w:t>
-      </w:r>
-      <w:r>
-        <w:t xml:space="preserve">알렉스: 별도 기사로요. 할번에 코멘트 요청할 거예요. 공정성 규칙이죠.</w:t>
-      </w:r>
-    </w:p>
-    <w:p>
-      <w:pPr>
-        <w:numPr>
-          <w:ilvl w:val="0"/>
-          <w:numId w:val="1004"/>
-        </w:numPr>
+    </w:p>
+    <w:p>
+      <w:pPr>
+        <w:pStyle w:val="BodyText"/>
       </w:pPr>
       <w:r>
         <w:t xml:space="preserve">NOAH: And our article?</w:t>
       </w:r>
-      <w:r>
-        <w:t xml:space="preserve"> </w:t>
-      </w:r>
-      <w:r>
-        <w:t xml:space="preserve">노아: 그럼 우리 기사는요?</w:t>
-      </w:r>
-    </w:p>
-    <w:p>
-      <w:pPr>
-        <w:numPr>
-          <w:ilvl w:val="0"/>
-          <w:numId w:val="1004"/>
-        </w:numPr>
+    </w:p>
+    <w:p>
+      <w:pPr>
+        <w:pStyle w:val="BodyText"/>
       </w:pPr>
       <w:r>
         <w:t xml:space="preserve">ALEX: Next Monday. I’ll send you the quotes before then for fact-checking, not for approval. If a number is wrong, tell me. If you just don’t like a sentence, that’s different.</w:t>
       </w:r>
-      <w:r>
-        <w:t xml:space="preserve"> </w:t>
-      </w:r>
-      <w:r>
-        <w:t xml:space="preserve">알렉스: 다음 주 월요일. 그 전에 인용문을 보낼게요. 사실 확인용이지, 승인용이 아니에요. 숫자가 틀렸으면 말해 줘요. 그냥 문장이 마음에 안 드는 거라면, 그건 다른 얘기고요.</w:t>
-      </w:r>
-    </w:p>
-    <w:p>
-      <w:pPr>
-        <w:numPr>
-          <w:ilvl w:val="0"/>
-          <w:numId w:val="1004"/>
-        </w:numPr>
+    </w:p>
+    <w:p>
+      <w:pPr>
+        <w:pStyle w:val="BodyText"/>
       </w:pPr>
       <w:r>
         <w:t xml:space="preserve">ZOE: Understood. Thank you, Alex.</w:t>
       </w:r>
-      <w:r>
-        <w:t xml:space="preserve"> </w:t>
-      </w:r>
-      <w:r>
-        <w:t xml:space="preserve">조이: 알겠어요. 고마워요, 알렉스.</w:t>
-      </w:r>
-    </w:p>
-    <w:p>
-      <w:pPr>
-        <w:numPr>
-          <w:ilvl w:val="0"/>
-          <w:numId w:val="1004"/>
-        </w:numPr>
+    </w:p>
+    <w:p>
+      <w:pPr>
+        <w:pStyle w:val="BodyText"/>
       </w:pPr>
       <w:r>
         <w:t xml:space="preserve">ALEX: Noah. Off the record, or on. You’re the most boring CEO I’ve interviewed.</w:t>
       </w:r>
-      <w:r>
-        <w:t xml:space="preserve"> </w:t>
-      </w:r>
-      <w:r>
-        <w:t xml:space="preserve">알렉스: 노아. 오프든 온이든. 당신은 내가 인터뷰한 CEO 중 가장 지루해요.</w:t>
-      </w:r>
-    </w:p>
-    <w:p>
-      <w:pPr>
-        <w:numPr>
-          <w:ilvl w:val="0"/>
-          <w:numId w:val="1004"/>
-        </w:numPr>
+    </w:p>
+    <w:p>
+      <w:pPr>
+        <w:pStyle w:val="BodyText"/>
       </w:pPr>
       <w:r>
         <w:t xml:space="preserve">NOAH: Thank you. That’s the goal.</w:t>
       </w:r>
-      <w:r>
-        <w:t xml:space="preserve"> </w:t>
-      </w:r>
-      <w:r>
-        <w:t xml:space="preserve">노아: 고마워요. 그게 목표예요.</w:t>
-      </w:r>
-    </w:p>
-    <w:p>
-      <w:pPr>
-        <w:numPr>
-          <w:ilvl w:val="0"/>
-          <w:numId w:val="1004"/>
-        </w:numPr>
+    </w:p>
+    <w:p>
+      <w:pPr>
+        <w:pStyle w:val="BodyText"/>
       </w:pPr>
       <w:r>
         <w:t xml:space="preserve">ALEX: It’s a compliment. Boring CEOs don’t end up in my other articles.</w:t>
-      </w:r>
-      <w:r>
-        <w:t xml:space="preserve"> </w:t>
-      </w:r>
-      <w:r>
-        <w:t xml:space="preserve">알렉스: 칭찬이에요. 지루한 CEO들은 내 다른 기사에 안 나오거든요.</w:t>
       </w:r>
     </w:p>
     <w:bookmarkEnd w:id="24"/>
@@ -2458,10 +1381,7 @@
     </w:p>
     <w:p>
       <w:pPr>
-        <w:numPr>
-          <w:ilvl w:val="0"/>
-          <w:numId w:val="1005"/>
-        </w:numPr>
+        <w:pStyle w:val="FirstParagraph"/>
       </w:pPr>
       <w:r>
         <w:t xml:space="preserve">ZOE: It’s out. Headline:</w:t>
@@ -2478,11 +1398,21 @@
       <w:r>
         <w:t xml:space="preserve">”</w:t>
       </w:r>
-      <w:r>
-        <w:t xml:space="preserve"> </w:t>
-      </w:r>
-      <w:r>
-        <w:t xml:space="preserve">조이: 나왔어요. 제목:</w:t>
+    </w:p>
+    <w:p>
+      <w:pPr>
+        <w:pStyle w:val="BodyText"/>
+      </w:pPr>
+      <w:r>
+        <w:t xml:space="preserve">DIANE: Read the first line.</w:t>
+      </w:r>
+    </w:p>
+    <w:p>
+      <w:pPr>
+        <w:pStyle w:val="BodyText"/>
+      </w:pPr>
+      <w:r>
+        <w:t xml:space="preserve">ZOE:</w:t>
       </w:r>
       <w:r>
         <w:t xml:space="preserve"> </w:t>
@@ -2491,7 +1421,7 @@
         <w:t xml:space="preserve">“</w:t>
       </w:r>
       <w:r>
-        <w:t xml:space="preserve">스스로를 회수한 스타트업.</w:t>
+        <w:t xml:space="preserve">Within two hours of a failed test, a young Austin company pulled its own product.</w:t>
       </w:r>
       <w:r>
         <w:t xml:space="preserve">”</w:t>
@@ -2499,30 +1429,58 @@
     </w:p>
     <w:p>
       <w:pPr>
-        <w:numPr>
-          <w:ilvl w:val="0"/>
-          <w:numId w:val="1005"/>
-        </w:numPr>
-      </w:pPr>
-      <w:r>
-        <w:t xml:space="preserve">DIANE: Read the first line.</w:t>
-      </w:r>
-      <w:r>
-        <w:t xml:space="preserve"> </w:t>
-      </w:r>
-      <w:r>
-        <w:t xml:space="preserve">다이앤: 첫 줄 읽어 봐요.</w:t>
-      </w:r>
-    </w:p>
-    <w:p>
-      <w:pPr>
-        <w:numPr>
-          <w:ilvl w:val="0"/>
-          <w:numId w:val="1005"/>
-        </w:numPr>
-      </w:pPr>
-      <w:r>
-        <w:t xml:space="preserve">ZOE:</w:t>
+        <w:pStyle w:val="BodyText"/>
+      </w:pPr>
+      <w:r>
+        <w:t xml:space="preserve">DIANE: Fair. Accurate. Not a single adjective I hate.</w:t>
+      </w:r>
+    </w:p>
+    <w:p>
+      <w:pPr>
+        <w:pStyle w:val="BodyText"/>
+      </w:pPr>
+      <w:r>
+        <w:t xml:space="preserve">ZOE: And the Halvern memo is a separate story, on the front page. Noah isn’t quoted in it anywhere. Alex kept every promise, and we kept ours.</w:t>
+      </w:r>
+    </w:p>
+    <w:p>
+      <w:pPr>
+        <w:pStyle w:val="BodyText"/>
+      </w:pPr>
+      <w:r>
+        <w:t xml:space="preserve">NOAH: Good.</w:t>
+      </w:r>
+    </w:p>
+    <w:p>
+      <w:pPr>
+        <w:pStyle w:val="BodyText"/>
+      </w:pPr>
+      <w:r>
+        <w:t xml:space="preserve">ZOE: Your phone. It’s… Tom Brennan.</w:t>
+      </w:r>
+    </w:p>
+    <w:p>
+      <w:pPr>
+        <w:pStyle w:val="BodyText"/>
+      </w:pPr>
+      <w:r>
+        <w:t xml:space="preserve">TOM: Noah. The memo story. Did you talk to Rivera about it?</w:t>
+      </w:r>
+    </w:p>
+    <w:p>
+      <w:pPr>
+        <w:pStyle w:val="BodyText"/>
+      </w:pPr>
+      <w:r>
+        <w:t xml:space="preserve">NOAH: No. Read our article. And read theirs. My name isn’t there.</w:t>
+      </w:r>
+    </w:p>
+    <w:p>
+      <w:pPr>
+        <w:pStyle w:val="BodyText"/>
+      </w:pPr>
+      <w:r>
+        <w:t xml:space="preserve">TOM: I read both. Twice. You called me</w:t>
       </w:r>
       <w:r>
         <w:t xml:space="preserve"> </w:t>
@@ -2531,259 +1489,50 @@
         <w:t xml:space="preserve">“</w:t>
       </w:r>
       <w:r>
-        <w:t xml:space="preserve">Within two hours of a failed test, a young Austin company pulled its own product.</w:t>
+        <w:t xml:space="preserve">a very good competitor.</w:t>
       </w:r>
       <w:r>
         <w:t xml:space="preserve">”</w:t>
       </w:r>
-      <w:r>
-        <w:t xml:space="preserve"> </w:t>
-      </w:r>
-      <w:r>
-        <w:t xml:space="preserve">조이:</w:t>
-      </w:r>
-      <w:r>
-        <w:t xml:space="preserve"> </w:t>
-      </w:r>
-      <w:r>
-        <w:t xml:space="preserve">“</w:t>
-      </w:r>
-      <w:r>
-        <w:t xml:space="preserve">시험 실패 두 시간 만에, 오스틴의 젊은 회사가 자기 제품을 거둬들였다.</w:t>
-      </w:r>
-      <w:r>
-        <w:t xml:space="preserve">”</w:t>
-      </w:r>
-    </w:p>
-    <w:p>
-      <w:pPr>
-        <w:numPr>
-          <w:ilvl w:val="0"/>
-          <w:numId w:val="1005"/>
-        </w:numPr>
-      </w:pPr>
-      <w:r>
-        <w:t xml:space="preserve">DIANE: Fair. Accurate. Not a single adjective I hate.</w:t>
-      </w:r>
-      <w:r>
-        <w:t xml:space="preserve"> </w:t>
-      </w:r>
-      <w:r>
-        <w:t xml:space="preserve">다이앤: 공정해요. 정확하고. 내가 싫어하는 형용사가 하나도 없어요.</w:t>
-      </w:r>
-    </w:p>
-    <w:p>
-      <w:pPr>
-        <w:numPr>
-          <w:ilvl w:val="0"/>
-          <w:numId w:val="1005"/>
-        </w:numPr>
-      </w:pPr>
-      <w:r>
-        <w:t xml:space="preserve">ZOE: And the Halvern memo is a separate story, on the front page. Noah isn’t quoted in it anywhere. Alex kept every promise, and we kept ours.</w:t>
-      </w:r>
-      <w:r>
-        <w:t xml:space="preserve"> </w:t>
-      </w:r>
-      <w:r>
-        <w:t xml:space="preserve">조이: 그리고 할번 메모는 별도 기사예요. 1면에요. 노아 인용은 어디에도 없어요. 알렉스는 약속을 다 지켰고, 우리도 우리 약속을 지켰어요.</w:t>
-      </w:r>
-    </w:p>
-    <w:p>
-      <w:pPr>
-        <w:numPr>
-          <w:ilvl w:val="0"/>
-          <w:numId w:val="1005"/>
-        </w:numPr>
-      </w:pPr>
-      <w:r>
-        <w:t xml:space="preserve">NOAH: Good.</w:t>
-      </w:r>
-      <w:r>
-        <w:t xml:space="preserve"> </w:t>
-      </w:r>
-      <w:r>
-        <w:t xml:space="preserve">노아: 좋아요.</w:t>
-      </w:r>
-    </w:p>
-    <w:p>
-      <w:pPr>
-        <w:numPr>
-          <w:ilvl w:val="0"/>
-          <w:numId w:val="1005"/>
-        </w:numPr>
-      </w:pPr>
-      <w:r>
-        <w:t xml:space="preserve">ZOE: Your phone. It’s… Tom Brennan.</w:t>
-      </w:r>
-      <w:r>
-        <w:t xml:space="preserve"> </w:t>
-      </w:r>
-      <w:r>
-        <w:t xml:space="preserve">조이: 전화요. 그게… 톰 브레넌이에요.</w:t>
-      </w:r>
-    </w:p>
-    <w:p>
-      <w:pPr>
-        <w:numPr>
-          <w:ilvl w:val="0"/>
-          <w:numId w:val="1005"/>
-        </w:numPr>
-      </w:pPr>
-      <w:r>
-        <w:t xml:space="preserve">TOM: Noah. The memo story. Did you talk to Rivera about it?</w:t>
-      </w:r>
-      <w:r>
-        <w:t xml:space="preserve"> </w:t>
-      </w:r>
-      <w:r>
-        <w:t xml:space="preserve">톰: 노아. 메모 기사. 리베라한테 그 얘기 했어?</w:t>
-      </w:r>
-    </w:p>
-    <w:p>
-      <w:pPr>
-        <w:numPr>
-          <w:ilvl w:val="0"/>
-          <w:numId w:val="1005"/>
-        </w:numPr>
-      </w:pPr>
-      <w:r>
-        <w:t xml:space="preserve">NOAH: No. Read our article. And read theirs. My name isn’t there.</w:t>
-      </w:r>
-      <w:r>
-        <w:t xml:space="preserve"> </w:t>
-      </w:r>
-      <w:r>
-        <w:t xml:space="preserve">노아: 아니요. 우리 기사 읽어 봐요. 그리고 그쪽 기사도. 제 이름은 없어요.</w:t>
-      </w:r>
-    </w:p>
-    <w:p>
-      <w:pPr>
-        <w:numPr>
-          <w:ilvl w:val="0"/>
-          <w:numId w:val="1005"/>
-        </w:numPr>
-      </w:pPr>
-      <w:r>
-        <w:t xml:space="preserve">TOM: I read both. Twice. You called me</w:t>
-      </w:r>
-      <w:r>
-        <w:t xml:space="preserve"> </w:t>
-      </w:r>
-      <w:r>
-        <w:t xml:space="preserve">“</w:t>
-      </w:r>
-      <w:r>
-        <w:t xml:space="preserve">a very good competitor.</w:t>
-      </w:r>
-      <w:r>
-        <w:t xml:space="preserve">”</w:t>
-      </w:r>
-      <w:r>
-        <w:t xml:space="preserve"> </w:t>
-      </w:r>
-      <w:r>
-        <w:t xml:space="preserve">톰: 둘 다 읽었어. 두 번. 날</w:t>
-      </w:r>
-      <w:r>
-        <w:t xml:space="preserve"> </w:t>
-      </w:r>
-      <w:r>
-        <w:t xml:space="preserve">“</w:t>
-      </w:r>
-      <w:r>
-        <w:t xml:space="preserve">아주 좋은 경쟁자</w:t>
-      </w:r>
-      <w:r>
-        <w:t xml:space="preserve">”</w:t>
-      </w:r>
-      <w:r>
-        <w:t xml:space="preserve">라고 했더군.</w:t>
-      </w:r>
-    </w:p>
-    <w:p>
-      <w:pPr>
-        <w:numPr>
-          <w:ilvl w:val="0"/>
-          <w:numId w:val="1005"/>
-        </w:numPr>
+    </w:p>
+    <w:p>
+      <w:pPr>
+        <w:pStyle w:val="BodyText"/>
       </w:pPr>
       <w:r>
         <w:t xml:space="preserve">NOAH: On the record.</w:t>
       </w:r>
-      <w:r>
-        <w:t xml:space="preserve"> </w:t>
-      </w:r>
-      <w:r>
-        <w:t xml:space="preserve">노아: 공식 기록으로요.</w:t>
-      </w:r>
-    </w:p>
-    <w:p>
-      <w:pPr>
-        <w:numPr>
-          <w:ilvl w:val="0"/>
-          <w:numId w:val="1005"/>
-        </w:numPr>
+    </w:p>
+    <w:p>
+      <w:pPr>
+        <w:pStyle w:val="BodyText"/>
       </w:pPr>
       <w:r>
         <w:t xml:space="preserve">TOM: …Thank you. That’s not something I say often, so don’t get used to it. But you could have hurt us with that reporter, and you didn’t. I noticed.</w:t>
       </w:r>
-      <w:r>
-        <w:t xml:space="preserve"> </w:t>
-      </w:r>
-      <w:r>
-        <w:t xml:space="preserve">톰: …고마워. 자주 하는 말 아니니까 익숙해지지 마. 하지만 그 기자한테 우릴 다치게 할 수도 있었는데, 넌 안 그랬어. 알고 있어.</w:t>
-      </w:r>
-    </w:p>
-    <w:p>
-      <w:pPr>
-        <w:numPr>
-          <w:ilvl w:val="0"/>
-          <w:numId w:val="1005"/>
-        </w:numPr>
+    </w:p>
+    <w:p>
+      <w:pPr>
+        <w:pStyle w:val="BodyText"/>
       </w:pPr>
       <w:r>
         <w:t xml:space="preserve">NOAH: I won’t get used to it. Nothing personal, Tom.</w:t>
       </w:r>
-      <w:r>
-        <w:t xml:space="preserve"> </w:t>
-      </w:r>
-      <w:r>
-        <w:t xml:space="preserve">노아: 익숙해지지 않을게요. 개인적인 감정은 없어요, 톰.</w:t>
-      </w:r>
-    </w:p>
-    <w:p>
-      <w:pPr>
-        <w:numPr>
-          <w:ilvl w:val="0"/>
-          <w:numId w:val="1005"/>
-        </w:numPr>
+    </w:p>
+    <w:p>
+      <w:pPr>
+        <w:pStyle w:val="BodyText"/>
       </w:pPr>
       <w:r>
         <w:t xml:space="preserve">DEREK: Noah. The eighteen paused clinics. I have a plan. Haddad first.</w:t>
       </w:r>
-      <w:r>
-        <w:t xml:space="preserve"> </w:t>
-      </w:r>
-      <w:r>
-        <w:t xml:space="preserve">데릭: 노아. 보류된 18곳. 계획이 있어요. 하다드 먼저.</w:t>
-      </w:r>
-    </w:p>
-    <w:p>
-      <w:pPr>
-        <w:numPr>
-          <w:ilvl w:val="0"/>
-          <w:numId w:val="1005"/>
-        </w:numPr>
+    </w:p>
+    <w:p>
+      <w:pPr>
+        <w:pStyle w:val="BodyText"/>
       </w:pPr>
       <w:r>
         <w:t xml:space="preserve">NOAH: Why the hardest one first?</w:t>
-      </w:r>
-      <w:r>
-        <w:t xml:space="preserve"> </w:t>
-      </w:r>
-      <w:r>
-        <w:t xml:space="preserve">노아: 왜 가장 어려운 곳부터요?</w:t>
       </w:r>
     </w:p>
     <w:p>
@@ -2924,7 +1673,7 @@
               <w:jc w:val="left"/>
             </w:pPr>
             <w:r>
-              <w:t xml:space="preserve">1턴. 언론 대응의 가장 중요한 원칙.</w:t>
+              <w:t xml:space="preserve">도입. 언론 대응의 가장 중요한 원칙.</w:t>
             </w:r>
           </w:p>
         </w:tc>
@@ -2974,7 +1723,7 @@
               <w:jc w:val="left"/>
             </w:pPr>
             <w:r>
-              <w:t xml:space="preserve">4턴. 인터뷰에서 반드시 전달할 2~3개 문장.</w:t>
+              <w:t xml:space="preserve">도입. 인터뷰에서 반드시 전달할 2~3개 문장.</w:t>
             </w:r>
           </w:p>
         </w:tc>
@@ -3024,7 +1773,7 @@
               <w:jc w:val="left"/>
             </w:pPr>
             <w:r>
-              <w:t xml:space="preserve">10·61턴. 브리징(bridging) 기법.</w:t>
+              <w:t xml:space="preserve">도입. 브리징(bridging) 기법.</w:t>
             </w:r>
           </w:p>
         </w:tc>
@@ -3074,7 +1823,7 @@
               <w:jc w:val="left"/>
             </w:pPr>
             <w:r>
-              <w:t xml:space="preserve">20턴. 기자의 전형적인 개방형 질문.</w:t>
+              <w:t xml:space="preserve">장면1. 기자의 전형적인 개방형 질문.</w:t>
             </w:r>
           </w:p>
         </w:tc>
@@ -3124,7 +1873,7 @@
               <w:jc w:val="left"/>
             </w:pPr>
             <w:r>
-              <w:t xml:space="preserve">28턴. 팀을 보호하고 책임을 지는 리더의 답.</w:t>
+              <w:t xml:space="preserve">장면1. 팀을 보호하고 책임을 지는 리더의 답.</w:t>
             </w:r>
           </w:p>
         </w:tc>
@@ -3174,7 +1923,7 @@
               <w:jc w:val="left"/>
             </w:pPr>
             <w:r>
-              <w:t xml:space="preserve">37턴. 공급사 탓을 거부하는 책임 표현.</w:t>
+              <w:t xml:space="preserve">장면1. 공급사 탓을 거부하는 책임 표현.</w:t>
             </w:r>
           </w:p>
         </w:tc>
@@ -3224,7 +1973,7 @@
               <w:jc w:val="left"/>
             </w:pPr>
             <w:r>
-              <w:t xml:space="preserve">55턴. 유출 문서에 대한 안전한 답변.</w:t>
+              <w:t xml:space="preserve">장면2. 유출 문서에 대한 안전한 답변.</w:t>
             </w:r>
           </w:p>
         </w:tc>
@@ -3274,7 +2023,7 @@
               <w:jc w:val="left"/>
             </w:pPr>
             <w:r>
-              <w:t xml:space="preserve">57턴. 타인의 사안에 선을 긋는 표현.</w:t>
+              <w:t xml:space="preserve">장면2. 타인의 사안에 선을 긋는 표현.</w:t>
             </w:r>
           </w:p>
         </w:tc>
@@ -3324,7 +2073,7 @@
               <w:jc w:val="left"/>
             </w:pPr>
             <w:r>
-              <w:t xml:space="preserve">90턴. 녹음기를 끈 뒤의 함정을 피하는 응수.</w:t>
+              <w:t xml:space="preserve">절정·전환. 녹음기를 끈 뒤의 함정을 피하는 응수.</w:t>
             </w:r>
           </w:p>
         </w:tc>
@@ -3374,7 +2123,7 @@
               <w:jc w:val="left"/>
             </w:pPr>
             <w:r>
-              <w:t xml:space="preserve">101턴. 기자가 인용문을 미리 보내는 관행의 범위.</w:t>
+              <w:t xml:space="preserve">절정·전환. 기자가 인용문을 미리 보내는 관행의 범위.</w:t>
             </w:r>
           </w:p>
         </w:tc>
@@ -3923,7 +2672,7 @@
           <w:bCs/>
           <w:b/>
         </w:rPr>
-        <w:t xml:space="preserve">37턴 NOAH:</w:t>
+        <w:t xml:space="preserve">NOAH (장면1):</w:t>
       </w:r>
       <w:r>
         <w:t xml:space="preserve"> </w:t>
@@ -4183,9 +2932,1207 @@
         <w:t xml:space="preserve">협력사 실수로 생긴 문제를 묻는 고객에게, 남 탓 없이 같은 구조로 30단어 안팎으로 답해 보기.</w:t>
       </w:r>
     </w:p>
+    <w:p>
+      <w:r>
+        <w:pict>
+          <v:rect style="width:0;height:1.5pt" o:hralign="center" o:hrstd="t" o:hr="t"/>
+        </w:pict>
+      </w:r>
+    </w:p>
     <w:bookmarkEnd w:id="30"/>
     <w:bookmarkEnd w:id="31"/>
+    <w:bookmarkStart w:id="37" w:name="한국어-번역"/>
+    <w:p>
+      <w:pPr>
+        <w:pStyle w:val="Heading2"/>
+      </w:pPr>
+      <w:r>
+        <w:t xml:space="preserve">한국어 번역</w:t>
+      </w:r>
+    </w:p>
+    <w:bookmarkStart w:id="32" w:name="도입-오전-9시-diane의-준비-1"/>
+    <w:p>
+      <w:pPr>
+        <w:pStyle w:val="Heading3"/>
+      </w:pPr>
+      <w:r>
+        <w:t xml:space="preserve">도입 — 오전 9시, Diane의 준비</w:t>
+      </w:r>
+    </w:p>
+    <w:p>
+      <w:pPr>
+        <w:pStyle w:val="FirstParagraph"/>
+      </w:pPr>
+      <w:r>
+        <w:t xml:space="preserve">다이앤: 규칙 1. 오프더레코드는 없어요. 오늘도. 앞으로도.</w:t>
+      </w:r>
+    </w:p>
+    <w:p>
+      <w:pPr>
+        <w:pStyle w:val="BodyText"/>
+      </w:pPr>
+      <w:r>
+        <w:t xml:space="preserve">노아: 알렉스가 제안해도요?</w:t>
+      </w:r>
+    </w:p>
+    <w:p>
+      <w:pPr>
+        <w:pStyle w:val="BodyText"/>
+      </w:pPr>
+      <w:r>
+        <w:t xml:space="preserve">다이앤: 특히 그럴 때요. 당신이 하는 모든 단어가 인쇄된다고 생각해요. 당신 사진 옆에, 이름까지 붙어서. 월요일에 읽고 싶지 않은 말이면, 화요일에 하지 마요.</w:t>
+      </w:r>
+    </w:p>
+    <w:p>
+      <w:pPr>
+        <w:pStyle w:val="BodyText"/>
+      </w:pPr>
+      <w:r>
+        <w:t xml:space="preserve">조이: 규칙 2. 핵심 메시지 셋. 말하고. 또 말해요.</w:t>
+      </w:r>
+    </w:p>
+    <w:p>
+      <w:pPr>
+        <w:pStyle w:val="BodyText"/>
+      </w:pPr>
+      <w:r>
+        <w:t xml:space="preserve">노아: 하나. 빨리 회수했다. 결과 후 두 시간 안에.</w:t>
+      </w:r>
+    </w:p>
+    <w:p>
+      <w:pPr>
+        <w:pStyle w:val="BodyText"/>
+      </w:pPr>
+      <w:r>
+        <w:t xml:space="preserve">조이: 둘. 피해를 입은 환자는 없다. 감염 0건.</w:t>
+      </w:r>
+    </w:p>
+    <w:p>
+      <w:pPr>
+        <w:pStyle w:val="BodyText"/>
+      </w:pPr>
+      <w:r>
+        <w:t xml:space="preserve">노아: 셋. 근본 원인을 찾았다.</w:t>
+      </w:r>
+    </w:p>
+    <w:p>
+      <w:pPr>
+        <w:pStyle w:val="BodyText"/>
+      </w:pPr>
+      <w:r>
+        <w:t xml:space="preserve">조이: 그리고 공개했다. 모든 의사에게. 좋아요.</w:t>
+      </w:r>
+    </w:p>
+    <w:p>
+      <w:pPr>
+        <w:pStyle w:val="BodyText"/>
+      </w:pPr>
+      <w:r>
+        <w:t xml:space="preserve">다이앤: 규칙 3. 브리징. 알렉스가 답할 수 없는 걸 물으면 다리를 놓아요.</w:t>
+      </w:r>
+    </w:p>
+    <w:p>
+      <w:pPr>
+        <w:pStyle w:val="BodyText"/>
+      </w:pPr>
+      <w:r>
+        <w:t xml:space="preserve">조이:</w:t>
+      </w:r>
+      <w:r>
+        <w:t xml:space="preserve"> </w:t>
+      </w:r>
+      <w:r>
+        <w:t xml:space="preserve">“</w:t>
+      </w:r>
+      <w:r>
+        <w:t xml:space="preserve">그건 말씀드릴 수 없습니다. 제가 말씀드릴 수 있는 건…</w:t>
+      </w:r>
+      <w:r>
+        <w:t xml:space="preserve">”</w:t>
+      </w:r>
+      <w:r>
+        <w:t xml:space="preserve"> </w:t>
+      </w:r>
+      <w:r>
+        <w:t xml:space="preserve">그다음 핵심 메시지.</w:t>
+      </w:r>
+    </w:p>
+    <w:p>
+      <w:pPr>
+        <w:pStyle w:val="BodyText"/>
+      </w:pPr>
+      <w:r>
+        <w:t xml:space="preserve">노아: 그거 회피 아니에요?</w:t>
+      </w:r>
+    </w:p>
+    <w:p>
+      <w:pPr>
+        <w:pStyle w:val="BodyText"/>
+      </w:pPr>
+      <w:r>
+        <w:t xml:space="preserve">다이앤: 회피는 질문을 못 들은 척하는 거예요. 브리징은 정직해요.</w:t>
+      </w:r>
+      <w:r>
+        <w:t xml:space="preserve"> </w:t>
+      </w:r>
+      <w:r>
+        <w:t xml:space="preserve">“</w:t>
+      </w:r>
+      <w:r>
+        <w:t xml:space="preserve">말씀드릴 수 없다</w:t>
+      </w:r>
+      <w:r>
+        <w:t xml:space="preserve">”</w:t>
+      </w:r>
+      <w:r>
+        <w:t xml:space="preserve">는 사실인 문장이니까요. 그다음 말할 수 있는 걸 주는 거고, 그건 진짜예요.</w:t>
+      </w:r>
+    </w:p>
+    <w:p>
+      <w:pPr>
+        <w:pStyle w:val="BodyText"/>
+      </w:pPr>
+      <w:r>
+        <w:t xml:space="preserve">조이: 규칙 4. 추측하지 말기.</w:t>
+      </w:r>
+      <w:r>
+        <w:t xml:space="preserve"> </w:t>
+      </w:r>
+      <w:r>
+        <w:t xml:space="preserve">“</w:t>
+      </w:r>
+      <w:r>
+        <w:t xml:space="preserve">모릅니다. 알아보겠습니다.</w:t>
+      </w:r>
+      <w:r>
+        <w:t xml:space="preserve">”</w:t>
+      </w:r>
+      <w:r>
+        <w:t xml:space="preserve"> </w:t>
+      </w:r>
+      <w:r>
+        <w:t xml:space="preserve">에이바 말처럼.</w:t>
+      </w:r>
+    </w:p>
+    <w:p>
+      <w:pPr>
+        <w:pStyle w:val="BodyText"/>
+      </w:pPr>
+      <w:r>
+        <w:t xml:space="preserve">다이앤: 알렉스가 할번에 대한</w:t>
+      </w:r>
+      <w:r>
+        <w:t xml:space="preserve"> </w:t>
+      </w:r>
+      <w:r>
+        <w:t xml:space="preserve">“</w:t>
+      </w:r>
+      <w:r>
+        <w:t xml:space="preserve">더 큰 이야기</w:t>
+      </w:r>
+      <w:r>
+        <w:t xml:space="preserve">”</w:t>
+      </w:r>
+      <w:r>
+        <w:t xml:space="preserve">를 암시했어요. 뭐든, 건드리지 마요.</w:t>
+      </w:r>
+    </w:p>
+    <w:p>
+      <w:pPr>
+        <w:pStyle w:val="BodyText"/>
+      </w:pPr>
+      <w:r>
+        <w:t xml:space="preserve">노아: 안 할게요. 옛 회사를 깎아내리는 사람이 되고 싶지 않아요.</w:t>
+      </w:r>
+    </w:p>
     <w:bookmarkEnd w:id="32"/>
+    <w:bookmarkStart w:id="33" w:name="장면1-오전-11시-카페-1"/>
+    <w:p>
+      <w:pPr>
+        <w:pStyle w:val="Heading3"/>
+      </w:pPr>
+      <w:r>
+        <w:t xml:space="preserve">장면1 — 오전 11시, 카페</w:t>
+      </w:r>
+    </w:p>
+    <w:p>
+      <w:pPr>
+        <w:pStyle w:val="FirstParagraph"/>
+      </w:pPr>
+      <w:r>
+        <w:t xml:space="preserve">알렉스: 노아 베넷. 알렉스 리베라예요. 만나 줘서 고마워요. 커피는 제가. 저널리즘 규칙이죠.</w:t>
+      </w:r>
+    </w:p>
+    <w:p>
+      <w:pPr>
+        <w:pStyle w:val="BodyText"/>
+      </w:pPr>
+      <w:r>
+        <w:t xml:space="preserve">노아: 고마워요. 이쪽은 조이. 동석해도 괜찮다면요.</w:t>
+      </w:r>
+    </w:p>
+    <w:p>
+      <w:pPr>
+        <w:pStyle w:val="BodyText"/>
+      </w:pPr>
+      <w:r>
+        <w:t xml:space="preserve">알렉스: 물론이죠. 녹음할게요. 따로 합의하지 않으면 전부 공식 기록이에요. 괜찮죠?</w:t>
+      </w:r>
+    </w:p>
+    <w:p>
+      <w:pPr>
+        <w:pStyle w:val="BodyText"/>
+      </w:pPr>
+      <w:r>
+        <w:t xml:space="preserve">노아: 전부 공식 기록이에요. 끝. 그게 저한테도 편해요.</w:t>
+      </w:r>
+    </w:p>
+    <w:p>
+      <w:pPr>
+        <w:pStyle w:val="BodyText"/>
+      </w:pPr>
+      <w:r>
+        <w:t xml:space="preserve">알렉스: 흥미롭네요. 회수부터 시작하죠. 그날 밤을 차근차근 설명해 줘요.</w:t>
+      </w:r>
+    </w:p>
+    <w:p>
+      <w:pPr>
+        <w:pStyle w:val="BodyText"/>
+      </w:pPr>
+      <w:r>
+        <w:t xml:space="preserve">노아: 밤 11시 40분, 품질 책임자가 전화했어요. 밀봉 시험 하나가 실패했다고.</w:t>
+      </w:r>
+    </w:p>
+    <w:p>
+      <w:pPr>
+        <w:pStyle w:val="BodyText"/>
+      </w:pPr>
+      <w:r>
+        <w:t xml:space="preserve">조이: 새벽 1시 41분에 결정했어요. 8시에 FDA에 전화했고요.</w:t>
+      </w:r>
+    </w:p>
+    <w:p>
+      <w:pPr>
+        <w:pStyle w:val="BodyText"/>
+      </w:pPr>
+      <w:r>
+        <w:t xml:space="preserve">알렉스: 두 시간. 왜 그렇게 빨리요? 30개 중 하나 실패했는데.</w:t>
+      </w:r>
+    </w:p>
+    <w:p>
+      <w:pPr>
+        <w:pStyle w:val="BodyText"/>
+      </w:pPr>
+      <w:r>
+        <w:t xml:space="preserve">노아: 확률은 낮지만 심각도는 높았어요. 얼굴, 눈 근처 이야기예요. 거기 감염은 심각할 수 있어요. 그래서 추가 시험을 기다리는 동안 환자들을 걸고 도박하고 싶지 않았어요.</w:t>
+      </w:r>
+    </w:p>
+    <w:p>
+      <w:pPr>
+        <w:pStyle w:val="BodyText"/>
+      </w:pPr>
+      <w:r>
+        <w:t xml:space="preserve">알렉스: 팀에서 반대한 사람 있었어요?</w:t>
+      </w:r>
+    </w:p>
+    <w:p>
+      <w:pPr>
+        <w:pStyle w:val="BodyText"/>
+      </w:pPr>
+      <w:r>
+        <w:t xml:space="preserve">노아: 네. 우린 안에서 논쟁해요. 그다음 밖에선 한목소리로 말하고요. 지금처럼.</w:t>
+      </w:r>
+    </w:p>
+    <w:p>
+      <w:pPr>
+        <w:pStyle w:val="BodyText"/>
+      </w:pPr>
+      <w:r>
+        <w:t xml:space="preserve">알렉스: 누가 반대했어요?</w:t>
+      </w:r>
+    </w:p>
+    <w:p>
+      <w:pPr>
+        <w:pStyle w:val="BodyText"/>
+      </w:pPr>
+      <w:r>
+        <w:t xml:space="preserve">노아: 이름은 말하지 않을게요. 그건 그 사람들한테 공정하지 않아요. 결정은 제 거였어요.</w:t>
+      </w:r>
+    </w:p>
+    <w:p>
+      <w:pPr>
+        <w:pStyle w:val="BodyText"/>
+      </w:pPr>
+      <w:r>
+        <w:t xml:space="preserve">알렉스: 그럴 만하네요. 피해 입은 환자는 있었어요?</w:t>
+      </w:r>
+    </w:p>
+    <w:p>
+      <w:pPr>
+        <w:pStyle w:val="BodyText"/>
+      </w:pPr>
+      <w:r>
+        <w:t xml:space="preserve">노아: 아니요. 감염 0건. 해당 로트 관련 이상사례 0건. 7주간 모니터링했어요.</w:t>
+      </w:r>
+    </w:p>
+    <w:p>
+      <w:pPr>
+        <w:pStyle w:val="BodyText"/>
+      </w:pPr>
+      <w:r>
+        <w:t xml:space="preserve">알렉스: 원인은 마개였죠. 공급사가 만든. 당신네 제조사를 위해. 메리디안 바이오필.</w:t>
+      </w:r>
+    </w:p>
+    <w:p>
+      <w:pPr>
+        <w:pStyle w:val="BodyText"/>
+      </w:pPr>
+      <w:r>
+        <w:t xml:space="preserve">노아: 맞아요.</w:t>
+      </w:r>
+    </w:p>
+    <w:p>
+      <w:pPr>
+        <w:pStyle w:val="BodyText"/>
+      </w:pPr>
+      <w:r>
+        <w:t xml:space="preserve">알렉스: 제 취재원 말로는 메리디안이 당신들한테 알리지 않고 마개 공급사를 바꿨다던데요. 그게 사실이면, 문제는 당신들이 아니라 그쪽에서 시작된 것 같은데요. 그래서, 사실이에요?</w:t>
+      </w:r>
+    </w:p>
+    <w:p>
+      <w:pPr>
+        <w:pStyle w:val="BodyText"/>
+      </w:pPr>
+      <w:r>
+        <w:t xml:space="preserve">조이: …</w:t>
+      </w:r>
+    </w:p>
+    <w:p>
+      <w:pPr>
+        <w:pStyle w:val="BodyText"/>
+      </w:pPr>
+      <w:r>
+        <w:t xml:space="preserve">노아: 저희 근본 원인 보고서에 그 변경이 설명돼 있어요. 공개돼 있어요. 웹사이트에.</w:t>
+      </w:r>
+    </w:p>
+    <w:p>
+      <w:pPr>
+        <w:pStyle w:val="BodyText"/>
+      </w:pPr>
+      <w:r>
+        <w:t xml:space="preserve">알렉스: 그러니까 메리디안 잘못이네요?</w:t>
+      </w:r>
+    </w:p>
+    <w:p>
+      <w:pPr>
+        <w:pStyle w:val="BodyText"/>
+      </w:pPr>
+      <w:r>
+        <w:t xml:space="preserve">노아: 저희 제품은 저희가 책임져요. 공급사가 아니라. 상자에 적힌 건 저희 이름이고, 의사들은 메리디안이 아니라 저희를 선택했어요. 그러니까 뭔가 잘못되면 책임은 저희에게서 끝나요.</w:t>
+      </w:r>
+    </w:p>
+    <w:p>
+      <w:pPr>
+        <w:pStyle w:val="BodyText"/>
+      </w:pPr>
+      <w:r>
+        <w:t xml:space="preserve">알렉스: 특이한 대답이네요. CEO들 대부분은 공급사를 탓할 텐데요.</w:t>
+      </w:r>
+    </w:p>
+    <w:p>
+      <w:pPr>
+        <w:pStyle w:val="BodyText"/>
+      </w:pPr>
+      <w:r>
+        <w:t xml:space="preserve">노아: 메리디안이 비용을 냈어요. 문제를 고쳤고요. 몇 년간 좋은 파트너였어요.</w:t>
+      </w:r>
+    </w:p>
+    <w:p>
+      <w:pPr>
+        <w:pStyle w:val="BodyText"/>
+      </w:pPr>
+      <w:r>
+        <w:t xml:space="preserve">조이: 메시지 셋, 노아.</w:t>
+      </w:r>
+    </w:p>
+    <w:p>
+      <w:pPr>
+        <w:pStyle w:val="BodyText"/>
+      </w:pPr>
+      <w:r>
+        <w:t xml:space="preserve">노아: 그리고 전부 공개했어요. 모든 의사가 근본 원인을 받았어요. 쉬운 영어로.</w:t>
+      </w:r>
+    </w:p>
+    <w:p>
+      <w:pPr>
+        <w:pStyle w:val="BodyText"/>
+      </w:pPr>
+      <w:r>
+        <w:t xml:space="preserve">알렉스: 읽었어요. 유난히 명확하더군요. 변호사가 그렇게 쓰게 놔뒀어요?</w:t>
+      </w:r>
+    </w:p>
+    <w:p>
+      <w:pPr>
+        <w:pStyle w:val="BodyText"/>
+      </w:pPr>
+      <w:r>
+        <w:t xml:space="preserve">노아: 변호사가 모든 단어를 고쳤어요. 그다음 서명하게 해 줬죠.</w:t>
+      </w:r>
+    </w:p>
+    <w:p>
+      <w:pPr>
+        <w:pStyle w:val="BodyText"/>
+      </w:pPr>
+      <w:r>
+        <w:t xml:space="preserve">알렉스: FDA가</w:t>
+      </w:r>
+      <w:r>
+        <w:t xml:space="preserve"> </w:t>
+      </w:r>
+      <w:r>
+        <w:t xml:space="preserve">“</w:t>
+      </w:r>
+      <w:r>
+        <w:t xml:space="preserve">교과서적인 회수</w:t>
+      </w:r>
+      <w:r>
+        <w:t xml:space="preserve">”</w:t>
+      </w:r>
+      <w:r>
+        <w:t xml:space="preserve">라고 했어요. 알고 있었어요?</w:t>
+      </w:r>
+    </w:p>
+    <w:p>
+      <w:pPr>
+        <w:pStyle w:val="BodyText"/>
+      </w:pPr>
+      <w:r>
+        <w:t xml:space="preserve">노아: 들었어요. 교과서가 필요 없었으면 좋았겠지만. 하나를 따라서 다행이에요.</w:t>
+      </w:r>
+    </w:p>
+    <w:p>
+      <w:pPr>
+        <w:pStyle w:val="BodyText"/>
+      </w:pPr>
+      <w:r>
+        <w:t xml:space="preserve">알렉스: 매출로 따지면 얼마나 손해 봤어요?</w:t>
+      </w:r>
+    </w:p>
+    <w:p>
+      <w:pPr>
+        <w:pStyle w:val="BodyText"/>
+      </w:pPr>
+      <w:r>
+        <w:t xml:space="preserve">노아: 290곳 중 18곳이 주문을 보류했어요. 저희한테 작은 숫자가 아니고, 작은 척하지도 않을게요. 한 곳 한 곳 직접 다시 찾아갈 거예요.</w:t>
+      </w:r>
+    </w:p>
+    <w:p>
+      <w:pPr>
+        <w:pStyle w:val="BodyText"/>
+      </w:pPr>
+      <w:r>
+        <w:t xml:space="preserve">알렉스: 다시 얻을 수 있을까요?</w:t>
+      </w:r>
+    </w:p>
+    <w:p>
+      <w:pPr>
+        <w:pStyle w:val="BodyText"/>
+      </w:pPr>
+      <w:r>
+        <w:t xml:space="preserve">노아: 모르겠어요. 그러길 바라요. 얻어 내거나. 못 얻거나.</w:t>
+      </w:r>
+    </w:p>
+    <w:p>
+      <w:pPr>
+        <w:pStyle w:val="BodyText"/>
+      </w:pPr>
+      <w:r>
+        <w:t xml:space="preserve">알렉스: 좋아요. 그럼. 더 큰 이야기.</w:t>
+      </w:r>
+    </w:p>
+    <w:bookmarkEnd w:id="33"/>
+    <w:bookmarkStart w:id="34" w:name="장면2-더-큰-이야기-1"/>
+    <w:p>
+      <w:pPr>
+        <w:pStyle w:val="Heading3"/>
+      </w:pPr>
+      <w:r>
+        <w:t xml:space="preserve">장면2 — 더 큰 이야기</w:t>
+      </w:r>
+    </w:p>
+    <w:p>
+      <w:pPr>
+        <w:pStyle w:val="FirstParagraph"/>
+      </w:pPr>
+      <w:r>
+        <w:t xml:space="preserve">알렉스: 할번 내부 메모를 입수했어요. 6년 전 거예요. 영업 부서에서 나온.</w:t>
+      </w:r>
+    </w:p>
+    <w:p>
+      <w:pPr>
+        <w:pStyle w:val="BodyText"/>
+      </w:pPr>
+      <w:r>
+        <w:t xml:space="preserve">노아: …계속하세요.</w:t>
+      </w:r>
+    </w:p>
+    <w:p>
+      <w:pPr>
+        <w:pStyle w:val="BodyText"/>
+      </w:pPr>
+      <w:r>
+        <w:t xml:space="preserve">알렉스:</w:t>
+      </w:r>
+      <w:r>
+        <w:t xml:space="preserve"> </w:t>
+      </w:r>
+      <w:r>
+        <w:t xml:space="preserve">“</w:t>
+      </w:r>
+      <w:r>
+        <w:t xml:space="preserve">영업 사원은 고객의 공식 이상사례 보고를 권장하지 말 것.</w:t>
+      </w:r>
+      <w:r>
+        <w:t xml:space="preserve">”</w:t>
+      </w:r>
+      <w:r>
+        <w:t xml:space="preserve"> </w:t>
+      </w:r>
+      <w:r>
+        <w:t xml:space="preserve">그때 거기 있었죠. 봤어요?</w:t>
+      </w:r>
+    </w:p>
+    <w:p>
+      <w:pPr>
+        <w:pStyle w:val="BodyText"/>
+      </w:pPr>
+      <w:r>
+        <w:t xml:space="preserve">조이: …</w:t>
+      </w:r>
+    </w:p>
+    <w:p>
+      <w:pPr>
+        <w:pStyle w:val="BodyText"/>
+      </w:pPr>
+      <w:r>
+        <w:t xml:space="preserve">노아: 확인하지 않은 문서에 대해서는 말씀드릴 수 없어요.</w:t>
+      </w:r>
+    </w:p>
+    <w:p>
+      <w:pPr>
+        <w:pStyle w:val="BodyText"/>
+      </w:pPr>
+      <w:r>
+        <w:t xml:space="preserve">알렉스: 보여 줄 수 있어요. 지금 당장.</w:t>
+      </w:r>
+    </w:p>
+    <w:p>
+      <w:pPr>
+        <w:pStyle w:val="BodyText"/>
+      </w:pPr>
+      <w:r>
+        <w:t xml:space="preserve">노아: 보여 주지 마세요. 제 문서가 아니에요. 그리고 제가 할 이야기도 아니고요.</w:t>
+      </w:r>
+    </w:p>
+    <w:p>
+      <w:pPr>
+        <w:pStyle w:val="BodyText"/>
+      </w:pPr>
+      <w:r>
+        <w:t xml:space="preserve">알렉스: 여동생이 할번 제품에 다쳤죠. 저도 조사는 했어요, 노아. 그럼 원하든 원하지 않든 이건 당신 이야기이기도 한 거 아니에요?</w:t>
+      </w:r>
+    </w:p>
+    <w:p>
+      <w:pPr>
+        <w:pStyle w:val="BodyText"/>
+      </w:pPr>
+      <w:r>
+        <w:t xml:space="preserve">노아: 제 동생 이야기는 제 동생 거예요. 본인이 직접 말했어요. FDA에서.</w:t>
+      </w:r>
+    </w:p>
+    <w:p>
+      <w:pPr>
+        <w:pStyle w:val="BodyText"/>
+      </w:pPr>
+      <w:r>
+        <w:t xml:space="preserve">알렉스: 그럼 다르게 물어볼게요. 베이라는 보고를 권장해요?</w:t>
+      </w:r>
+    </w:p>
+    <w:p>
+      <w:pPr>
+        <w:pStyle w:val="BodyText"/>
+      </w:pPr>
+      <w:r>
+        <w:t xml:space="preserve">노아: 제가 말씀드릴 수 있는 건 이거예요. 네. 항상. 경쟁사 제품이라도.</w:t>
+      </w:r>
+    </w:p>
+    <w:p>
+      <w:pPr>
+        <w:pStyle w:val="BodyText"/>
+      </w:pPr>
+      <w:r>
+        <w:t xml:space="preserve">알렉스: 할번 제품이라도요?</w:t>
+      </w:r>
+    </w:p>
+    <w:p>
+      <w:pPr>
+        <w:pStyle w:val="BodyText"/>
+      </w:pPr>
+      <w:r>
+        <w:t xml:space="preserve">노아: 웨비나에서 우리 의학 책임자가 한 간호사에게 루마덤 사례를 보고하라고 했어요.</w:t>
+      </w:r>
+    </w:p>
+    <w:p>
+      <w:pPr>
+        <w:pStyle w:val="BodyText"/>
+      </w:pPr>
+      <w:r>
+        <w:t xml:space="preserve">알렉스: 할번에요?</w:t>
+      </w:r>
+    </w:p>
+    <w:p>
+      <w:pPr>
+        <w:pStyle w:val="BodyText"/>
+      </w:pPr>
+      <w:r>
+        <w:t xml:space="preserve">노아: 제조사와 FDA 메드워치에요. 모든 보고가 데이터를 더 낫게 만들어요.</w:t>
+      </w:r>
+    </w:p>
+    <w:p>
+      <w:pPr>
+        <w:pStyle w:val="BodyText"/>
+      </w:pPr>
+      <w:r>
+        <w:t xml:space="preserve">알렉스: 그럼 업계가 보고를 덜 한다고 생각해요?</w:t>
+      </w:r>
+    </w:p>
+    <w:p>
+      <w:pPr>
+        <w:pStyle w:val="BodyText"/>
+      </w:pPr>
+      <w:r>
+        <w:t xml:space="preserve">노아: 대부분의 혈관 폐색은 아예 보고되지 않는다고 생각해요. 의사들이 공개적으로 말해 왔고, 엘레나도 그랬어요. 그 말은 저희를 포함한 모두가 불완전한 데이터로 결정을 내리고 있다는 뜻이에요.</w:t>
+      </w:r>
+    </w:p>
+    <w:p>
+      <w:pPr>
+        <w:pStyle w:val="BodyText"/>
+      </w:pPr>
+      <w:r>
+        <w:t xml:space="preserve">알렉스: 이런 메모 때문에요?</w:t>
+      </w:r>
+    </w:p>
+    <w:p>
+      <w:pPr>
+        <w:pStyle w:val="BodyText"/>
+      </w:pPr>
+      <w:r>
+        <w:t xml:space="preserve">노아: 다른 회사를 대변할 순 없어요. 우리가 뭘 하는지는 말할 수 있고요.</w:t>
+      </w:r>
+    </w:p>
+    <w:p>
+      <w:pPr>
+        <w:pStyle w:val="BodyText"/>
+      </w:pPr>
+      <w:r>
+        <w:t xml:space="preserve">알렉스: 아주 절제돼 있네요.</w:t>
+      </w:r>
+    </w:p>
+    <w:p>
+      <w:pPr>
+        <w:pStyle w:val="BodyText"/>
+      </w:pPr>
+      <w:r>
+        <w:t xml:space="preserve">노아: 아주 코칭을 받았어요. 우리 변호사가 무서워요.</w:t>
+      </w:r>
+    </w:p>
+    <w:p>
+      <w:pPr>
+        <w:pStyle w:val="BodyText"/>
+      </w:pPr>
+      <w:r>
+        <w:t xml:space="preserve">알렉스: 하. 그것도 공식 기록이에요.</w:t>
+      </w:r>
+    </w:p>
+    <w:p>
+      <w:pPr>
+        <w:pStyle w:val="BodyText"/>
+      </w:pPr>
+      <w:r>
+        <w:t xml:space="preserve">노아: 좋아요. 좋아할 거예요.</w:t>
+      </w:r>
+    </w:p>
+    <w:p>
+      <w:pPr>
+        <w:pStyle w:val="BodyText"/>
+      </w:pPr>
+      <w:r>
+        <w:t xml:space="preserve">알렉스: 마지막 질문. 공식 기록으로. 할번의 가장 큰 강점은 뭐예요?</w:t>
+      </w:r>
+    </w:p>
+    <w:p>
+      <w:pPr>
+        <w:pStyle w:val="BodyText"/>
+      </w:pPr>
+      <w:r>
+        <w:t xml:space="preserve">노아: 규모. 훌륭한 과학자들. 15년의 데이터. 거기서 많이 배웠어요.</w:t>
+      </w:r>
+    </w:p>
+    <w:p>
+      <w:pPr>
+        <w:pStyle w:val="BodyText"/>
+      </w:pPr>
+      <w:r>
+        <w:t xml:space="preserve">알렉스: 그럼 가장 큰 약점은요?</w:t>
+      </w:r>
+    </w:p>
+    <w:p>
+      <w:pPr>
+        <w:pStyle w:val="BodyText"/>
+      </w:pPr>
+      <w:r>
+        <w:t xml:space="preserve">노아: 할번에 물어보셔야죠. 전 아직 우리 약점을 고치는 중이에요.</w:t>
+      </w:r>
+    </w:p>
+    <w:p>
+      <w:pPr>
+        <w:pStyle w:val="BodyText"/>
+      </w:pPr>
+      <w:r>
+        <w:t xml:space="preserve">알렉스: 좋아요. 인터뷰는 여기까지예요. 고마워요.</w:t>
+      </w:r>
+    </w:p>
+    <w:p>
+      <w:pPr>
+        <w:pStyle w:val="BodyText"/>
+      </w:pPr>
+      <w:r>
+        <w:t xml:space="preserve">노아: 고마워요, 알렉스.</w:t>
+      </w:r>
+    </w:p>
+    <w:p>
+      <w:pPr>
+        <w:pStyle w:val="BodyText"/>
+      </w:pPr>
+      <w:r>
+        <w:t xml:space="preserve">알렉스: 녹음기 껐어요. 보이죠? 꺼졌어요.</w:t>
+      </w:r>
+    </w:p>
+    <w:bookmarkEnd w:id="34"/>
+    <w:bookmarkStart w:id="35" w:name="절정전환-녹음기가-꺼진-뒤-1"/>
+    <w:p>
+      <w:pPr>
+        <w:pStyle w:val="Heading3"/>
+      </w:pPr>
+      <w:r>
+        <w:t xml:space="preserve">절정·전환 — 녹음기가 꺼진 뒤</w:t>
+      </w:r>
+    </w:p>
+    <w:p>
+      <w:pPr>
+        <w:pStyle w:val="FirstParagraph"/>
+      </w:pPr>
+      <w:r>
+        <w:t xml:space="preserve">알렉스: 우리끼리 얘기예요. 오프더레코드로. 톰 브레넌은 실제로 어떤 사람이었어요?</w:t>
+      </w:r>
+    </w:p>
+    <w:p>
+      <w:pPr>
+        <w:pStyle w:val="BodyText"/>
+      </w:pPr>
+      <w:r>
+        <w:t xml:space="preserve">노아: …</w:t>
+      </w:r>
+    </w:p>
+    <w:p>
+      <w:pPr>
+        <w:pStyle w:val="BodyText"/>
+      </w:pPr>
+      <w:r>
+        <w:t xml:space="preserve">알렉스: 말해도 돼요. 인용 안 할게요, 약속해요. 그냥 그 사람을 이해하고 싶어서요. 이 업계 사람들은 다들 톰 브레넌 이야기 하나씩은 있는 것 같거든요.</w:t>
+      </w:r>
+    </w:p>
+    <w:p>
+      <w:pPr>
+        <w:pStyle w:val="BodyText"/>
+      </w:pPr>
+      <w:r>
+        <w:t xml:space="preserve">노아: 톰은… 언젠가 저한테</w:t>
+      </w:r>
+      <w:r>
+        <w:t xml:space="preserve"> </w:t>
+      </w:r>
+      <w:r>
+        <w:t xml:space="preserve">“</w:t>
+      </w:r>
+      <w:r>
+        <w:t xml:space="preserve">개인적인 감정은 없어. 그냥 비즈니스야</w:t>
+      </w:r>
+      <w:r>
+        <w:t xml:space="preserve">”</w:t>
+      </w:r>
+      <w:r>
+        <w:t xml:space="preserve">라고 했어요.</w:t>
+      </w:r>
+    </w:p>
+    <w:p>
+      <w:pPr>
+        <w:pStyle w:val="BodyText"/>
+      </w:pPr>
+      <w:r>
+        <w:t xml:space="preserve">조이: 노아. 커피 식어요.</w:t>
+      </w:r>
+    </w:p>
+    <w:p>
+      <w:pPr>
+        <w:pStyle w:val="BodyText"/>
+      </w:pPr>
+      <w:r>
+        <w:t xml:space="preserve">노아: …고마워요, 조이.</w:t>
+      </w:r>
+    </w:p>
+    <w:p>
+      <w:pPr>
+        <w:pStyle w:val="BodyText"/>
+      </w:pPr>
+      <w:r>
+        <w:t xml:space="preserve">알렉스: 계속해요.</w:t>
+      </w:r>
+      <w:r>
+        <w:t xml:space="preserve"> </w:t>
+      </w:r>
+      <w:r>
+        <w:t xml:space="preserve">“</w:t>
+      </w:r>
+      <w:r>
+        <w:t xml:space="preserve">그냥 비즈니스.</w:t>
+      </w:r>
+      <w:r>
+        <w:t xml:space="preserve">”</w:t>
+      </w:r>
+      <w:r>
+        <w:t xml:space="preserve"> </w:t>
+      </w:r>
+      <w:r>
+        <w:t xml:space="preserve">언제 그 말을 했어요?</w:t>
+      </w:r>
+    </w:p>
+    <w:p>
+      <w:pPr>
+        <w:pStyle w:val="BodyText"/>
+      </w:pPr>
+      <w:r>
+        <w:t xml:space="preserve">노아: 알렉스, 미안해요. 전부 공식 기록이라고 했잖아요. 진심이었어요.</w:t>
+      </w:r>
+    </w:p>
+    <w:p>
+      <w:pPr>
+        <w:pStyle w:val="BodyText"/>
+      </w:pPr>
+      <w:r>
+        <w:t xml:space="preserve">알렉스: 녹음기는 꺼졌어요.</w:t>
+      </w:r>
+    </w:p>
+    <w:p>
+      <w:pPr>
+        <w:pStyle w:val="BodyText"/>
+      </w:pPr>
+      <w:r>
+        <w:t xml:space="preserve">노아: 제 기억은 안 꺼졌어요. 당신 기억도요.</w:t>
+      </w:r>
+    </w:p>
+    <w:p>
+      <w:pPr>
+        <w:pStyle w:val="BodyText"/>
+      </w:pPr>
+      <w:r>
+        <w:t xml:space="preserve">알렉스: …맞는 말이네요. 대부분은 빨간불이 꺼지면 긴장을 풀어요.</w:t>
+      </w:r>
+    </w:p>
+    <w:p>
+      <w:pPr>
+        <w:pStyle w:val="BodyText"/>
+      </w:pPr>
+      <w:r>
+        <w:t xml:space="preserve">노아: 그럼 인쇄해도 되는 말을 드릴게요. 할번은 좋은 제품을 만들어요. 좋은 사람들이 일하고요.</w:t>
+      </w:r>
+    </w:p>
+    <w:p>
+      <w:pPr>
+        <w:pStyle w:val="BodyText"/>
+      </w:pPr>
+      <w:r>
+        <w:t xml:space="preserve">알렉스: 그럼 톰은요?</w:t>
+      </w:r>
+    </w:p>
+    <w:p>
+      <w:pPr>
+        <w:pStyle w:val="BodyText"/>
+      </w:pPr>
+      <w:r>
+        <w:t xml:space="preserve">노아: 톰은 아주 좋은 경쟁자예요. 우릴 더 낫게 만들어요. 공식 기록으로.</w:t>
+      </w:r>
+    </w:p>
+    <w:p>
+      <w:pPr>
+        <w:pStyle w:val="BodyText"/>
+      </w:pPr>
+      <w:r>
+        <w:t xml:space="preserve">알렉스: 아무것도 안 줄 거죠, 그렇죠?</w:t>
+      </w:r>
+    </w:p>
+    <w:p>
+      <w:pPr>
+        <w:pStyle w:val="BodyText"/>
+      </w:pPr>
+      <w:r>
+        <w:t xml:space="preserve">노아: 회수 일정, 근본 원인, 그리고 감염 0건을 드렸어요. 전부 공식 기록으로요. 회수 뒤에 대부분의 회사가 주는 것보다 훨씬 많은 거예요.</w:t>
+      </w:r>
+    </w:p>
+    <w:p>
+      <w:pPr>
+        <w:pStyle w:val="BodyText"/>
+      </w:pPr>
+      <w:r>
+        <w:t xml:space="preserve">알렉스: 좋은 이야기예요. 내가 찾으러 온 건 아니지만.</w:t>
+      </w:r>
+    </w:p>
+    <w:p>
+      <w:pPr>
+        <w:pStyle w:val="BodyText"/>
+      </w:pPr>
+      <w:r>
+        <w:t xml:space="preserve">조이: 할번 메모가 기사에 들어가요?</w:t>
+      </w:r>
+    </w:p>
+    <w:p>
+      <w:pPr>
+        <w:pStyle w:val="BodyText"/>
+      </w:pPr>
+      <w:r>
+        <w:t xml:space="preserve">알렉스: 별도 기사로요. 할번에 코멘트 요청할 거예요. 공정성 규칙이죠.</w:t>
+      </w:r>
+    </w:p>
+    <w:p>
+      <w:pPr>
+        <w:pStyle w:val="BodyText"/>
+      </w:pPr>
+      <w:r>
+        <w:t xml:space="preserve">노아: 그럼 우리 기사는요?</w:t>
+      </w:r>
+    </w:p>
+    <w:p>
+      <w:pPr>
+        <w:pStyle w:val="BodyText"/>
+      </w:pPr>
+      <w:r>
+        <w:t xml:space="preserve">알렉스: 다음 주 월요일. 그 전에 인용문을 보낼게요. 사실 확인용이지, 승인용이 아니에요. 숫자가 틀렸으면 말해 줘요. 그냥 문장이 마음에 안 드는 거라면, 그건 다른 얘기고요.</w:t>
+      </w:r>
+    </w:p>
+    <w:p>
+      <w:pPr>
+        <w:pStyle w:val="BodyText"/>
+      </w:pPr>
+      <w:r>
+        <w:t xml:space="preserve">조이: 알겠어요. 고마워요, 알렉스.</w:t>
+      </w:r>
+    </w:p>
+    <w:p>
+      <w:pPr>
+        <w:pStyle w:val="BodyText"/>
+      </w:pPr>
+      <w:r>
+        <w:t xml:space="preserve">알렉스: 노아. 오프든 온이든. 당신은 내가 인터뷰한 CEO 중 가장 지루해요.</w:t>
+      </w:r>
+    </w:p>
+    <w:p>
+      <w:pPr>
+        <w:pStyle w:val="BodyText"/>
+      </w:pPr>
+      <w:r>
+        <w:t xml:space="preserve">노아: 고마워요. 그게 목표예요.</w:t>
+      </w:r>
+    </w:p>
+    <w:p>
+      <w:pPr>
+        <w:pStyle w:val="BodyText"/>
+      </w:pPr>
+      <w:r>
+        <w:t xml:space="preserve">알렉스: 칭찬이에요. 지루한 CEO들은 내 다른 기사에 안 나오거든요.</w:t>
+      </w:r>
+    </w:p>
+    <w:bookmarkEnd w:id="35"/>
+    <w:bookmarkStart w:id="36" w:name="마무리-다음-주-월요일-1"/>
+    <w:p>
+      <w:pPr>
+        <w:pStyle w:val="Heading3"/>
+      </w:pPr>
+      <w:r>
+        <w:t xml:space="preserve">마무리 — 다음 주 월요일</w:t>
+      </w:r>
+    </w:p>
+    <w:p>
+      <w:pPr>
+        <w:pStyle w:val="FirstParagraph"/>
+      </w:pPr>
+      <w:r>
+        <w:t xml:space="preserve">조이: 나왔어요. 제목:</w:t>
+      </w:r>
+      <w:r>
+        <w:t xml:space="preserve"> </w:t>
+      </w:r>
+      <w:r>
+        <w:t xml:space="preserve">“</w:t>
+      </w:r>
+      <w:r>
+        <w:t xml:space="preserve">스스로를 회수한 스타트업.</w:t>
+      </w:r>
+      <w:r>
+        <w:t xml:space="preserve">”</w:t>
+      </w:r>
+    </w:p>
+    <w:p>
+      <w:pPr>
+        <w:pStyle w:val="BodyText"/>
+      </w:pPr>
+      <w:r>
+        <w:t xml:space="preserve">다이앤: 첫 줄 읽어 봐요.</w:t>
+      </w:r>
+    </w:p>
+    <w:p>
+      <w:pPr>
+        <w:pStyle w:val="BodyText"/>
+      </w:pPr>
+      <w:r>
+        <w:t xml:space="preserve">조이:</w:t>
+      </w:r>
+      <w:r>
+        <w:t xml:space="preserve"> </w:t>
+      </w:r>
+      <w:r>
+        <w:t xml:space="preserve">“</w:t>
+      </w:r>
+      <w:r>
+        <w:t xml:space="preserve">시험 실패 두 시간 만에, 오스틴의 젊은 회사가 자기 제품을 거둬들였다.</w:t>
+      </w:r>
+      <w:r>
+        <w:t xml:space="preserve">”</w:t>
+      </w:r>
+    </w:p>
+    <w:p>
+      <w:pPr>
+        <w:pStyle w:val="BodyText"/>
+      </w:pPr>
+      <w:r>
+        <w:t xml:space="preserve">다이앤: 공정해요. 정확하고. 내가 싫어하는 형용사가 하나도 없어요.</w:t>
+      </w:r>
+    </w:p>
+    <w:p>
+      <w:pPr>
+        <w:pStyle w:val="BodyText"/>
+      </w:pPr>
+      <w:r>
+        <w:t xml:space="preserve">조이: 그리고 할번 메모는 별도 기사예요. 1면에요. 노아 인용은 어디에도 없어요. 알렉스는 약속을 다 지켰고, 우리도 우리 약속을 지켰어요.</w:t>
+      </w:r>
+    </w:p>
+    <w:p>
+      <w:pPr>
+        <w:pStyle w:val="BodyText"/>
+      </w:pPr>
+      <w:r>
+        <w:t xml:space="preserve">노아: 좋아요.</w:t>
+      </w:r>
+    </w:p>
+    <w:p>
+      <w:pPr>
+        <w:pStyle w:val="BodyText"/>
+      </w:pPr>
+      <w:r>
+        <w:t xml:space="preserve">조이: 전화요. 그게… 톰 브레넌이에요.</w:t>
+      </w:r>
+    </w:p>
+    <w:p>
+      <w:pPr>
+        <w:pStyle w:val="BodyText"/>
+      </w:pPr>
+      <w:r>
+        <w:t xml:space="preserve">톰: 노아. 메모 기사. 리베라한테 그 얘기 했어?</w:t>
+      </w:r>
+    </w:p>
+    <w:p>
+      <w:pPr>
+        <w:pStyle w:val="BodyText"/>
+      </w:pPr>
+      <w:r>
+        <w:t xml:space="preserve">노아: 아니요. 우리 기사 읽어 봐요. 그리고 그쪽 기사도. 제 이름은 없어요.</w:t>
+      </w:r>
+    </w:p>
+    <w:p>
+      <w:pPr>
+        <w:pStyle w:val="BodyText"/>
+      </w:pPr>
+      <w:r>
+        <w:t xml:space="preserve">톰: 둘 다 읽었어. 두 번. 날</w:t>
+      </w:r>
+      <w:r>
+        <w:t xml:space="preserve"> </w:t>
+      </w:r>
+      <w:r>
+        <w:t xml:space="preserve">“</w:t>
+      </w:r>
+      <w:r>
+        <w:t xml:space="preserve">아주 좋은 경쟁자</w:t>
+      </w:r>
+      <w:r>
+        <w:t xml:space="preserve">”</w:t>
+      </w:r>
+      <w:r>
+        <w:t xml:space="preserve">라고 했더군.</w:t>
+      </w:r>
+    </w:p>
+    <w:p>
+      <w:pPr>
+        <w:pStyle w:val="BodyText"/>
+      </w:pPr>
+      <w:r>
+        <w:t xml:space="preserve">노아: 공식 기록으로요.</w:t>
+      </w:r>
+    </w:p>
+    <w:p>
+      <w:pPr>
+        <w:pStyle w:val="BodyText"/>
+      </w:pPr>
+      <w:r>
+        <w:t xml:space="preserve">톰: …고마워. 자주 하는 말 아니니까 익숙해지지 마. 하지만 그 기자한테 우릴 다치게 할 수도 있었는데, 넌 안 그랬어. 알고 있어.</w:t>
+      </w:r>
+    </w:p>
+    <w:p>
+      <w:pPr>
+        <w:pStyle w:val="BodyText"/>
+      </w:pPr>
+      <w:r>
+        <w:t xml:space="preserve">노아: 익숙해지지 않을게요. 개인적인 감정은 없어요, 톰.</w:t>
+      </w:r>
+    </w:p>
+    <w:p>
+      <w:pPr>
+        <w:pStyle w:val="BodyText"/>
+      </w:pPr>
+      <w:r>
+        <w:t xml:space="preserve">데릭: 노아. 보류된 18곳. 계획이 있어요. 하다드 먼저.</w:t>
+      </w:r>
+    </w:p>
+    <w:p>
+      <w:pPr>
+        <w:pStyle w:val="BodyText"/>
+      </w:pPr>
+      <w:r>
+        <w:t xml:space="preserve">노아: 왜 가장 어려운 곳부터요?</w:t>
+      </w:r>
+    </w:p>
+    <w:bookmarkEnd w:id="36"/>
+    <w:bookmarkEnd w:id="37"/>
+    <w:bookmarkEnd w:id="38"/>
     <w:sectPr/>
   </w:body>
 </w:document>
@@ -4292,583 +4239,8 @@
       </w:pPr>
     </w:lvl>
   </w:abstractNum>
-  <w:abstractNum w:abstractNumId="99411">
-    <w:nsid w:val="A99411"/>
-    <w:multiLevelType w:val="multilevel"/>
-    <w:lvl w:ilvl="0">
-      <w:start w:val="1"/>
-      <w:numFmt w:val="decimal"/>
-      <w:lvlText w:val="%1."/>
-      <w:lvlJc w:val="left"/>
-      <w:pPr>
-        <w:ind w:left="720" w:hanging="480"/>
-      </w:pPr>
-    </w:lvl>
-    <w:lvl w:ilvl="1">
-      <w:start w:val="1"/>
-      <w:numFmt w:val="decimal"/>
-      <w:lvlText w:val="%2."/>
-      <w:lvlJc w:val="left"/>
-      <w:pPr>
-        <w:ind w:left="1440" w:hanging="480"/>
-      </w:pPr>
-    </w:lvl>
-    <w:lvl w:ilvl="2">
-      <w:start w:val="1"/>
-      <w:numFmt w:val="decimal"/>
-      <w:lvlText w:val="%3."/>
-      <w:lvlJc w:val="left"/>
-      <w:pPr>
-        <w:ind w:left="2160" w:hanging="480"/>
-      </w:pPr>
-    </w:lvl>
-    <w:lvl w:ilvl="3">
-      <w:start w:val="1"/>
-      <w:numFmt w:val="decimal"/>
-      <w:lvlText w:val="%4."/>
-      <w:lvlJc w:val="left"/>
-      <w:pPr>
-        <w:ind w:left="2880" w:hanging="480"/>
-      </w:pPr>
-    </w:lvl>
-    <w:lvl w:ilvl="4">
-      <w:start w:val="1"/>
-      <w:numFmt w:val="decimal"/>
-      <w:lvlText w:val="%5."/>
-      <w:lvlJc w:val="left"/>
-      <w:pPr>
-        <w:ind w:left="3600" w:hanging="480"/>
-      </w:pPr>
-    </w:lvl>
-    <w:lvl w:ilvl="5">
-      <w:start w:val="1"/>
-      <w:numFmt w:val="decimal"/>
-      <w:lvlText w:val="%6."/>
-      <w:lvlJc w:val="left"/>
-      <w:pPr>
-        <w:ind w:left="4320" w:hanging="480"/>
-      </w:pPr>
-    </w:lvl>
-    <w:lvl w:ilvl="6">
-      <w:start w:val="1"/>
-      <w:numFmt w:val="decimal"/>
-      <w:lvlText w:val="%7."/>
-      <w:lvlJc w:val="left"/>
-      <w:pPr>
-        <w:ind w:left="5040" w:hanging="480"/>
-      </w:pPr>
-    </w:lvl>
-    <w:lvl w:ilvl="7">
-      <w:start w:val="1"/>
-      <w:numFmt w:val="decimal"/>
-      <w:lvlText w:val="%8."/>
-      <w:lvlJc w:val="left"/>
-      <w:pPr>
-        <w:ind w:left="5760" w:hanging="480"/>
-      </w:pPr>
-    </w:lvl>
-    <w:lvl w:ilvl="8">
-      <w:start w:val="1"/>
-      <w:numFmt w:val="decimal"/>
-      <w:lvlText w:val="%9."/>
-      <w:lvlJc w:val="left"/>
-      <w:pPr>
-        <w:ind w:left="6480" w:hanging="480"/>
-      </w:pPr>
-    </w:lvl>
-  </w:abstractNum>
-  <w:abstractNum w:abstractNumId="994116">
-    <w:nsid w:val="A994116"/>
-    <w:multiLevelType w:val="multilevel"/>
-    <w:lvl w:ilvl="0">
-      <w:start w:val="16"/>
-      <w:numFmt w:val="decimal"/>
-      <w:lvlText w:val="%1."/>
-      <w:lvlJc w:val="left"/>
-      <w:pPr>
-        <w:ind w:left="720" w:hanging="480"/>
-      </w:pPr>
-    </w:lvl>
-    <w:lvl w:ilvl="1">
-      <w:start w:val="16"/>
-      <w:numFmt w:val="decimal"/>
-      <w:lvlText w:val="%2."/>
-      <w:lvlJc w:val="left"/>
-      <w:pPr>
-        <w:ind w:left="1440" w:hanging="480"/>
-      </w:pPr>
-    </w:lvl>
-    <w:lvl w:ilvl="2">
-      <w:start w:val="16"/>
-      <w:numFmt w:val="decimal"/>
-      <w:lvlText w:val="%3."/>
-      <w:lvlJc w:val="left"/>
-      <w:pPr>
-        <w:ind w:left="2160" w:hanging="480"/>
-      </w:pPr>
-    </w:lvl>
-    <w:lvl w:ilvl="3">
-      <w:start w:val="16"/>
-      <w:numFmt w:val="decimal"/>
-      <w:lvlText w:val="%4."/>
-      <w:lvlJc w:val="left"/>
-      <w:pPr>
-        <w:ind w:left="2880" w:hanging="480"/>
-      </w:pPr>
-    </w:lvl>
-    <w:lvl w:ilvl="4">
-      <w:start w:val="16"/>
-      <w:numFmt w:val="decimal"/>
-      <w:lvlText w:val="%5."/>
-      <w:lvlJc w:val="left"/>
-      <w:pPr>
-        <w:ind w:left="3600" w:hanging="480"/>
-      </w:pPr>
-    </w:lvl>
-    <w:lvl w:ilvl="5">
-      <w:start w:val="16"/>
-      <w:numFmt w:val="decimal"/>
-      <w:lvlText w:val="%6."/>
-      <w:lvlJc w:val="left"/>
-      <w:pPr>
-        <w:ind w:left="4320" w:hanging="480"/>
-      </w:pPr>
-    </w:lvl>
-    <w:lvl w:ilvl="6">
-      <w:start w:val="16"/>
-      <w:numFmt w:val="decimal"/>
-      <w:lvlText w:val="%7."/>
-      <w:lvlJc w:val="left"/>
-      <w:pPr>
-        <w:ind w:left="5040" w:hanging="480"/>
-      </w:pPr>
-    </w:lvl>
-    <w:lvl w:ilvl="7">
-      <w:start w:val="16"/>
-      <w:numFmt w:val="decimal"/>
-      <w:lvlText w:val="%8."/>
-      <w:lvlJc w:val="left"/>
-      <w:pPr>
-        <w:ind w:left="5760" w:hanging="480"/>
-      </w:pPr>
-    </w:lvl>
-    <w:lvl w:ilvl="8">
-      <w:start w:val="16"/>
-      <w:numFmt w:val="decimal"/>
-      <w:lvlText w:val="%9."/>
-      <w:lvlJc w:val="left"/>
-      <w:pPr>
-        <w:ind w:left="6480" w:hanging="480"/>
-      </w:pPr>
-    </w:lvl>
-  </w:abstractNum>
-  <w:abstractNum w:abstractNumId="994151">
-    <w:nsid w:val="A994151"/>
-    <w:multiLevelType w:val="multilevel"/>
-    <w:lvl w:ilvl="0">
-      <w:start w:val="51"/>
-      <w:numFmt w:val="decimal"/>
-      <w:lvlText w:val="%1."/>
-      <w:lvlJc w:val="left"/>
-      <w:pPr>
-        <w:ind w:left="720" w:hanging="480"/>
-      </w:pPr>
-    </w:lvl>
-    <w:lvl w:ilvl="1">
-      <w:start w:val="51"/>
-      <w:numFmt w:val="decimal"/>
-      <w:lvlText w:val="%2."/>
-      <w:lvlJc w:val="left"/>
-      <w:pPr>
-        <w:ind w:left="1440" w:hanging="480"/>
-      </w:pPr>
-    </w:lvl>
-    <w:lvl w:ilvl="2">
-      <w:start w:val="51"/>
-      <w:numFmt w:val="decimal"/>
-      <w:lvlText w:val="%3."/>
-      <w:lvlJc w:val="left"/>
-      <w:pPr>
-        <w:ind w:left="2160" w:hanging="480"/>
-      </w:pPr>
-    </w:lvl>
-    <w:lvl w:ilvl="3">
-      <w:start w:val="51"/>
-      <w:numFmt w:val="decimal"/>
-      <w:lvlText w:val="%4."/>
-      <w:lvlJc w:val="left"/>
-      <w:pPr>
-        <w:ind w:left="2880" w:hanging="480"/>
-      </w:pPr>
-    </w:lvl>
-    <w:lvl w:ilvl="4">
-      <w:start w:val="51"/>
-      <w:numFmt w:val="decimal"/>
-      <w:lvlText w:val="%5."/>
-      <w:lvlJc w:val="left"/>
-      <w:pPr>
-        <w:ind w:left="3600" w:hanging="480"/>
-      </w:pPr>
-    </w:lvl>
-    <w:lvl w:ilvl="5">
-      <w:start w:val="51"/>
-      <w:numFmt w:val="decimal"/>
-      <w:lvlText w:val="%6."/>
-      <w:lvlJc w:val="left"/>
-      <w:pPr>
-        <w:ind w:left="4320" w:hanging="480"/>
-      </w:pPr>
-    </w:lvl>
-    <w:lvl w:ilvl="6">
-      <w:start w:val="51"/>
-      <w:numFmt w:val="decimal"/>
-      <w:lvlText w:val="%7."/>
-      <w:lvlJc w:val="left"/>
-      <w:pPr>
-        <w:ind w:left="5040" w:hanging="480"/>
-      </w:pPr>
-    </w:lvl>
-    <w:lvl w:ilvl="7">
-      <w:start w:val="51"/>
-      <w:numFmt w:val="decimal"/>
-      <w:lvlText w:val="%8."/>
-      <w:lvlJc w:val="left"/>
-      <w:pPr>
-        <w:ind w:left="5760" w:hanging="480"/>
-      </w:pPr>
-    </w:lvl>
-    <w:lvl w:ilvl="8">
-      <w:start w:val="51"/>
-      <w:numFmt w:val="decimal"/>
-      <w:lvlText w:val="%9."/>
-      <w:lvlJc w:val="left"/>
-      <w:pPr>
-        <w:ind w:left="6480" w:hanging="480"/>
-      </w:pPr>
-    </w:lvl>
-  </w:abstractNum>
-  <w:abstractNum w:abstractNumId="994181">
-    <w:nsid w:val="A994181"/>
-    <w:multiLevelType w:val="multilevel"/>
-    <w:lvl w:ilvl="0">
-      <w:start w:val="81"/>
-      <w:numFmt w:val="decimal"/>
-      <w:lvlText w:val="%1."/>
-      <w:lvlJc w:val="left"/>
-      <w:pPr>
-        <w:ind w:left="720" w:hanging="480"/>
-      </w:pPr>
-    </w:lvl>
-    <w:lvl w:ilvl="1">
-      <w:start w:val="81"/>
-      <w:numFmt w:val="decimal"/>
-      <w:lvlText w:val="%2."/>
-      <w:lvlJc w:val="left"/>
-      <w:pPr>
-        <w:ind w:left="1440" w:hanging="480"/>
-      </w:pPr>
-    </w:lvl>
-    <w:lvl w:ilvl="2">
-      <w:start w:val="81"/>
-      <w:numFmt w:val="decimal"/>
-      <w:lvlText w:val="%3."/>
-      <w:lvlJc w:val="left"/>
-      <w:pPr>
-        <w:ind w:left="2160" w:hanging="480"/>
-      </w:pPr>
-    </w:lvl>
-    <w:lvl w:ilvl="3">
-      <w:start w:val="81"/>
-      <w:numFmt w:val="decimal"/>
-      <w:lvlText w:val="%4."/>
-      <w:lvlJc w:val="left"/>
-      <w:pPr>
-        <w:ind w:left="2880" w:hanging="480"/>
-      </w:pPr>
-    </w:lvl>
-    <w:lvl w:ilvl="4">
-      <w:start w:val="81"/>
-      <w:numFmt w:val="decimal"/>
-      <w:lvlText w:val="%5."/>
-      <w:lvlJc w:val="left"/>
-      <w:pPr>
-        <w:ind w:left="3600" w:hanging="480"/>
-      </w:pPr>
-    </w:lvl>
-    <w:lvl w:ilvl="5">
-      <w:start w:val="81"/>
-      <w:numFmt w:val="decimal"/>
-      <w:lvlText w:val="%6."/>
-      <w:lvlJc w:val="left"/>
-      <w:pPr>
-        <w:ind w:left="4320" w:hanging="480"/>
-      </w:pPr>
-    </w:lvl>
-    <w:lvl w:ilvl="6">
-      <w:start w:val="81"/>
-      <w:numFmt w:val="decimal"/>
-      <w:lvlText w:val="%7."/>
-      <w:lvlJc w:val="left"/>
-      <w:pPr>
-        <w:ind w:left="5040" w:hanging="480"/>
-      </w:pPr>
-    </w:lvl>
-    <w:lvl w:ilvl="7">
-      <w:start w:val="81"/>
-      <w:numFmt w:val="decimal"/>
-      <w:lvlText w:val="%8."/>
-      <w:lvlJc w:val="left"/>
-      <w:pPr>
-        <w:ind w:left="5760" w:hanging="480"/>
-      </w:pPr>
-    </w:lvl>
-    <w:lvl w:ilvl="8">
-      <w:start w:val="81"/>
-      <w:numFmt w:val="decimal"/>
-      <w:lvlText w:val="%9."/>
-      <w:lvlJc w:val="left"/>
-      <w:pPr>
-        <w:ind w:left="6480" w:hanging="480"/>
-      </w:pPr>
-    </w:lvl>
-  </w:abstractNum>
-  <w:abstractNum w:abstractNumId="9941106">
-    <w:nsid w:val="A9941106"/>
-    <w:multiLevelType w:val="multilevel"/>
-    <w:lvl w:ilvl="0">
-      <w:start w:val="106"/>
-      <w:numFmt w:val="decimal"/>
-      <w:lvlText w:val="%1."/>
-      <w:lvlJc w:val="left"/>
-      <w:pPr>
-        <w:ind w:left="720" w:hanging="480"/>
-      </w:pPr>
-    </w:lvl>
-    <w:lvl w:ilvl="1">
-      <w:start w:val="106"/>
-      <w:numFmt w:val="decimal"/>
-      <w:lvlText w:val="%2."/>
-      <w:lvlJc w:val="left"/>
-      <w:pPr>
-        <w:ind w:left="1440" w:hanging="480"/>
-      </w:pPr>
-    </w:lvl>
-    <w:lvl w:ilvl="2">
-      <w:start w:val="106"/>
-      <w:numFmt w:val="decimal"/>
-      <w:lvlText w:val="%3."/>
-      <w:lvlJc w:val="left"/>
-      <w:pPr>
-        <w:ind w:left="2160" w:hanging="480"/>
-      </w:pPr>
-    </w:lvl>
-    <w:lvl w:ilvl="3">
-      <w:start w:val="106"/>
-      <w:numFmt w:val="decimal"/>
-      <w:lvlText w:val="%4."/>
-      <w:lvlJc w:val="left"/>
-      <w:pPr>
-        <w:ind w:left="2880" w:hanging="480"/>
-      </w:pPr>
-    </w:lvl>
-    <w:lvl w:ilvl="4">
-      <w:start w:val="106"/>
-      <w:numFmt w:val="decimal"/>
-      <w:lvlText w:val="%5."/>
-      <w:lvlJc w:val="left"/>
-      <w:pPr>
-        <w:ind w:left="3600" w:hanging="480"/>
-      </w:pPr>
-    </w:lvl>
-    <w:lvl w:ilvl="5">
-      <w:start w:val="106"/>
-      <w:numFmt w:val="decimal"/>
-      <w:lvlText w:val="%6."/>
-      <w:lvlJc w:val="left"/>
-      <w:pPr>
-        <w:ind w:left="4320" w:hanging="480"/>
-      </w:pPr>
-    </w:lvl>
-    <w:lvl w:ilvl="6">
-      <w:start w:val="106"/>
-      <w:numFmt w:val="decimal"/>
-      <w:lvlText w:val="%7."/>
-      <w:lvlJc w:val="left"/>
-      <w:pPr>
-        <w:ind w:left="5040" w:hanging="480"/>
-      </w:pPr>
-    </w:lvl>
-    <w:lvl w:ilvl="7">
-      <w:start w:val="106"/>
-      <w:numFmt w:val="decimal"/>
-      <w:lvlText w:val="%8."/>
-      <w:lvlJc w:val="left"/>
-      <w:pPr>
-        <w:ind w:left="5760" w:hanging="480"/>
-      </w:pPr>
-    </w:lvl>
-    <w:lvl w:ilvl="8">
-      <w:start w:val="106"/>
-      <w:numFmt w:val="decimal"/>
-      <w:lvlText w:val="%9."/>
-      <w:lvlJc w:val="left"/>
-      <w:pPr>
-        <w:ind w:left="6480" w:hanging="480"/>
-      </w:pPr>
-    </w:lvl>
-  </w:abstractNum>
   <w:num w:numId="1000">
     <w:abstractNumId w:val="990"/>
-  </w:num>
-  <w:num w:numId="1001">
-    <w:abstractNumId w:val="99411"/>
-    <w:lvlOverride w:ilvl="0">
-      <w:startOverride w:val="1"/>
-    </w:lvlOverride>
-    <w:lvlOverride w:ilvl="1">
-      <w:startOverride w:val="1"/>
-    </w:lvlOverride>
-    <w:lvlOverride w:ilvl="2">
-      <w:startOverride w:val="1"/>
-    </w:lvlOverride>
-    <w:lvlOverride w:ilvl="3">
-      <w:startOverride w:val="1"/>
-    </w:lvlOverride>
-    <w:lvlOverride w:ilvl="4">
-      <w:startOverride w:val="1"/>
-    </w:lvlOverride>
-    <w:lvlOverride w:ilvl="5">
-      <w:startOverride w:val="1"/>
-    </w:lvlOverride>
-    <w:lvlOverride w:ilvl="6">
-      <w:startOverride w:val="1"/>
-    </w:lvlOverride>
-    <w:lvlOverride w:ilvl="7">
-      <w:startOverride w:val="1"/>
-    </w:lvlOverride>
-    <w:lvlOverride w:ilvl="8">
-      <w:startOverride w:val="1"/>
-    </w:lvlOverride>
-  </w:num>
-  <w:num w:numId="1002">
-    <w:abstractNumId w:val="994116"/>
-    <w:lvlOverride w:ilvl="0">
-      <w:startOverride w:val="16"/>
-    </w:lvlOverride>
-    <w:lvlOverride w:ilvl="1">
-      <w:startOverride w:val="16"/>
-    </w:lvlOverride>
-    <w:lvlOverride w:ilvl="2">
-      <w:startOverride w:val="16"/>
-    </w:lvlOverride>
-    <w:lvlOverride w:ilvl="3">
-      <w:startOverride w:val="16"/>
-    </w:lvlOverride>
-    <w:lvlOverride w:ilvl="4">
-      <w:startOverride w:val="16"/>
-    </w:lvlOverride>
-    <w:lvlOverride w:ilvl="5">
-      <w:startOverride w:val="16"/>
-    </w:lvlOverride>
-    <w:lvlOverride w:ilvl="6">
-      <w:startOverride w:val="16"/>
-    </w:lvlOverride>
-    <w:lvlOverride w:ilvl="7">
-      <w:startOverride w:val="16"/>
-    </w:lvlOverride>
-    <w:lvlOverride w:ilvl="8">
-      <w:startOverride w:val="16"/>
-    </w:lvlOverride>
-  </w:num>
-  <w:num w:numId="1003">
-    <w:abstractNumId w:val="994151"/>
-    <w:lvlOverride w:ilvl="0">
-      <w:startOverride w:val="51"/>
-    </w:lvlOverride>
-    <w:lvlOverride w:ilvl="1">
-      <w:startOverride w:val="51"/>
-    </w:lvlOverride>
-    <w:lvlOverride w:ilvl="2">
-      <w:startOverride w:val="51"/>
-    </w:lvlOverride>
-    <w:lvlOverride w:ilvl="3">
-      <w:startOverride w:val="51"/>
-    </w:lvlOverride>
-    <w:lvlOverride w:ilvl="4">
-      <w:startOverride w:val="51"/>
-    </w:lvlOverride>
-    <w:lvlOverride w:ilvl="5">
-      <w:startOverride w:val="51"/>
-    </w:lvlOverride>
-    <w:lvlOverride w:ilvl="6">
-      <w:startOverride w:val="51"/>
-    </w:lvlOverride>
-    <w:lvlOverride w:ilvl="7">
-      <w:startOverride w:val="51"/>
-    </w:lvlOverride>
-    <w:lvlOverride w:ilvl="8">
-      <w:startOverride w:val="51"/>
-    </w:lvlOverride>
-  </w:num>
-  <w:num w:numId="1004">
-    <w:abstractNumId w:val="994181"/>
-    <w:lvlOverride w:ilvl="0">
-      <w:startOverride w:val="81"/>
-    </w:lvlOverride>
-    <w:lvlOverride w:ilvl="1">
-      <w:startOverride w:val="81"/>
-    </w:lvlOverride>
-    <w:lvlOverride w:ilvl="2">
-      <w:startOverride w:val="81"/>
-    </w:lvlOverride>
-    <w:lvlOverride w:ilvl="3">
-      <w:startOverride w:val="81"/>
-    </w:lvlOverride>
-    <w:lvlOverride w:ilvl="4">
-      <w:startOverride w:val="81"/>
-    </w:lvlOverride>
-    <w:lvlOverride w:ilvl="5">
-      <w:startOverride w:val="81"/>
-    </w:lvlOverride>
-    <w:lvlOverride w:ilvl="6">
-      <w:startOverride w:val="81"/>
-    </w:lvlOverride>
-    <w:lvlOverride w:ilvl="7">
-      <w:startOverride w:val="81"/>
-    </w:lvlOverride>
-    <w:lvlOverride w:ilvl="8">
-      <w:startOverride w:val="81"/>
-    </w:lvlOverride>
-  </w:num>
-  <w:num w:numId="1005">
-    <w:abstractNumId w:val="9941106"/>
-    <w:lvlOverride w:ilvl="0">
-      <w:startOverride w:val="106"/>
-    </w:lvlOverride>
-    <w:lvlOverride w:ilvl="1">
-      <w:startOverride w:val="106"/>
-    </w:lvlOverride>
-    <w:lvlOverride w:ilvl="2">
-      <w:startOverride w:val="106"/>
-    </w:lvlOverride>
-    <w:lvlOverride w:ilvl="3">
-      <w:startOverride w:val="106"/>
-    </w:lvlOverride>
-    <w:lvlOverride w:ilvl="4">
-      <w:startOverride w:val="106"/>
-    </w:lvlOverride>
-    <w:lvlOverride w:ilvl="5">
-      <w:startOverride w:val="106"/>
-    </w:lvlOverride>
-    <w:lvlOverride w:ilvl="6">
-      <w:startOverride w:val="106"/>
-    </w:lvlOverride>
-    <w:lvlOverride w:ilvl="7">
-      <w:startOverride w:val="106"/>
-    </w:lvlOverride>
-    <w:lvlOverride w:ilvl="8">
-      <w:startOverride w:val="106"/>
-    </w:lvlOverride>
   </w:num>
 </w:numbering>
 </file>
